--- a/iOS水坑攻击安全分析报告.docx
+++ b/iOS水坑攻击安全分析报告.docx
@@ -462,7 +462,7 @@
         <w:rPr>
           <w:noProof/>
         </w:rPr>
-        <w:instrText xml:space="preserve"> PAGEREF _Toc242109515 \h </w:instrText>
+        <w:instrText xml:space="preserve"> PAGEREF _Toc242180179 \h </w:instrText>
       </w:r>
       <w:r>
         <w:rPr>
@@ -529,7 +529,7 @@
         <w:rPr>
           <w:noProof/>
         </w:rPr>
-        <w:instrText xml:space="preserve"> PAGEREF _Toc242109516 \h </w:instrText>
+        <w:instrText xml:space="preserve"> PAGEREF _Toc242180180 \h </w:instrText>
       </w:r>
       <w:r>
         <w:rPr>
@@ -590,7 +590,7 @@
         <w:rPr>
           <w:noProof/>
         </w:rPr>
-        <w:instrText xml:space="preserve"> PAGEREF _Toc242109517 \h </w:instrText>
+        <w:instrText xml:space="preserve"> PAGEREF _Toc242180181 \h </w:instrText>
       </w:r>
       <w:r>
         <w:rPr>
@@ -657,7 +657,7 @@
         <w:rPr>
           <w:noProof/>
         </w:rPr>
-        <w:instrText xml:space="preserve"> PAGEREF _Toc242109518 \h </w:instrText>
+        <w:instrText xml:space="preserve"> PAGEREF _Toc242180182 \h </w:instrText>
       </w:r>
       <w:r>
         <w:rPr>
@@ -748,7 +748,7 @@
         <w:rPr>
           <w:noProof/>
         </w:rPr>
-        <w:instrText xml:space="preserve"> PAGEREF _Toc242109519 \h </w:instrText>
+        <w:instrText xml:space="preserve"> PAGEREF _Toc242180183 \h </w:instrText>
       </w:r>
       <w:r>
         <w:rPr>
@@ -815,7 +815,7 @@
         <w:rPr>
           <w:noProof/>
         </w:rPr>
-        <w:instrText xml:space="preserve"> PAGEREF _Toc242109520 \h </w:instrText>
+        <w:instrText xml:space="preserve"> PAGEREF _Toc242180184 \h </w:instrText>
       </w:r>
       <w:r>
         <w:rPr>
@@ -882,7 +882,7 @@
         <w:rPr>
           <w:noProof/>
         </w:rPr>
-        <w:instrText xml:space="preserve"> PAGEREF _Toc242109521 \h </w:instrText>
+        <w:instrText xml:space="preserve"> PAGEREF _Toc242180185 \h </w:instrText>
       </w:r>
       <w:r>
         <w:rPr>
@@ -949,7 +949,7 @@
         <w:rPr>
           <w:noProof/>
         </w:rPr>
-        <w:instrText xml:space="preserve"> PAGEREF _Toc242109522 \h </w:instrText>
+        <w:instrText xml:space="preserve"> PAGEREF _Toc242180186 \h </w:instrText>
       </w:r>
       <w:r>
         <w:rPr>
@@ -1016,7 +1016,7 @@
         <w:rPr>
           <w:noProof/>
         </w:rPr>
-        <w:instrText xml:space="preserve"> PAGEREF _Toc242109523 \h </w:instrText>
+        <w:instrText xml:space="preserve"> PAGEREF _Toc242180187 \h </w:instrText>
       </w:r>
       <w:r>
         <w:rPr>
@@ -1083,7 +1083,7 @@
         <w:rPr>
           <w:noProof/>
         </w:rPr>
-        <w:instrText xml:space="preserve"> PAGEREF _Toc242109524 \h </w:instrText>
+        <w:instrText xml:space="preserve"> PAGEREF _Toc242180188 \h </w:instrText>
       </w:r>
       <w:r>
         <w:rPr>
@@ -1144,7 +1144,7 @@
         <w:rPr>
           <w:noProof/>
         </w:rPr>
-        <w:instrText xml:space="preserve"> PAGEREF _Toc242109525 \h </w:instrText>
+        <w:instrText xml:space="preserve"> PAGEREF _Toc242180189 \h </w:instrText>
       </w:r>
       <w:r>
         <w:rPr>
@@ -1235,7 +1235,7 @@
         <w:rPr>
           <w:noProof/>
         </w:rPr>
-        <w:instrText xml:space="preserve"> PAGEREF _Toc242109526 \h </w:instrText>
+        <w:instrText xml:space="preserve"> PAGEREF _Toc242180190 \h </w:instrText>
       </w:r>
       <w:r>
         <w:rPr>
@@ -1362,7 +1362,7 @@
         <w:rPr>
           <w:noProof/>
         </w:rPr>
-        <w:instrText xml:space="preserve"> PAGEREF _Toc242109527 \h </w:instrText>
+        <w:instrText xml:space="preserve"> PAGEREF _Toc242180191 \h </w:instrText>
       </w:r>
       <w:r>
         <w:rPr>
@@ -1453,7 +1453,7 @@
         <w:rPr>
           <w:noProof/>
         </w:rPr>
-        <w:instrText xml:space="preserve"> PAGEREF _Toc242109528 \h </w:instrText>
+        <w:instrText xml:space="preserve"> PAGEREF _Toc242180192 \h </w:instrText>
       </w:r>
       <w:r>
         <w:rPr>
@@ -1520,7 +1520,7 @@
         <w:rPr>
           <w:noProof/>
         </w:rPr>
-        <w:instrText xml:space="preserve"> PAGEREF _Toc242109529 \h </w:instrText>
+        <w:instrText xml:space="preserve"> PAGEREF _Toc242180193 \h </w:instrText>
       </w:r>
       <w:r>
         <w:rPr>
@@ -1587,7 +1587,7 @@
         <w:rPr>
           <w:noProof/>
         </w:rPr>
-        <w:instrText xml:space="preserve"> PAGEREF _Toc242109530 \h </w:instrText>
+        <w:instrText xml:space="preserve"> PAGEREF _Toc242180194 \h </w:instrText>
       </w:r>
       <w:r>
         <w:rPr>
@@ -1604,7 +1604,7 @@
         <w:rPr>
           <w:noProof/>
         </w:rPr>
-        <w:t>8</w:t>
+        <w:t>9</w:t>
       </w:r>
       <w:r>
         <w:rPr>
@@ -1660,7 +1660,7 @@
         <w:rPr>
           <w:noProof/>
         </w:rPr>
-        <w:instrText xml:space="preserve"> PAGEREF _Toc242109531 \h </w:instrText>
+        <w:instrText xml:space="preserve"> PAGEREF _Toc242180195 \h </w:instrText>
       </w:r>
       <w:r>
         <w:rPr>
@@ -1727,7 +1727,7 @@
         <w:rPr>
           <w:noProof/>
         </w:rPr>
-        <w:instrText xml:space="preserve"> PAGEREF _Toc242109532 \h </w:instrText>
+        <w:instrText xml:space="preserve"> PAGEREF _Toc242180196 \h </w:instrText>
       </w:r>
       <w:r>
         <w:rPr>
@@ -1794,7 +1794,7 @@
         <w:rPr>
           <w:noProof/>
         </w:rPr>
-        <w:instrText xml:space="preserve"> PAGEREF _Toc242109533 \h </w:instrText>
+        <w:instrText xml:space="preserve"> PAGEREF _Toc242180197 \h </w:instrText>
       </w:r>
       <w:r>
         <w:rPr>
@@ -1861,7 +1861,7 @@
         <w:rPr>
           <w:noProof/>
         </w:rPr>
-        <w:instrText xml:space="preserve"> PAGEREF _Toc242109534 \h </w:instrText>
+        <w:instrText xml:space="preserve"> PAGEREF _Toc242180198 \h </w:instrText>
       </w:r>
       <w:r>
         <w:rPr>
@@ -1922,7 +1922,7 @@
         <w:rPr>
           <w:noProof/>
         </w:rPr>
-        <w:instrText xml:space="preserve"> PAGEREF _Toc242109535 \h </w:instrText>
+        <w:instrText xml:space="preserve"> PAGEREF _Toc242180199 \h </w:instrText>
       </w:r>
       <w:r>
         <w:rPr>
@@ -1983,7 +1983,7 @@
         <w:rPr>
           <w:noProof/>
         </w:rPr>
-        <w:instrText xml:space="preserve"> PAGEREF _Toc242109536 \h </w:instrText>
+        <w:instrText xml:space="preserve"> PAGEREF _Toc242180200 \h </w:instrText>
       </w:r>
       <w:r>
         <w:rPr>
@@ -2050,7 +2050,7 @@
         <w:rPr>
           <w:noProof/>
         </w:rPr>
-        <w:instrText xml:space="preserve"> PAGEREF _Toc242109537 \h </w:instrText>
+        <w:instrText xml:space="preserve"> PAGEREF _Toc242180201 \h </w:instrText>
       </w:r>
       <w:r>
         <w:rPr>
@@ -2117,7 +2117,7 @@
         <w:rPr>
           <w:noProof/>
         </w:rPr>
-        <w:instrText xml:space="preserve"> PAGEREF _Toc242109538 \h </w:instrText>
+        <w:instrText xml:space="preserve"> PAGEREF _Toc242180202 \h </w:instrText>
       </w:r>
       <w:r>
         <w:rPr>
@@ -2208,7 +2208,7 @@
         <w:rPr>
           <w:noProof/>
         </w:rPr>
-        <w:instrText xml:space="preserve"> PAGEREF _Toc242109539 \h </w:instrText>
+        <w:instrText xml:space="preserve"> PAGEREF _Toc242180203 \h </w:instrText>
       </w:r>
       <w:r>
         <w:rPr>
@@ -2275,7 +2275,7 @@
         <w:rPr>
           <w:noProof/>
         </w:rPr>
-        <w:instrText xml:space="preserve"> PAGEREF _Toc242109540 \h </w:instrText>
+        <w:instrText xml:space="preserve"> PAGEREF _Toc242180204 \h </w:instrText>
       </w:r>
       <w:r>
         <w:rPr>
@@ -2336,7 +2336,7 @@
         <w:rPr>
           <w:noProof/>
         </w:rPr>
-        <w:instrText xml:space="preserve"> PAGEREF _Toc242109541 \h </w:instrText>
+        <w:instrText xml:space="preserve"> PAGEREF _Toc242180205 \h </w:instrText>
       </w:r>
       <w:r>
         <w:rPr>
@@ -2397,7 +2397,7 @@
         <w:rPr>
           <w:noProof/>
         </w:rPr>
-        <w:instrText xml:space="preserve"> PAGEREF _Toc242109542 \h </w:instrText>
+        <w:instrText xml:space="preserve"> PAGEREF _Toc242180206 \h </w:instrText>
       </w:r>
       <w:r>
         <w:rPr>
@@ -2464,7 +2464,7 @@
         <w:rPr>
           <w:noProof/>
         </w:rPr>
-        <w:instrText xml:space="preserve"> PAGEREF _Toc242109543 \h </w:instrText>
+        <w:instrText xml:space="preserve"> PAGEREF _Toc242180207 \h </w:instrText>
       </w:r>
       <w:r>
         <w:rPr>
@@ -2532,7 +2532,7 @@
         <w:rPr>
           <w:noProof/>
         </w:rPr>
-        <w:instrText xml:space="preserve"> PAGEREF _Toc242109544 \h </w:instrText>
+        <w:instrText xml:space="preserve"> PAGEREF _Toc242180208 \h </w:instrText>
       </w:r>
       <w:r>
         <w:rPr>
@@ -2569,7 +2569,7 @@
         <w:lastRenderedPageBreak/>
         <w:fldChar w:fldCharType="end"/>
       </w:r>
-      <w:bookmarkStart w:id="0" w:name="_Toc242109515"/>
+      <w:bookmarkStart w:id="0" w:name="_Toc242180179"/>
       <w:r>
         <w:rPr>
           <w:rFonts w:hint="eastAsia"/>
@@ -2906,7 +2906,7 @@
           <w:rFonts w:hint="eastAsia"/>
         </w:rPr>
       </w:pPr>
-      <w:bookmarkStart w:id="1" w:name="_Toc242109516"/>
+      <w:bookmarkStart w:id="1" w:name="_Toc242180180"/>
       <w:r>
         <w:rPr>
           <w:rFonts w:hint="eastAsia"/>
@@ -3172,7 +3172,7 @@
           <w:rFonts w:hint="eastAsia"/>
         </w:rPr>
       </w:pPr>
-      <w:bookmarkStart w:id="2" w:name="_Toc242109517"/>
+      <w:bookmarkStart w:id="2" w:name="_Toc242180181"/>
       <w:r>
         <w:rPr>
           <w:rFonts w:hint="eastAsia"/>
@@ -3214,7 +3214,7 @@
           <w:rFonts w:hint="eastAsia"/>
         </w:rPr>
       </w:pPr>
-      <w:bookmarkStart w:id="3" w:name="_Toc242109518"/>
+      <w:bookmarkStart w:id="3" w:name="_Toc242180182"/>
       <w:r>
         <w:rPr>
           <w:rFonts w:hint="eastAsia"/>
@@ -3273,7 +3273,7 @@
           <w:rFonts w:hint="eastAsia"/>
         </w:rPr>
       </w:pPr>
-      <w:bookmarkStart w:id="4" w:name="_Toc242109519"/>
+      <w:bookmarkStart w:id="4" w:name="_Toc242180183"/>
       <w:r>
         <w:rPr>
           <w:rFonts w:hint="eastAsia"/>
@@ -3380,7 +3380,7 @@
           <w:rFonts w:hint="eastAsia"/>
         </w:rPr>
       </w:pPr>
-      <w:bookmarkStart w:id="5" w:name="_Toc242109520"/>
+      <w:bookmarkStart w:id="5" w:name="_Toc242180184"/>
       <w:r>
         <w:rPr>
           <w:rFonts w:hint="eastAsia"/>
@@ -3475,7 +3475,7 @@
           <w:rFonts w:hint="eastAsia"/>
         </w:rPr>
       </w:pPr>
-      <w:bookmarkStart w:id="6" w:name="_Toc242109521"/>
+      <w:bookmarkStart w:id="6" w:name="_Toc242180185"/>
       <w:r>
         <w:rPr>
           <w:rFonts w:hint="eastAsia"/>
@@ -3606,7 +3606,7 @@
           <w:rFonts w:hint="eastAsia"/>
         </w:rPr>
       </w:pPr>
-      <w:bookmarkStart w:id="7" w:name="_Toc242109522"/>
+      <w:bookmarkStart w:id="7" w:name="_Toc242180186"/>
       <w:r>
         <w:rPr>
           <w:rFonts w:hint="eastAsia"/>
@@ -3713,7 +3713,7 @@
           <w:rFonts w:hint="eastAsia"/>
         </w:rPr>
       </w:pPr>
-      <w:bookmarkStart w:id="8" w:name="_Toc242109523"/>
+      <w:bookmarkStart w:id="8" w:name="_Toc242180187"/>
       <w:r>
         <w:rPr>
           <w:rFonts w:hint="eastAsia"/>
@@ -3797,7 +3797,7 @@
           <w:rFonts w:hint="eastAsia"/>
         </w:rPr>
       </w:pPr>
-      <w:bookmarkStart w:id="9" w:name="_Toc242109524"/>
+      <w:bookmarkStart w:id="9" w:name="_Toc242180188"/>
       <w:r>
         <w:rPr>
           <w:rFonts w:hint="eastAsia"/>
@@ -4533,7 +4533,7 @@
           <w:rFonts w:hint="eastAsia"/>
         </w:rPr>
       </w:pPr>
-      <w:bookmarkStart w:id="10" w:name="_Toc242109525"/>
+      <w:bookmarkStart w:id="10" w:name="_Toc242180189"/>
       <w:r>
         <w:rPr>
           <w:rFonts w:hint="eastAsia"/>
@@ -4550,7 +4550,7 @@
           <w:rFonts w:hint="eastAsia"/>
         </w:rPr>
       </w:pPr>
-      <w:bookmarkStart w:id="11" w:name="_Toc242109526"/>
+      <w:bookmarkStart w:id="11" w:name="_Toc242180190"/>
       <w:r>
         <w:rPr>
           <w:rFonts w:hint="eastAsia"/>
@@ -5408,7 +5408,7 @@
               <w:rPr>
                 <w:sz w:val="18"/>
               </w:rPr>
-              <w:t>CVE-2019-8605</w:t>
+              <w:t>CVE-2019-8554</w:t>
             </w:r>
           </w:p>
         </w:tc>
@@ -5429,21 +5429,28 @@
                 <w:rFonts w:hint="eastAsia"/>
                 <w:sz w:val="18"/>
               </w:rPr>
-              <w:t>释放后重用（</w:t>
-            </w:r>
-            <w:r>
-              <w:rPr>
-                <w:rFonts w:hint="eastAsia"/>
-                <w:sz w:val="18"/>
-              </w:rPr>
-              <w:t>UAF</w:t>
-            </w:r>
-            <w:r>
-              <w:rPr>
-                <w:rFonts w:hint="eastAsia"/>
-                <w:sz w:val="18"/>
-              </w:rPr>
-              <w:t>，可致任意代码执行）</w:t>
+              <w:t xml:space="preserve">JavaScriptCore </w:t>
+            </w:r>
+            <w:r>
+              <w:rPr>
+                <w:rFonts w:hint="eastAsia"/>
+                <w:sz w:val="18"/>
+              </w:rPr>
+              <w:t>类型混淆（</w:t>
+            </w:r>
+            <w:r>
+              <w:rPr>
+                <w:rFonts w:hint="eastAsia"/>
+                <w:sz w:val="18"/>
+              </w:rPr>
+              <w:t xml:space="preserve">RegExp </w:t>
+            </w:r>
+            <w:r>
+              <w:rPr>
+                <w:rFonts w:hint="eastAsia"/>
+                <w:sz w:val="18"/>
+              </w:rPr>
+              <w:t>匹配克隆路径）</w:t>
             </w:r>
           </w:p>
         </w:tc>
@@ -5463,7 +5470,7 @@
               <w:rPr>
                 <w:sz w:val="18"/>
               </w:rPr>
-              <w:t>WebKit</w:t>
+              <w:t>WebKit/JSC</w:t>
             </w:r>
           </w:p>
         </w:tc>
@@ -5483,7 +5490,7 @@
               <w:rPr>
                 <w:sz w:val="18"/>
               </w:rPr>
-              <w:t>iOS 12.3</w:t>
+              <w:t>iOS 12.1.4</w:t>
             </w:r>
           </w:p>
         </w:tc>
@@ -5492,6 +5499,157 @@
     <w:p/>
     <w:p>
       <w:pPr>
+        <w:rPr>
+          <w:rFonts w:hint="eastAsia"/>
+        </w:rPr>
+      </w:pPr>
+      <w:r>
+        <w:rPr>
+          <w:rFonts w:hint="eastAsia"/>
+        </w:rPr>
+        <w:t>同年下半年（</w:t>
+      </w:r>
+      <w:r>
+        <w:rPr>
+          <w:rFonts w:hint="eastAsia"/>
+        </w:rPr>
+        <w:t xml:space="preserve">2019 </w:t>
+      </w:r>
+      <w:r>
+        <w:rPr>
+          <w:rFonts w:hint="eastAsia"/>
+        </w:rPr>
+        <w:t>年</w:t>
+      </w:r>
+      <w:r>
+        <w:rPr>
+          <w:rFonts w:hint="eastAsia"/>
+        </w:rPr>
+        <w:t xml:space="preserve"> 8 </w:t>
+      </w:r>
+      <w:r>
+        <w:rPr>
+          <w:rFonts w:hint="eastAsia"/>
+        </w:rPr>
+        <w:t>月），</w:t>
+      </w:r>
+      <w:r>
+        <w:rPr>
+          <w:rFonts w:hint="eastAsia"/>
+        </w:rPr>
+        <w:t xml:space="preserve">Lookout </w:t>
+      </w:r>
+      <w:r>
+        <w:rPr>
+          <w:rFonts w:hint="eastAsia"/>
+        </w:rPr>
+        <w:t>与</w:t>
+      </w:r>
+      <w:r>
+        <w:rPr>
+          <w:rFonts w:hint="eastAsia"/>
+        </w:rPr>
+        <w:t xml:space="preserve"> Citizen Lab </w:t>
+      </w:r>
+      <w:r>
+        <w:rPr>
+          <w:rFonts w:hint="eastAsia"/>
+        </w:rPr>
+        <w:t>报道的水坑式</w:t>
+      </w:r>
+      <w:r>
+        <w:rPr>
+          <w:rFonts w:hint="eastAsia"/>
+        </w:rPr>
+        <w:t xml:space="preserve"> Pegasus </w:t>
+      </w:r>
+      <w:r>
+        <w:rPr>
+          <w:rFonts w:hint="eastAsia"/>
+        </w:rPr>
+        <w:t>投递再次使用</w:t>
+      </w:r>
+      <w:r>
+        <w:rPr>
+          <w:rFonts w:hint="eastAsia"/>
+        </w:rPr>
+        <w:t xml:space="preserve"> WebKit </w:t>
+      </w:r>
+      <w:r>
+        <w:rPr>
+          <w:rFonts w:hint="eastAsia"/>
+        </w:rPr>
+        <w:t>漏洞</w:t>
+      </w:r>
+      <w:r>
+        <w:rPr>
+          <w:rFonts w:hint="eastAsia"/>
+        </w:rPr>
+        <w:t xml:space="preserve"> </w:t>
+      </w:r>
+      <w:r>
+        <w:rPr>
+          <w:rFonts w:ascii="Consolas" w:hAnsi="Consolas"/>
+        </w:rPr>
+        <w:t>CVE-2019-8605</w:t>
+      </w:r>
+      <w:r>
+        <w:rPr>
+          <w:rFonts w:hint="eastAsia"/>
+        </w:rPr>
+        <w:t>，</w:t>
+      </w:r>
+      <w:r>
+        <w:rPr>
+          <w:rFonts w:hint="eastAsia"/>
+        </w:rPr>
+        <w:t xml:space="preserve">Apple </w:t>
+      </w:r>
+      <w:r>
+        <w:rPr>
+          <w:rFonts w:hint="eastAsia"/>
+        </w:rPr>
+        <w:t>为此发布</w:t>
+      </w:r>
+      <w:r>
+        <w:rPr>
+          <w:rFonts w:hint="eastAsia"/>
+        </w:rPr>
+        <w:t xml:space="preserve"> iOS 12.4.1 </w:t>
+      </w:r>
+      <w:r>
+        <w:rPr>
+          <w:rFonts w:hint="eastAsia"/>
+        </w:rPr>
+        <w:t>紧急更新——这也是</w:t>
+      </w:r>
+      <w:r>
+        <w:rPr>
+          <w:rFonts w:hint="eastAsia"/>
+        </w:rPr>
+        <w:t xml:space="preserve"> Apple </w:t>
+      </w:r>
+      <w:r>
+        <w:rPr>
+          <w:rFonts w:hint="eastAsia"/>
+        </w:rPr>
+        <w:t>首次在</w:t>
+      </w:r>
+      <w:r>
+        <w:rPr>
+          <w:rFonts w:hint="eastAsia"/>
+        </w:rPr>
+        <w:t xml:space="preserve"> WebKit </w:t>
+      </w:r>
+      <w:r>
+        <w:rPr>
+          <w:rFonts w:hint="eastAsia"/>
+        </w:rPr>
+        <w:t>内存破坏问题上以非计划紧急补丁形式响应。</w:t>
+      </w:r>
+    </w:p>
+    <w:p>
+      <w:pPr>
         <w:ind w:left="280"/>
         <w:rPr>
           <w:rFonts w:hint="eastAsia"/>
@@ -5563,7 +5721,7 @@
           <w:rFonts w:hint="eastAsia"/>
         </w:rPr>
       </w:pPr>
-      <w:bookmarkStart w:id="12" w:name="_Toc242109527"/>
+      <w:bookmarkStart w:id="12" w:name="_Toc242180191"/>
       <w:r>
         <w:rPr>
           <w:rFonts w:hint="eastAsia"/>
@@ -5912,6 +6070,7 @@
           <w:rFonts w:hint="eastAsia"/>
           <w:b/>
         </w:rPr>
+        <w:lastRenderedPageBreak/>
         <w:t>特征</w:t>
       </w:r>
       <w:r>
@@ -5984,7 +6143,6 @@
           <w:i/>
           <w:color w:val="595959"/>
         </w:rPr>
-        <w:lastRenderedPageBreak/>
         <w:t>该案例说明两个事实：其一，水坑不是</w:t>
       </w:r>
       <w:r>
@@ -6027,7 +6185,7 @@
           <w:rFonts w:hint="eastAsia"/>
         </w:rPr>
       </w:pPr>
-      <w:bookmarkStart w:id="13" w:name="_Toc242109528"/>
+      <w:bookmarkStart w:id="13" w:name="_Toc242180192"/>
       <w:r>
         <w:rPr>
           <w:rFonts w:hint="eastAsia"/>
@@ -6709,7 +6867,7 @@
           <w:rFonts w:hint="eastAsia"/>
         </w:rPr>
       </w:pPr>
-      <w:bookmarkStart w:id="14" w:name="_Toc242109529"/>
+      <w:bookmarkStart w:id="14" w:name="_Toc242180193"/>
       <w:r>
         <w:rPr>
           <w:rFonts w:hint="eastAsia"/>
@@ -7813,11 +7971,12 @@
           <w:rFonts w:hint="eastAsia"/>
         </w:rPr>
       </w:pPr>
-      <w:bookmarkStart w:id="15" w:name="_Toc242109530"/>
-      <w:r>
-        <w:rPr>
-          <w:rFonts w:hint="eastAsia"/>
-        </w:rPr>
+      <w:bookmarkStart w:id="15" w:name="_Toc242180194"/>
+      <w:r>
+        <w:rPr>
+          <w:rFonts w:hint="eastAsia"/>
+        </w:rPr>
+        <w:lastRenderedPageBreak/>
         <w:t xml:space="preserve">3.5 </w:t>
       </w:r>
       <w:r>
@@ -7978,7 +8137,6 @@
           <w:rFonts w:hint="eastAsia"/>
           <w:b/>
         </w:rPr>
-        <w:lastRenderedPageBreak/>
         <w:t xml:space="preserve">DarkSword </w:t>
       </w:r>
       <w:r>
@@ -8074,7 +8232,7 @@
           <w:rFonts w:hint="eastAsia"/>
         </w:rPr>
       </w:pPr>
-      <w:bookmarkStart w:id="16" w:name="_Toc242109531"/>
+      <w:bookmarkStart w:id="16" w:name="_Toc242180195"/>
       <w:r>
         <w:rPr>
           <w:rFonts w:hint="eastAsia"/>
@@ -8103,7 +8261,7 @@
           <w:rFonts w:hint="eastAsia"/>
         </w:rPr>
       </w:pPr>
-      <w:bookmarkStart w:id="17" w:name="_Toc242109532"/>
+      <w:bookmarkStart w:id="17" w:name="_Toc242180196"/>
       <w:r>
         <w:rPr>
           <w:rFonts w:hint="eastAsia"/>
@@ -8496,7 +8654,7 @@
           <w:rFonts w:hint="eastAsia"/>
         </w:rPr>
       </w:pPr>
-      <w:bookmarkStart w:id="18" w:name="_Toc242109533"/>
+      <w:bookmarkStart w:id="18" w:name="_Toc242180197"/>
       <w:r>
         <w:rPr>
           <w:rFonts w:hint="eastAsia"/>
@@ -8763,7 +8921,7 @@
           <w:rFonts w:hint="eastAsia"/>
         </w:rPr>
       </w:pPr>
-      <w:bookmarkStart w:id="19" w:name="_Toc242109534"/>
+      <w:bookmarkStart w:id="19" w:name="_Toc242180198"/>
       <w:r>
         <w:rPr>
           <w:rFonts w:hint="eastAsia"/>
@@ -8945,7 +9103,7 @@
           <w:rFonts w:hint="eastAsia"/>
         </w:rPr>
       </w:pPr>
-      <w:bookmarkStart w:id="20" w:name="_Toc242109535"/>
+      <w:bookmarkStart w:id="20" w:name="_Toc242180199"/>
       <w:r>
         <w:rPr>
           <w:rFonts w:hint="eastAsia"/>
@@ -9423,7 +9581,7 @@
           <w:rFonts w:hint="eastAsia"/>
         </w:rPr>
       </w:pPr>
-      <w:bookmarkStart w:id="21" w:name="_Toc242109536"/>
+      <w:bookmarkStart w:id="21" w:name="_Toc242180200"/>
       <w:r>
         <w:rPr>
           <w:rFonts w:hint="eastAsia"/>
@@ -9440,7 +9598,7 @@
           <w:rFonts w:hint="eastAsia"/>
         </w:rPr>
       </w:pPr>
-      <w:bookmarkStart w:id="22" w:name="_Toc242109537"/>
+      <w:bookmarkStart w:id="22" w:name="_Toc242180201"/>
       <w:r>
         <w:rPr>
           <w:rFonts w:hint="eastAsia"/>
@@ -9674,7 +9832,7 @@
           <w:rFonts w:hint="eastAsia"/>
         </w:rPr>
       </w:pPr>
-      <w:bookmarkStart w:id="23" w:name="_Toc242109538"/>
+      <w:bookmarkStart w:id="23" w:name="_Toc242180202"/>
       <w:r>
         <w:rPr>
           <w:rFonts w:hint="eastAsia"/>
@@ -9913,7 +10071,7 @@
           <w:rFonts w:hint="eastAsia"/>
         </w:rPr>
       </w:pPr>
-      <w:bookmarkStart w:id="24" w:name="_Toc242109539"/>
+      <w:bookmarkStart w:id="24" w:name="_Toc242180203"/>
       <w:r>
         <w:rPr>
           <w:rFonts w:hint="eastAsia"/>
@@ -10145,7 +10303,7 @@
           <w:rFonts w:hint="eastAsia"/>
         </w:rPr>
       </w:pPr>
-      <w:bookmarkStart w:id="25" w:name="_Toc242109540"/>
+      <w:bookmarkStart w:id="25" w:name="_Toc242180204"/>
       <w:r>
         <w:rPr>
           <w:rFonts w:hint="eastAsia"/>
@@ -10768,7 +10926,7 @@
           <w:rFonts w:hint="eastAsia"/>
         </w:rPr>
       </w:pPr>
-      <w:bookmarkStart w:id="26" w:name="_Toc242109541"/>
+      <w:bookmarkStart w:id="26" w:name="_Toc242180205"/>
       <w:r>
         <w:rPr>
           <w:rFonts w:hint="eastAsia"/>
@@ -11108,7 +11266,7 @@
           <w:rFonts w:hint="eastAsia"/>
         </w:rPr>
       </w:pPr>
-      <w:bookmarkStart w:id="27" w:name="_Toc242109542"/>
+      <w:bookmarkStart w:id="27" w:name="_Toc242180206"/>
       <w:r>
         <w:rPr>
           <w:rFonts w:hint="eastAsia"/>
@@ -11125,7 +11283,7 @@
           <w:rFonts w:hint="eastAsia"/>
         </w:rPr>
       </w:pPr>
-      <w:bookmarkStart w:id="28" w:name="_Toc242109543"/>
+      <w:bookmarkStart w:id="28" w:name="_Toc242180207"/>
       <w:r>
         <w:rPr>
           <w:rFonts w:hint="eastAsia"/>
@@ -11538,7 +11696,7 @@
           <w:rFonts w:hint="eastAsia"/>
         </w:rPr>
       </w:pPr>
-      <w:bookmarkStart w:id="29" w:name="_Toc242109544"/>
+      <w:bookmarkStart w:id="29" w:name="_Toc242180208"/>
       <w:r>
         <w:rPr>
           <w:rFonts w:hint="eastAsia"/>

--- a/iOS水坑攻击安全分析报告.docx
+++ b/iOS水坑攻击安全分析报告.docx
@@ -6,7 +6,6 @@
       <w:pPr>
         <w:pStyle w:val="a4"/>
         <w:rPr>
-          <w:rFonts w:hint="eastAsia"/>
           <w:sz w:val="40"/>
         </w:rPr>
       </w:pPr>
@@ -28,9 +27,6 @@
     <w:p>
       <w:pPr>
         <w:pStyle w:val="a5"/>
-        <w:rPr>
-          <w:rFonts w:hint="eastAsia"/>
-        </w:rPr>
       </w:pPr>
       <w:r>
         <w:rPr>
@@ -87,12 +83,6 @@
         <w:gridCol w:w="5600"/>
       </w:tblGrid>
       <w:tr>
-        <w:tblPrEx>
-          <w:tblCellMar>
-            <w:top w:w="0" w:type="dxa"/>
-            <w:bottom w:w="0" w:type="dxa"/>
-          </w:tblCellMar>
-        </w:tblPrEx>
         <w:trPr>
           <w:jc w:val="center"/>
         </w:trPr>
@@ -138,12 +128,6 @@
         </w:tc>
       </w:tr>
       <w:tr>
-        <w:tblPrEx>
-          <w:tblCellMar>
-            <w:top w:w="0" w:type="dxa"/>
-            <w:bottom w:w="0" w:type="dxa"/>
-          </w:tblCellMar>
-        </w:tblPrEx>
         <w:trPr>
           <w:jc w:val="center"/>
         </w:trPr>
@@ -177,7 +161,37 @@
               <w:rPr>
                 <w:rFonts w:hint="eastAsia"/>
               </w:rPr>
-              <w:t>2026</w:t>
+              <w:t>2</w:t>
+            </w:r>
+            <w:r>
+              <w:rPr>
+                <w:rFonts w:hint="eastAsia"/>
+              </w:rPr>
+              <w:t>t.me/one</w:t>
+            </w:r>
+            <w:r>
+              <w:rPr>
+                <w:rFonts w:hint="eastAsia"/>
+              </w:rPr>
+              <w:t>t.me/one00190t.me/one00190</w:t>
+            </w:r>
+            <w:r>
+              <w:rPr>
+                <w:rFonts w:hint="eastAsia"/>
+              </w:rPr>
+              <w:t>19</w:t>
+            </w:r>
+            <w:r>
+              <w:rPr>
+                <w:rFonts w:hint="eastAsia"/>
+              </w:rPr>
+              <w:t>t.me/one00190</w:t>
+            </w:r>
+            <w:r>
+              <w:rPr>
+                <w:rFonts w:hint="eastAsia"/>
+              </w:rPr>
+              <w:t>26</w:t>
             </w:r>
             <w:r>
               <w:rPr>
@@ -189,7 +203,13 @@
               <w:rPr>
                 <w:rFonts w:hint="eastAsia"/>
               </w:rPr>
-              <w:t>10</w:t>
+              <w:t>1</w:t>
+            </w:r>
+            <w:r>
+              <w:rPr>
+                <w:rFonts w:hint="eastAsia"/>
+              </w:rPr>
+              <w:t>t.me/one00190</w:t>
             </w:r>
             <w:r>
               <w:rPr>
@@ -213,12 +233,6 @@
         </w:tc>
       </w:tr>
       <w:tr>
-        <w:tblPrEx>
-          <w:tblCellMar>
-            <w:top w:w="0" w:type="dxa"/>
-            <w:bottom w:w="0" w:type="dxa"/>
-          </w:tblCellMar>
-        </w:tblPrEx>
         <w:trPr>
           <w:jc w:val="center"/>
         </w:trPr>
@@ -288,12 +302,6 @@
         </w:tc>
       </w:tr>
       <w:tr>
-        <w:tblPrEx>
-          <w:tblCellMar>
-            <w:top w:w="0" w:type="dxa"/>
-            <w:bottom w:w="0" w:type="dxa"/>
-          </w:tblCellMar>
-        </w:tblPrEx>
         <w:trPr>
           <w:jc w:val="center"/>
         </w:trPr>
@@ -333,12 +341,6 @@
         </w:tc>
       </w:tr>
       <w:tr>
-        <w:tblPrEx>
-          <w:tblCellMar>
-            <w:top w:w="0" w:type="dxa"/>
-            <w:bottom w:w="0" w:type="dxa"/>
-          </w:tblCellMar>
-        </w:tblPrEx>
         <w:trPr>
           <w:jc w:val="center"/>
         </w:trPr>
@@ -392,12 +394,13 @@
       <w:pPr>
         <w:jc w:val="center"/>
         <w:rPr>
-          <w:rFonts w:hint="eastAsia"/>
           <w:b/>
           <w:color w:val="1F3864"/>
           <w:sz w:val="28"/>
         </w:rPr>
       </w:pPr>
+      <w:bookmarkStart w:id="0" w:name="_GoBack"/>
+      <w:bookmarkEnd w:id="0"/>
       <w:r>
         <w:rPr>
           <w:rFonts w:hint="eastAsia"/>
@@ -1199,7 +1202,19 @@
         <w:rPr>
           <w:noProof/>
         </w:rPr>
-        <w:t>2019</w:t>
+        <w:t>2</w:t>
+      </w:r>
+      <w:r>
+        <w:rPr>
+          <w:noProof/>
+        </w:rPr>
+        <w:t>t.me/one00190</w:t>
+      </w:r>
+      <w:r>
+        <w:rPr>
+          <w:noProof/>
+        </w:rPr>
+        <w:t>19</w:t>
       </w:r>
       <w:r>
         <w:rPr>
@@ -1326,7 +1341,25 @@
         <w:rPr>
           <w:noProof/>
         </w:rPr>
-        <w:t>2020</w:t>
+        <w:t>2</w:t>
+      </w:r>
+      <w:r>
+        <w:rPr>
+          <w:noProof/>
+        </w:rPr>
+        <w:t>t.me/one00190</w:t>
+      </w:r>
+      <w:r>
+        <w:rPr>
+          <w:noProof/>
+        </w:rPr>
+        <w:t>2</w:t>
+      </w:r>
+      <w:r>
+        <w:rPr>
+          <w:noProof/>
+        </w:rPr>
+        <w:t>t.me/one00190</w:t>
       </w:r>
       <w:r>
         <w:rPr>
@@ -1417,7 +1450,19 @@
         <w:rPr>
           <w:noProof/>
         </w:rPr>
-        <w:t>2021</w:t>
+        <w:t>2</w:t>
+      </w:r>
+      <w:r>
+        <w:rPr>
+          <w:noProof/>
+        </w:rPr>
+        <w:t>t.me/one00190</w:t>
+      </w:r>
+      <w:r>
+        <w:rPr>
+          <w:noProof/>
+        </w:rPr>
+        <w:t>21</w:t>
       </w:r>
       <w:r>
         <w:rPr>
@@ -1677,7 +1722,13 @@
         <w:rPr>
           <w:noProof/>
         </w:rPr>
-        <w:t>10</w:t>
+        <w:t>1</w:t>
+      </w:r>
+      <w:r>
+        <w:rPr>
+          <w:noProof/>
+        </w:rPr>
+        <w:t>t.me/one00190</w:t>
       </w:r>
       <w:r>
         <w:rPr>
@@ -1744,7 +1795,13 @@
         <w:rPr>
           <w:noProof/>
         </w:rPr>
-        <w:t>10</w:t>
+        <w:t>1</w:t>
+      </w:r>
+      <w:r>
+        <w:rPr>
+          <w:noProof/>
+        </w:rPr>
+        <w:t>t.me/one00190</w:t>
       </w:r>
       <w:r>
         <w:rPr>
@@ -1811,7 +1868,13 @@
         <w:rPr>
           <w:noProof/>
         </w:rPr>
-        <w:t>10</w:t>
+        <w:t>1</w:t>
+      </w:r>
+      <w:r>
+        <w:rPr>
+          <w:noProof/>
+        </w:rPr>
+        <w:t>t.me/one00190</w:t>
       </w:r>
       <w:r>
         <w:rPr>
@@ -1878,7 +1941,13 @@
         <w:rPr>
           <w:noProof/>
         </w:rPr>
-        <w:t>10</w:t>
+        <w:t>1</w:t>
+      </w:r>
+      <w:r>
+        <w:rPr>
+          <w:noProof/>
+        </w:rPr>
+        <w:t>t.me/one00190</w:t>
       </w:r>
       <w:r>
         <w:rPr>
@@ -2561,29 +2630,21 @@
     <w:p>
       <w:pPr>
         <w:pStyle w:val="1"/>
-        <w:rPr>
-          <w:rFonts w:hint="eastAsia"/>
-        </w:rPr>
       </w:pPr>
       <w:r>
         <w:lastRenderedPageBreak/>
         <w:fldChar w:fldCharType="end"/>
       </w:r>
-      <w:bookmarkStart w:id="0" w:name="_Toc242180179"/>
+      <w:bookmarkStart w:id="1" w:name="_Toc242180179"/>
       <w:r>
         <w:rPr>
           <w:rFonts w:hint="eastAsia"/>
         </w:rPr>
         <w:t>一、概述</w:t>
       </w:r>
-      <w:bookmarkEnd w:id="0"/>
-    </w:p>
-    <w:p>
-      <w:pPr>
-        <w:rPr>
-          <w:rFonts w:hint="eastAsia"/>
-        </w:rPr>
-      </w:pPr>
+      <w:bookmarkEnd w:id="1"/>
+    </w:p>
+    <w:p>
       <w:r>
         <w:rPr>
           <w:rFonts w:hint="eastAsia"/>
@@ -2676,11 +2737,6 @@
       </w:r>
     </w:p>
     <w:p>
-      <w:pPr>
-        <w:rPr>
-          <w:rFonts w:hint="eastAsia"/>
-        </w:rPr>
-      </w:pPr>
       <w:r>
         <w:rPr>
           <w:rFonts w:hint="eastAsia"/>
@@ -2745,7 +2801,19 @@
         <w:rPr>
           <w:rFonts w:hint="eastAsia"/>
         </w:rPr>
-        <w:t xml:space="preserve">2019 </w:t>
+        <w:t>2</w:t>
+      </w:r>
+      <w:r>
+        <w:rPr>
+          <w:rFonts w:hint="eastAsia"/>
+        </w:rPr>
+        <w:t>t.me/one00190</w:t>
+      </w:r>
+      <w:r>
+        <w:rPr>
+          <w:rFonts w:hint="eastAsia"/>
+        </w:rPr>
+        <w:t xml:space="preserve">19 </w:t>
       </w:r>
       <w:r>
         <w:rPr>
@@ -2757,7 +2825,31 @@
         <w:rPr>
           <w:rFonts w:hint="eastAsia"/>
         </w:rPr>
-        <w:t xml:space="preserve">2020 </w:t>
+        <w:t>2</w:t>
+      </w:r>
+      <w:r>
+        <w:rPr>
+          <w:rFonts w:hint="eastAsia"/>
+        </w:rPr>
+        <w:t>t.me/one00190</w:t>
+      </w:r>
+      <w:r>
+        <w:rPr>
+          <w:rFonts w:hint="eastAsia"/>
+        </w:rPr>
+        <w:t>2</w:t>
+      </w:r>
+      <w:r>
+        <w:rPr>
+          <w:rFonts w:hint="eastAsia"/>
+        </w:rPr>
+        <w:t>t.me/one00190</w:t>
+      </w:r>
+      <w:r>
+        <w:rPr>
+          <w:rFonts w:hint="eastAsia"/>
+        </w:rPr>
+        <w:t xml:space="preserve"> </w:t>
       </w:r>
       <w:r>
         <w:rPr>
@@ -2793,7 +2885,19 @@
         <w:rPr>
           <w:rFonts w:hint="eastAsia"/>
         </w:rPr>
-        <w:t xml:space="preserve">2021 </w:t>
+        <w:t>2</w:t>
+      </w:r>
+      <w:r>
+        <w:rPr>
+          <w:rFonts w:hint="eastAsia"/>
+        </w:rPr>
+        <w:t>t.me/one00190</w:t>
+      </w:r>
+      <w:r>
+        <w:rPr>
+          <w:rFonts w:hint="eastAsia"/>
+        </w:rPr>
+        <w:t xml:space="preserve">21 </w:t>
       </w:r>
       <w:r>
         <w:rPr>
@@ -2827,11 +2931,6 @@
       </w:r>
     </w:p>
     <w:p>
-      <w:pPr>
-        <w:rPr>
-          <w:rFonts w:hint="eastAsia"/>
-        </w:rPr>
-      </w:pPr>
       <w:r>
         <w:rPr>
           <w:rFonts w:hint="eastAsia"/>
@@ -2902,11 +3001,8 @@
     <w:p>
       <w:pPr>
         <w:pStyle w:val="2"/>
-        <w:rPr>
-          <w:rFonts w:hint="eastAsia"/>
-        </w:rPr>
       </w:pPr>
-      <w:bookmarkStart w:id="1" w:name="_Toc242180180"/>
+      <w:bookmarkStart w:id="2" w:name="_Toc242180180"/>
       <w:r>
         <w:rPr>
           <w:rFonts w:hint="eastAsia"/>
@@ -2919,15 +3015,12 @@
         </w:rPr>
         <w:t>报告要点</w:t>
       </w:r>
-      <w:bookmarkEnd w:id="1"/>
+      <w:bookmarkEnd w:id="2"/>
     </w:p>
     <w:p>
       <w:pPr>
         <w:pStyle w:val="a"/>
         <w:ind w:left="422" w:hanging="422"/>
-        <w:rPr>
-          <w:rFonts w:hint="eastAsia"/>
-        </w:rPr>
       </w:pPr>
       <w:r>
         <w:rPr>
@@ -2947,9 +3040,6 @@
       <w:pPr>
         <w:pStyle w:val="a"/>
         <w:ind w:left="422" w:hanging="422"/>
-        <w:rPr>
-          <w:rFonts w:hint="eastAsia"/>
-        </w:rPr>
       </w:pPr>
       <w:r>
         <w:rPr>
@@ -2968,7 +3058,19 @@
         <w:rPr>
           <w:rFonts w:hint="eastAsia"/>
         </w:rPr>
-        <w:t xml:space="preserve">2019 </w:t>
+        <w:t>2</w:t>
+      </w:r>
+      <w:r>
+        <w:rPr>
+          <w:rFonts w:hint="eastAsia"/>
+        </w:rPr>
+        <w:t>t.me/one00190</w:t>
+      </w:r>
+      <w:r>
+        <w:rPr>
+          <w:rFonts w:hint="eastAsia"/>
+        </w:rPr>
+        <w:t xml:space="preserve">19 </w:t>
       </w:r>
       <w:r>
         <w:rPr>
@@ -3017,9 +3119,6 @@
       <w:pPr>
         <w:pStyle w:val="a"/>
         <w:ind w:left="422" w:hanging="422"/>
-        <w:rPr>
-          <w:rFonts w:hint="eastAsia"/>
-        </w:rPr>
       </w:pPr>
       <w:r>
         <w:rPr>
@@ -3099,9 +3198,6 @@
       <w:pPr>
         <w:pStyle w:val="a"/>
         <w:ind w:left="422" w:hanging="422"/>
-        <w:rPr>
-          <w:rFonts w:hint="eastAsia"/>
-        </w:rPr>
       </w:pPr>
       <w:r>
         <w:rPr>
@@ -3168,26 +3264,17 @@
     <w:p>
       <w:pPr>
         <w:pStyle w:val="1"/>
-        <w:rPr>
-          <w:rFonts w:hint="eastAsia"/>
-        </w:rPr>
       </w:pPr>
-      <w:bookmarkStart w:id="2" w:name="_Toc242180181"/>
-      <w:r>
-        <w:rPr>
-          <w:rFonts w:hint="eastAsia"/>
-        </w:rPr>
-        <w:lastRenderedPageBreak/>
+      <w:bookmarkStart w:id="3" w:name="_Toc242180181"/>
+      <w:r>
+        <w:rPr>
+          <w:rFonts w:hint="eastAsia"/>
+        </w:rPr>
         <w:t>二、水坑攻击的运作原理</w:t>
       </w:r>
-      <w:bookmarkEnd w:id="2"/>
-    </w:p>
-    <w:p>
-      <w:pPr>
-        <w:rPr>
-          <w:rFonts w:hint="eastAsia"/>
-        </w:rPr>
-      </w:pPr>
+      <w:bookmarkEnd w:id="3"/>
+    </w:p>
+    <w:p>
       <w:r>
         <w:rPr>
           <w:rFonts w:hint="eastAsia"/>
@@ -3210,11 +3297,8 @@
     <w:p>
       <w:pPr>
         <w:pStyle w:val="2"/>
-        <w:rPr>
-          <w:rFonts w:hint="eastAsia"/>
-        </w:rPr>
       </w:pPr>
-      <w:bookmarkStart w:id="3" w:name="_Toc242180182"/>
+      <w:bookmarkStart w:id="4" w:name="_Toc242180182"/>
       <w:r>
         <w:rPr>
           <w:rFonts w:hint="eastAsia"/>
@@ -3227,14 +3311,9 @@
         </w:rPr>
         <w:t>目标圈定与侦察</w:t>
       </w:r>
-      <w:bookmarkEnd w:id="3"/>
-    </w:p>
-    <w:p>
-      <w:pPr>
-        <w:rPr>
-          <w:rFonts w:hint="eastAsia"/>
-        </w:rPr>
-      </w:pPr>
+      <w:bookmarkEnd w:id="4"/>
+    </w:p>
+    <w:p>
       <w:r>
         <w:rPr>
           <w:rFonts w:hint="eastAsia"/>
@@ -3269,11 +3348,8 @@
     <w:p>
       <w:pPr>
         <w:pStyle w:val="2"/>
-        <w:rPr>
-          <w:rFonts w:hint="eastAsia"/>
-        </w:rPr>
       </w:pPr>
-      <w:bookmarkStart w:id="4" w:name="_Toc242180183"/>
+      <w:bookmarkStart w:id="5" w:name="_Toc242180183"/>
       <w:r>
         <w:rPr>
           <w:rFonts w:hint="eastAsia"/>
@@ -3310,14 +3386,9 @@
         </w:rPr>
         <w:t>网站</w:t>
       </w:r>
-      <w:bookmarkEnd w:id="4"/>
-    </w:p>
-    <w:p>
-      <w:pPr>
-        <w:rPr>
-          <w:rFonts w:hint="eastAsia"/>
-        </w:rPr>
-      </w:pPr>
+      <w:bookmarkEnd w:id="5"/>
+    </w:p>
+    <w:p>
       <w:r>
         <w:rPr>
           <w:rFonts w:hint="eastAsia"/>
@@ -3376,11 +3447,8 @@
     <w:p>
       <w:pPr>
         <w:pStyle w:val="2"/>
-        <w:rPr>
-          <w:rFonts w:hint="eastAsia"/>
-        </w:rPr>
       </w:pPr>
-      <w:bookmarkStart w:id="5" w:name="_Toc242180184"/>
+      <w:bookmarkStart w:id="6" w:name="_Toc242180184"/>
       <w:r>
         <w:rPr>
           <w:rFonts w:hint="eastAsia"/>
@@ -3393,14 +3461,9 @@
         </w:rPr>
         <w:t>植入与潜伏</w:t>
       </w:r>
-      <w:bookmarkEnd w:id="5"/>
-    </w:p>
-    <w:p>
-      <w:pPr>
-        <w:rPr>
-          <w:rFonts w:hint="eastAsia"/>
-        </w:rPr>
-      </w:pPr>
+      <w:bookmarkEnd w:id="6"/>
+    </w:p>
+    <w:p>
       <w:r>
         <w:rPr>
           <w:rFonts w:hint="eastAsia"/>
@@ -3471,11 +3534,8 @@
     <w:p>
       <w:pPr>
         <w:pStyle w:val="2"/>
-        <w:rPr>
-          <w:rFonts w:hint="eastAsia"/>
-        </w:rPr>
       </w:pPr>
-      <w:bookmarkStart w:id="6" w:name="_Toc242180185"/>
+      <w:bookmarkStart w:id="7" w:name="_Toc242180185"/>
       <w:r>
         <w:rPr>
           <w:rFonts w:hint="eastAsia"/>
@@ -3488,14 +3548,9 @@
         </w:rPr>
         <w:t>触发与利用</w:t>
       </w:r>
-      <w:bookmarkEnd w:id="6"/>
-    </w:p>
-    <w:p>
-      <w:pPr>
-        <w:rPr>
-          <w:rFonts w:hint="eastAsia"/>
-        </w:rPr>
-      </w:pPr>
+      <w:bookmarkEnd w:id="7"/>
+    </w:p>
+    <w:p>
       <w:r>
         <w:rPr>
           <w:rFonts w:hint="eastAsia"/>
@@ -3530,7 +3585,19 @@
         <w:rPr>
           <w:rFonts w:hint="eastAsia"/>
         </w:rPr>
-        <w:t xml:space="preserve">2019 </w:t>
+        <w:t>2</w:t>
+      </w:r>
+      <w:r>
+        <w:rPr>
+          <w:rFonts w:hint="eastAsia"/>
+        </w:rPr>
+        <w:t>t.me/one00190</w:t>
+      </w:r>
+      <w:r>
+        <w:rPr>
+          <w:rFonts w:hint="eastAsia"/>
+        </w:rPr>
+        <w:t xml:space="preserve">19 </w:t>
       </w:r>
       <w:r>
         <w:rPr>
@@ -3566,7 +3633,19 @@
         <w:rPr>
           <w:rFonts w:hint="eastAsia"/>
         </w:rPr>
-        <w:t xml:space="preserve">2021 </w:t>
+        <w:t>2</w:t>
+      </w:r>
+      <w:r>
+        <w:rPr>
+          <w:rFonts w:hint="eastAsia"/>
+        </w:rPr>
+        <w:t>t.me/one00190</w:t>
+      </w:r>
+      <w:r>
+        <w:rPr>
+          <w:rFonts w:hint="eastAsia"/>
+        </w:rPr>
+        <w:t xml:space="preserve">21 </w:t>
       </w:r>
       <w:r>
         <w:rPr>
@@ -3602,11 +3681,8 @@
     <w:p>
       <w:pPr>
         <w:pStyle w:val="2"/>
-        <w:rPr>
-          <w:rFonts w:hint="eastAsia"/>
-        </w:rPr>
       </w:pPr>
-      <w:bookmarkStart w:id="7" w:name="_Toc242180186"/>
+      <w:bookmarkStart w:id="8" w:name="_Toc242180186"/>
       <w:r>
         <w:rPr>
           <w:rFonts w:hint="eastAsia"/>
@@ -3619,14 +3695,9 @@
         </w:rPr>
         <w:t>植入与数据回传</w:t>
       </w:r>
-      <w:bookmarkEnd w:id="7"/>
-    </w:p>
-    <w:p>
-      <w:pPr>
-        <w:rPr>
-          <w:rFonts w:hint="eastAsia"/>
-        </w:rPr>
-      </w:pPr>
+      <w:bookmarkEnd w:id="8"/>
+    </w:p>
+    <w:p>
       <w:r>
         <w:rPr>
           <w:rFonts w:hint="eastAsia"/>
@@ -3649,7 +3720,19 @@
         <w:rPr>
           <w:rFonts w:hint="eastAsia"/>
         </w:rPr>
-        <w:t xml:space="preserve">2019 </w:t>
+        <w:t>2</w:t>
+      </w:r>
+      <w:r>
+        <w:rPr>
+          <w:rFonts w:hint="eastAsia"/>
+        </w:rPr>
+        <w:t>t.me/one00190</w:t>
+      </w:r>
+      <w:r>
+        <w:rPr>
+          <w:rFonts w:hint="eastAsia"/>
+        </w:rPr>
+        <w:t xml:space="preserve">19 </w:t>
       </w:r>
       <w:r>
         <w:rPr>
@@ -3709,16 +3792,12 @@
     <w:p>
       <w:pPr>
         <w:pStyle w:val="2"/>
-        <w:rPr>
-          <w:rFonts w:hint="eastAsia"/>
-        </w:rPr>
       </w:pPr>
-      <w:bookmarkStart w:id="8" w:name="_Toc242180187"/>
-      <w:r>
-        <w:rPr>
-          <w:rFonts w:hint="eastAsia"/>
-        </w:rPr>
-        <w:lastRenderedPageBreak/>
+      <w:bookmarkStart w:id="9" w:name="_Toc242180187"/>
+      <w:r>
+        <w:rPr>
+          <w:rFonts w:hint="eastAsia"/>
+        </w:rPr>
         <w:t xml:space="preserve">2.6 </w:t>
       </w:r>
       <w:r>
@@ -3727,14 +3806,9 @@
         </w:rPr>
         <w:t>维持与变现</w:t>
       </w:r>
-      <w:bookmarkEnd w:id="8"/>
-    </w:p>
-    <w:p>
-      <w:pPr>
-        <w:rPr>
-          <w:rFonts w:hint="eastAsia"/>
-        </w:rPr>
-      </w:pPr>
+      <w:bookmarkEnd w:id="9"/>
+    </w:p>
+    <w:p>
       <w:r>
         <w:rPr>
           <w:rFonts w:hint="eastAsia"/>
@@ -3769,7 +3843,19 @@
         <w:rPr>
           <w:rFonts w:hint="eastAsia"/>
         </w:rPr>
-        <w:t xml:space="preserve">2019 </w:t>
+        <w:t>2</w:t>
+      </w:r>
+      <w:r>
+        <w:rPr>
+          <w:rFonts w:hint="eastAsia"/>
+        </w:rPr>
+        <w:t>t.me/one00190</w:t>
+      </w:r>
+      <w:r>
+        <w:rPr>
+          <w:rFonts w:hint="eastAsia"/>
+        </w:rPr>
+        <w:t xml:space="preserve">19 </w:t>
       </w:r>
       <w:r>
         <w:rPr>
@@ -3793,11 +3879,8 @@
     <w:p>
       <w:pPr>
         <w:pStyle w:val="2"/>
-        <w:rPr>
-          <w:rFonts w:hint="eastAsia"/>
-        </w:rPr>
       </w:pPr>
-      <w:bookmarkStart w:id="9" w:name="_Toc242180188"/>
+      <w:bookmarkStart w:id="10" w:name="_Toc242180188"/>
       <w:r>
         <w:rPr>
           <w:rFonts w:hint="eastAsia"/>
@@ -3810,7 +3893,7 @@
         </w:rPr>
         <w:t>与其他攻击模式的对比</w:t>
       </w:r>
-      <w:bookmarkEnd w:id="9"/>
+      <w:bookmarkEnd w:id="10"/>
     </w:p>
     <w:tbl>
       <w:tblPr>
@@ -3832,12 +3915,6 @@
         <w:gridCol w:w="2294"/>
       </w:tblGrid>
       <w:tr>
-        <w:tblPrEx>
-          <w:tblCellMar>
-            <w:top w:w="0" w:type="dxa"/>
-            <w:bottom w:w="0" w:type="dxa"/>
-          </w:tblCellMar>
-        </w:tblPrEx>
         <w:tc>
           <w:tcPr>
             <w:tcW w:w="1250" w:type="pct"/>
@@ -3932,12 +4009,6 @@
         </w:tc>
       </w:tr>
       <w:tr>
-        <w:tblPrEx>
-          <w:tblCellMar>
-            <w:top w:w="0" w:type="dxa"/>
-            <w:bottom w:w="0" w:type="dxa"/>
-          </w:tblCellMar>
-        </w:tblPrEx>
         <w:tc>
           <w:tcPr>
             <w:tcW w:w="1250" w:type="pct"/>
@@ -4038,12 +4109,6 @@
         </w:tc>
       </w:tr>
       <w:tr>
-        <w:tblPrEx>
-          <w:tblCellMar>
-            <w:top w:w="0" w:type="dxa"/>
-            <w:bottom w:w="0" w:type="dxa"/>
-          </w:tblCellMar>
-        </w:tblPrEx>
         <w:tc>
           <w:tcPr>
             <w:tcW w:w="1250" w:type="pct"/>
@@ -4130,12 +4195,6 @@
         </w:tc>
       </w:tr>
       <w:tr>
-        <w:tblPrEx>
-          <w:tblCellMar>
-            <w:top w:w="0" w:type="dxa"/>
-            <w:bottom w:w="0" w:type="dxa"/>
-          </w:tblCellMar>
-        </w:tblPrEx>
         <w:tc>
           <w:tcPr>
             <w:tcW w:w="1250" w:type="pct"/>
@@ -4222,12 +4281,6 @@
         </w:tc>
       </w:tr>
       <w:tr>
-        <w:tblPrEx>
-          <w:tblCellMar>
-            <w:top w:w="0" w:type="dxa"/>
-            <w:bottom w:w="0" w:type="dxa"/>
-          </w:tblCellMar>
-        </w:tblPrEx>
         <w:tc>
           <w:tcPr>
             <w:tcW w:w="1250" w:type="pct"/>
@@ -4314,12 +4367,6 @@
         </w:tc>
       </w:tr>
       <w:tr>
-        <w:tblPrEx>
-          <w:tblCellMar>
-            <w:top w:w="0" w:type="dxa"/>
-            <w:bottom w:w="0" w:type="dxa"/>
-          </w:tblCellMar>
-        </w:tblPrEx>
         <w:tc>
           <w:tcPr>
             <w:tcW w:w="1250" w:type="pct"/>
@@ -4406,12 +4453,6 @@
         </w:tc>
       </w:tr>
       <w:tr>
-        <w:tblPrEx>
-          <w:tblCellMar>
-            <w:top w:w="0" w:type="dxa"/>
-            <w:bottom w:w="0" w:type="dxa"/>
-          </w:tblCellMar>
-        </w:tblPrEx>
         <w:tc>
           <w:tcPr>
             <w:tcW w:w="1250" w:type="pct"/>
@@ -4464,7 +4505,21 @@
                 <w:rFonts w:hint="eastAsia"/>
                 <w:sz w:val="18"/>
               </w:rPr>
-              <w:t xml:space="preserve">2019 Uyghur </w:t>
+              <w:t>2</w:t>
+            </w:r>
+            <w:r>
+              <w:rPr>
+                <w:rFonts w:hint="eastAsia"/>
+                <w:sz w:val="18"/>
+              </w:rPr>
+              <w:t>t.me/one00190</w:t>
+            </w:r>
+            <w:r>
+              <w:rPr>
+                <w:rFonts w:hint="eastAsia"/>
+                <w:sz w:val="18"/>
+              </w:rPr>
+              <w:t xml:space="preserve">19 Uyghur </w:t>
             </w:r>
             <w:r>
               <w:rPr>
@@ -4529,28 +4584,21 @@
     <w:p>
       <w:pPr>
         <w:pStyle w:val="1"/>
-        <w:rPr>
-          <w:rFonts w:hint="eastAsia"/>
-        </w:rPr>
       </w:pPr>
-      <w:bookmarkStart w:id="10" w:name="_Toc242180189"/>
-      <w:r>
-        <w:rPr>
-          <w:rFonts w:hint="eastAsia"/>
-        </w:rPr>
-        <w:lastRenderedPageBreak/>
+      <w:bookmarkStart w:id="11" w:name="_Toc242180189"/>
+      <w:r>
+        <w:rPr>
+          <w:rFonts w:hint="eastAsia"/>
+        </w:rPr>
         <w:t>三、典型案例分析</w:t>
       </w:r>
-      <w:bookmarkEnd w:id="10"/>
+      <w:bookmarkEnd w:id="11"/>
     </w:p>
     <w:p>
       <w:pPr>
         <w:pStyle w:val="2"/>
-        <w:rPr>
-          <w:rFonts w:hint="eastAsia"/>
-        </w:rPr>
       </w:pPr>
-      <w:bookmarkStart w:id="11" w:name="_Toc242180190"/>
+      <w:bookmarkStart w:id="12" w:name="_Toc242180190"/>
       <w:r>
         <w:rPr>
           <w:rFonts w:hint="eastAsia"/>
@@ -4567,7 +4615,19 @@
         <w:rPr>
           <w:rFonts w:hint="eastAsia"/>
         </w:rPr>
-        <w:t>2019</w:t>
+        <w:t>2</w:t>
+      </w:r>
+      <w:r>
+        <w:rPr>
+          <w:rFonts w:hint="eastAsia"/>
+        </w:rPr>
+        <w:t>t.me/one00190</w:t>
+      </w:r>
+      <w:r>
+        <w:rPr>
+          <w:rFonts w:hint="eastAsia"/>
+        </w:rPr>
+        <w:t>19</w:t>
       </w:r>
       <w:r>
         <w:rPr>
@@ -4587,19 +4647,26 @@
         </w:rPr>
         <w:t>）</w:t>
       </w:r>
-      <w:bookmarkEnd w:id="11"/>
-    </w:p>
-    <w:p>
-      <w:pPr>
-        <w:rPr>
-          <w:rFonts w:hint="eastAsia"/>
-        </w:rPr>
-      </w:pPr>
-      <w:r>
-        <w:rPr>
-          <w:rFonts w:hint="eastAsia"/>
-        </w:rPr>
-        <w:t xml:space="preserve">2019 </w:t>
+      <w:bookmarkEnd w:id="12"/>
+    </w:p>
+    <w:p>
+      <w:r>
+        <w:rPr>
+          <w:rFonts w:hint="eastAsia"/>
+        </w:rPr>
+        <w:t>2</w:t>
+      </w:r>
+      <w:r>
+        <w:rPr>
+          <w:rFonts w:hint="eastAsia"/>
+        </w:rPr>
+        <w:t>t.me/one00190</w:t>
+      </w:r>
+      <w:r>
+        <w:rPr>
+          <w:rFonts w:hint="eastAsia"/>
+        </w:rPr>
+        <w:t xml:space="preserve">19 </w:t>
       </w:r>
       <w:r>
         <w:rPr>
@@ -4732,9 +4799,6 @@
       <w:pPr>
         <w:pStyle w:val="a"/>
         <w:ind w:left="422" w:hanging="422"/>
-        <w:rPr>
-          <w:rFonts w:hint="eastAsia"/>
-        </w:rPr>
       </w:pPr>
       <w:r>
         <w:rPr>
@@ -4753,7 +4817,19 @@
         <w:rPr>
           <w:rFonts w:hint="eastAsia"/>
         </w:rPr>
-        <w:t xml:space="preserve"> 2019 </w:t>
+        <w:t xml:space="preserve"> 2</w:t>
+      </w:r>
+      <w:r>
+        <w:rPr>
+          <w:rFonts w:hint="eastAsia"/>
+        </w:rPr>
+        <w:t>t.me/one00190</w:t>
+      </w:r>
+      <w:r>
+        <w:rPr>
+          <w:rFonts w:hint="eastAsia"/>
+        </w:rPr>
+        <w:t xml:space="preserve">19 </w:t>
       </w:r>
       <w:r>
         <w:rPr>
@@ -4766,9 +4842,6 @@
       <w:pPr>
         <w:pStyle w:val="a"/>
         <w:ind w:left="422" w:hanging="422"/>
-        <w:rPr>
-          <w:rFonts w:hint="eastAsia"/>
-        </w:rPr>
       </w:pPr>
       <w:r>
         <w:rPr>
@@ -4824,9 +4897,6 @@
       <w:pPr>
         <w:pStyle w:val="a"/>
         <w:ind w:left="422" w:hanging="422"/>
-        <w:rPr>
-          <w:rFonts w:hint="eastAsia"/>
-        </w:rPr>
       </w:pPr>
       <w:r>
         <w:rPr>
@@ -4869,7 +4939,19 @@
         <w:rPr>
           <w:rFonts w:hint="eastAsia"/>
         </w:rPr>
-        <w:t xml:space="preserve"> iOS 10 </w:t>
+        <w:t xml:space="preserve"> iOS 1</w:t>
+      </w:r>
+      <w:r>
+        <w:rPr>
+          <w:rFonts w:hint="eastAsia"/>
+        </w:rPr>
+        <w:t>t.me/one00190</w:t>
+      </w:r>
+      <w:r>
+        <w:rPr>
+          <w:rFonts w:hint="eastAsia"/>
+        </w:rPr>
+        <w:t xml:space="preserve"> </w:t>
       </w:r>
       <w:r>
         <w:rPr>
@@ -4918,9 +5000,6 @@
       <w:pPr>
         <w:pStyle w:val="a"/>
         <w:ind w:left="422" w:hanging="422"/>
-        <w:rPr>
-          <w:rFonts w:hint="eastAsia"/>
-        </w:rPr>
       </w:pPr>
       <w:r>
         <w:rPr>
@@ -4964,9 +5043,6 @@
       <w:pPr>
         <w:pStyle w:val="a"/>
         <w:ind w:left="422" w:hanging="422"/>
-        <w:rPr>
-          <w:rFonts w:hint="eastAsia"/>
-        </w:rPr>
       </w:pPr>
       <w:r>
         <w:rPr>
@@ -4997,7 +5073,19 @@
         <w:rPr>
           <w:rFonts w:hint="eastAsia"/>
         </w:rPr>
-        <w:t xml:space="preserve"> 2019 </w:t>
+        <w:t xml:space="preserve"> 2</w:t>
+      </w:r>
+      <w:r>
+        <w:rPr>
+          <w:rFonts w:hint="eastAsia"/>
+        </w:rPr>
+        <w:t>t.me/one00190</w:t>
+      </w:r>
+      <w:r>
+        <w:rPr>
+          <w:rFonts w:hint="eastAsia"/>
+        </w:rPr>
+        <w:t xml:space="preserve">19 </w:t>
       </w:r>
       <w:r>
         <w:rPr>
@@ -5031,11 +5119,6 @@
       </w:r>
     </w:p>
     <w:p>
-      <w:pPr>
-        <w:rPr>
-          <w:rFonts w:hint="eastAsia"/>
-        </w:rPr>
-      </w:pPr>
       <w:r>
         <w:rPr>
           <w:rFonts w:hint="eastAsia"/>
@@ -5087,12 +5170,6 @@
         <w:gridCol w:w="2294"/>
       </w:tblGrid>
       <w:tr>
-        <w:tblPrEx>
-          <w:tblCellMar>
-            <w:top w:w="0" w:type="dxa"/>
-            <w:bottom w:w="0" w:type="dxa"/>
-          </w:tblCellMar>
-        </w:tblPrEx>
         <w:tc>
           <w:tcPr>
             <w:tcW w:w="1250" w:type="pct"/>
@@ -5186,12 +5263,6 @@
         </w:tc>
       </w:tr>
       <w:tr>
-        <w:tblPrEx>
-          <w:tblCellMar>
-            <w:top w:w="0" w:type="dxa"/>
-            <w:bottom w:w="0" w:type="dxa"/>
-          </w:tblCellMar>
-        </w:tblPrEx>
         <w:tc>
           <w:tcPr>
             <w:tcW w:w="1250" w:type="pct"/>
@@ -5208,7 +5279,19 @@
               <w:rPr>
                 <w:sz w:val="18"/>
               </w:rPr>
-              <w:t>CVE-2019-7287</w:t>
+              <w:t>CVE-2</w:t>
+            </w:r>
+            <w:r>
+              <w:rPr>
+                <w:sz w:val="18"/>
+              </w:rPr>
+              <w:t>t.me/one00190</w:t>
+            </w:r>
+            <w:r>
+              <w:rPr>
+                <w:sz w:val="18"/>
+              </w:rPr>
+              <w:t>19-7287</w:t>
             </w:r>
           </w:p>
         </w:tc>
@@ -5297,12 +5380,6 @@
         </w:tc>
       </w:tr>
       <w:tr>
-        <w:tblPrEx>
-          <w:tblCellMar>
-            <w:top w:w="0" w:type="dxa"/>
-            <w:bottom w:w="0" w:type="dxa"/>
-          </w:tblCellMar>
-        </w:tblPrEx>
         <w:tc>
           <w:tcPr>
             <w:tcW w:w="1250" w:type="pct"/>
@@ -5319,7 +5396,19 @@
               <w:rPr>
                 <w:sz w:val="18"/>
               </w:rPr>
-              <w:t>CVE-2019-7286</w:t>
+              <w:t>CVE-2</w:t>
+            </w:r>
+            <w:r>
+              <w:rPr>
+                <w:sz w:val="18"/>
+              </w:rPr>
+              <w:t>t.me/one00190</w:t>
+            </w:r>
+            <w:r>
+              <w:rPr>
+                <w:sz w:val="18"/>
+              </w:rPr>
+              <w:t>19-7286</w:t>
             </w:r>
           </w:p>
         </w:tc>
@@ -5386,12 +5475,6 @@
         </w:tc>
       </w:tr>
       <w:tr>
-        <w:tblPrEx>
-          <w:tblCellMar>
-            <w:top w:w="0" w:type="dxa"/>
-            <w:bottom w:w="0" w:type="dxa"/>
-          </w:tblCellMar>
-        </w:tblPrEx>
         <w:tc>
           <w:tcPr>
             <w:tcW w:w="1250" w:type="pct"/>
@@ -5408,7 +5491,19 @@
               <w:rPr>
                 <w:sz w:val="18"/>
               </w:rPr>
-              <w:t>CVE-2019-8554</w:t>
+              <w:t>CVE-2</w:t>
+            </w:r>
+            <w:r>
+              <w:rPr>
+                <w:sz w:val="18"/>
+              </w:rPr>
+              <w:t>t.me/one00190</w:t>
+            </w:r>
+            <w:r>
+              <w:rPr>
+                <w:sz w:val="18"/>
+              </w:rPr>
+              <w:t>19-8554</w:t>
             </w:r>
           </w:p>
         </w:tc>
@@ -5498,11 +5593,6 @@
     </w:tbl>
     <w:p/>
     <w:p>
-      <w:pPr>
-        <w:rPr>
-          <w:rFonts w:hint="eastAsia"/>
-        </w:rPr>
-      </w:pPr>
       <w:r>
         <w:rPr>
           <w:rFonts w:hint="eastAsia"/>
@@ -5513,7 +5603,19 @@
         <w:rPr>
           <w:rFonts w:hint="eastAsia"/>
         </w:rPr>
-        <w:t xml:space="preserve">2019 </w:t>
+        <w:t>2</w:t>
+      </w:r>
+      <w:r>
+        <w:rPr>
+          <w:rFonts w:hint="eastAsia"/>
+        </w:rPr>
+        <w:t>t.me/one00190</w:t>
+      </w:r>
+      <w:r>
+        <w:rPr>
+          <w:rFonts w:hint="eastAsia"/>
+        </w:rPr>
+        <w:t xml:space="preserve">19 </w:t>
       </w:r>
       <w:r>
         <w:rPr>
@@ -5591,7 +5693,31 @@
         <w:rPr>
           <w:rFonts w:ascii="Consolas" w:hAnsi="Consolas"/>
         </w:rPr>
-        <w:t>CVE-2019-8605</w:t>
+        <w:t>CVE-2</w:t>
+      </w:r>
+      <w:r>
+        <w:rPr>
+          <w:rFonts w:ascii="Consolas" w:hAnsi="Consolas"/>
+        </w:rPr>
+        <w:t>t.me/one00190</w:t>
+      </w:r>
+      <w:r>
+        <w:rPr>
+          <w:rFonts w:ascii="Consolas" w:hAnsi="Consolas"/>
+        </w:rPr>
+        <w:t>19-86</w:t>
+      </w:r>
+      <w:r>
+        <w:rPr>
+          <w:rFonts w:ascii="Consolas" w:hAnsi="Consolas"/>
+        </w:rPr>
+        <w:t>t.me/one00190</w:t>
+      </w:r>
+      <w:r>
+        <w:rPr>
+          <w:rFonts w:ascii="Consolas" w:hAnsi="Consolas"/>
+        </w:rPr>
+        <w:t>5</w:t>
       </w:r>
       <w:r>
         <w:rPr>
@@ -5652,7 +5778,6 @@
       <w:pPr>
         <w:ind w:left="280"/>
         <w:rPr>
-          <w:rFonts w:hint="eastAsia"/>
           <w:i/>
           <w:color w:val="595959"/>
         </w:rPr>
@@ -5717,11 +5842,8 @@
     <w:p>
       <w:pPr>
         <w:pStyle w:val="2"/>
-        <w:rPr>
-          <w:rFonts w:hint="eastAsia"/>
-        </w:rPr>
       </w:pPr>
-      <w:bookmarkStart w:id="12" w:name="_Toc242180191"/>
+      <w:bookmarkStart w:id="13" w:name="_Toc242180191"/>
       <w:r>
         <w:rPr>
           <w:rFonts w:hint="eastAsia"/>
@@ -5774,7 +5896,25 @@
         <w:rPr>
           <w:rFonts w:hint="eastAsia"/>
         </w:rPr>
-        <w:t>2020</w:t>
+        <w:t>2</w:t>
+      </w:r>
+      <w:r>
+        <w:rPr>
+          <w:rFonts w:hint="eastAsia"/>
+        </w:rPr>
+        <w:t>t.me/one00190</w:t>
+      </w:r>
+      <w:r>
+        <w:rPr>
+          <w:rFonts w:hint="eastAsia"/>
+        </w:rPr>
+        <w:t>2</w:t>
+      </w:r>
+      <w:r>
+        <w:rPr>
+          <w:rFonts w:hint="eastAsia"/>
+        </w:rPr>
+        <w:t>t.me/one00190</w:t>
       </w:r>
       <w:r>
         <w:rPr>
@@ -5794,19 +5934,38 @@
         </w:rPr>
         <w:t>）</w:t>
       </w:r>
-      <w:bookmarkEnd w:id="12"/>
-    </w:p>
-    <w:p>
-      <w:pPr>
-        <w:rPr>
-          <w:rFonts w:hint="eastAsia"/>
-        </w:rPr>
-      </w:pPr>
-      <w:r>
-        <w:rPr>
-          <w:rFonts w:hint="eastAsia"/>
-        </w:rPr>
-        <w:t xml:space="preserve">2020 </w:t>
+      <w:bookmarkEnd w:id="13"/>
+    </w:p>
+    <w:p>
+      <w:r>
+        <w:rPr>
+          <w:rFonts w:hint="eastAsia"/>
+        </w:rPr>
+        <w:t>2</w:t>
+      </w:r>
+      <w:r>
+        <w:rPr>
+          <w:rFonts w:hint="eastAsia"/>
+        </w:rPr>
+        <w:t>t.me/one00190</w:t>
+      </w:r>
+      <w:r>
+        <w:rPr>
+          <w:rFonts w:hint="eastAsia"/>
+        </w:rPr>
+        <w:t>2</w:t>
+      </w:r>
+      <w:r>
+        <w:rPr>
+          <w:rFonts w:hint="eastAsia"/>
+        </w:rPr>
+        <w:t>t.me/one00190</w:t>
+      </w:r>
+      <w:r>
+        <w:rPr>
+          <w:rFonts w:hint="eastAsia"/>
+        </w:rPr>
+        <w:t xml:space="preserve"> </w:t>
       </w:r>
       <w:r>
         <w:rPr>
@@ -5891,9 +6050,6 @@
       <w:pPr>
         <w:pStyle w:val="a"/>
         <w:ind w:left="422" w:hanging="422"/>
-        <w:rPr>
-          <w:rFonts w:hint="eastAsia"/>
-        </w:rPr>
       </w:pPr>
       <w:r>
         <w:rPr>
@@ -5913,9 +6069,6 @@
       <w:pPr>
         <w:pStyle w:val="a"/>
         <w:ind w:left="422" w:hanging="422"/>
-        <w:rPr>
-          <w:rFonts w:hint="eastAsia"/>
-        </w:rPr>
       </w:pPr>
       <w:r>
         <w:rPr>
@@ -6012,7 +6165,31 @@
         <w:rPr>
           <w:rFonts w:ascii="Consolas" w:hAnsi="Consolas"/>
         </w:rPr>
-        <w:t>CVE-2019-8605</w:t>
+        <w:t>CVE-2</w:t>
+      </w:r>
+      <w:r>
+        <w:rPr>
+          <w:rFonts w:ascii="Consolas" w:hAnsi="Consolas"/>
+        </w:rPr>
+        <w:t>t.me/one00190</w:t>
+      </w:r>
+      <w:r>
+        <w:rPr>
+          <w:rFonts w:ascii="Consolas" w:hAnsi="Consolas"/>
+        </w:rPr>
+        <w:t>19-86</w:t>
+      </w:r>
+      <w:r>
+        <w:rPr>
+          <w:rFonts w:ascii="Consolas" w:hAnsi="Consolas"/>
+        </w:rPr>
+        <w:t>t.me/one00190</w:t>
+      </w:r>
+      <w:r>
+        <w:rPr>
+          <w:rFonts w:ascii="Consolas" w:hAnsi="Consolas"/>
+        </w:rPr>
+        <w:t>5</w:t>
       </w:r>
       <w:r>
         <w:rPr>
@@ -6061,16 +6238,12 @@
       <w:pPr>
         <w:pStyle w:val="a"/>
         <w:ind w:left="422" w:hanging="422"/>
-        <w:rPr>
-          <w:rFonts w:hint="eastAsia"/>
-        </w:rPr>
       </w:pPr>
       <w:r>
         <w:rPr>
           <w:rFonts w:hint="eastAsia"/>
           <w:b/>
         </w:rPr>
-        <w:lastRenderedPageBreak/>
         <w:t>特征</w:t>
       </w:r>
       <w:r>
@@ -6132,7 +6305,6 @@
       <w:pPr>
         <w:ind w:left="280"/>
         <w:rPr>
-          <w:rFonts w:hint="eastAsia"/>
           <w:i/>
           <w:color w:val="595959"/>
         </w:rPr>
@@ -6181,11 +6353,8 @@
     <w:p>
       <w:pPr>
         <w:pStyle w:val="2"/>
-        <w:rPr>
-          <w:rFonts w:hint="eastAsia"/>
-        </w:rPr>
       </w:pPr>
-      <w:bookmarkStart w:id="13" w:name="_Toc242180192"/>
+      <w:bookmarkStart w:id="14" w:name="_Toc242180192"/>
       <w:r>
         <w:rPr>
           <w:rFonts w:hint="eastAsia"/>
@@ -6202,7 +6371,19 @@
         <w:rPr>
           <w:rFonts w:hint="eastAsia"/>
         </w:rPr>
-        <w:t>2021</w:t>
+        <w:t>2</w:t>
+      </w:r>
+      <w:r>
+        <w:rPr>
+          <w:rFonts w:hint="eastAsia"/>
+        </w:rPr>
+        <w:t>t.me/one00190</w:t>
+      </w:r>
+      <w:r>
+        <w:rPr>
+          <w:rFonts w:hint="eastAsia"/>
+        </w:rPr>
+        <w:t>21</w:t>
       </w:r>
       <w:r>
         <w:rPr>
@@ -6222,19 +6403,26 @@
         </w:rPr>
         <w:t>）</w:t>
       </w:r>
-      <w:bookmarkEnd w:id="13"/>
-    </w:p>
-    <w:p>
-      <w:pPr>
-        <w:rPr>
-          <w:rFonts w:hint="eastAsia"/>
-        </w:rPr>
-      </w:pPr>
-      <w:r>
-        <w:rPr>
-          <w:rFonts w:hint="eastAsia"/>
-        </w:rPr>
-        <w:t xml:space="preserve">2021 </w:t>
+      <w:bookmarkEnd w:id="14"/>
+    </w:p>
+    <w:p>
+      <w:r>
+        <w:rPr>
+          <w:rFonts w:hint="eastAsia"/>
+        </w:rPr>
+        <w:t>2</w:t>
+      </w:r>
+      <w:r>
+        <w:rPr>
+          <w:rFonts w:hint="eastAsia"/>
+        </w:rPr>
+        <w:t>t.me/one00190</w:t>
+      </w:r>
+      <w:r>
+        <w:rPr>
+          <w:rFonts w:hint="eastAsia"/>
+        </w:rPr>
+        <w:t xml:space="preserve">21 </w:t>
       </w:r>
       <w:r>
         <w:rPr>
@@ -6294,7 +6482,19 @@
         <w:rPr>
           <w:rFonts w:hint="eastAsia"/>
         </w:rPr>
-        <w:t xml:space="preserve">2021 </w:t>
+        <w:t>2</w:t>
+      </w:r>
+      <w:r>
+        <w:rPr>
+          <w:rFonts w:hint="eastAsia"/>
+        </w:rPr>
+        <w:t>t.me/one00190</w:t>
+      </w:r>
+      <w:r>
+        <w:rPr>
+          <w:rFonts w:hint="eastAsia"/>
+        </w:rPr>
+        <w:t xml:space="preserve">21 </w:t>
       </w:r>
       <w:r>
         <w:rPr>
@@ -6318,7 +6518,19 @@
         <w:rPr>
           <w:rFonts w:hint="eastAsia"/>
         </w:rPr>
-        <w:t xml:space="preserve"> 30 </w:t>
+        <w:t xml:space="preserve"> 3</w:t>
+      </w:r>
+      <w:r>
+        <w:rPr>
+          <w:rFonts w:hint="eastAsia"/>
+        </w:rPr>
+        <w:t>t.me/one00190</w:t>
+      </w:r>
+      <w:r>
+        <w:rPr>
+          <w:rFonts w:hint="eastAsia"/>
+        </w:rPr>
+        <w:t xml:space="preserve"> </w:t>
       </w:r>
       <w:r>
         <w:rPr>
@@ -6367,9 +6579,6 @@
       <w:pPr>
         <w:pStyle w:val="a"/>
         <w:ind w:left="422" w:hanging="422"/>
-        <w:rPr>
-          <w:rFonts w:hint="eastAsia"/>
-        </w:rPr>
       </w:pPr>
       <w:r>
         <w:rPr>
@@ -6437,9 +6646,6 @@
       <w:pPr>
         <w:pStyle w:val="a"/>
         <w:ind w:left="422" w:hanging="422"/>
-        <w:rPr>
-          <w:rFonts w:hint="eastAsia"/>
-        </w:rPr>
       </w:pPr>
       <w:r>
         <w:rPr>
@@ -6483,7 +6689,19 @@
         <w:rPr>
           <w:rFonts w:ascii="Consolas" w:hAnsi="Consolas"/>
         </w:rPr>
-        <w:t>CVE-2021-1789</w:t>
+        <w:t>CVE-2</w:t>
+      </w:r>
+      <w:r>
+        <w:rPr>
+          <w:rFonts w:ascii="Consolas" w:hAnsi="Consolas"/>
+        </w:rPr>
+        <w:t>t.me/one00190</w:t>
+      </w:r>
+      <w:r>
+        <w:rPr>
+          <w:rFonts w:ascii="Consolas" w:hAnsi="Consolas"/>
+        </w:rPr>
+        <w:t>21-1789</w:t>
       </w:r>
       <w:r>
         <w:rPr>
@@ -6519,7 +6737,31 @@
         <w:rPr>
           <w:rFonts w:ascii="Consolas" w:hAnsi="Consolas"/>
         </w:rPr>
-        <w:t>CVE-2021-30869</w:t>
+        <w:t>CVE-2</w:t>
+      </w:r>
+      <w:r>
+        <w:rPr>
+          <w:rFonts w:ascii="Consolas" w:hAnsi="Consolas"/>
+        </w:rPr>
+        <w:t>t.me/one00190</w:t>
+      </w:r>
+      <w:r>
+        <w:rPr>
+          <w:rFonts w:ascii="Consolas" w:hAnsi="Consolas"/>
+        </w:rPr>
+        <w:t>21-3</w:t>
+      </w:r>
+      <w:r>
+        <w:rPr>
+          <w:rFonts w:ascii="Consolas" w:hAnsi="Consolas"/>
+        </w:rPr>
+        <w:t>t.me/one00190</w:t>
+      </w:r>
+      <w:r>
+        <w:rPr>
+          <w:rFonts w:ascii="Consolas" w:hAnsi="Consolas"/>
+        </w:rPr>
+        <w:t>869</w:t>
       </w:r>
       <w:r>
         <w:rPr>
@@ -6562,9 +6804,6 @@
       <w:pPr>
         <w:pStyle w:val="a"/>
         <w:ind w:left="422" w:hanging="422"/>
-        <w:rPr>
-          <w:rFonts w:hint="eastAsia"/>
-        </w:rPr>
       </w:pPr>
       <w:r>
         <w:rPr>
@@ -6655,7 +6894,19 @@
         <w:rPr>
           <w:rFonts w:hint="eastAsia"/>
         </w:rPr>
-        <w:t xml:space="preserve"> 2019 </w:t>
+        <w:t xml:space="preserve"> 2</w:t>
+      </w:r>
+      <w:r>
+        <w:rPr>
+          <w:rFonts w:hint="eastAsia"/>
+        </w:rPr>
+        <w:t>t.me/one00190</w:t>
+      </w:r>
+      <w:r>
+        <w:rPr>
+          <w:rFonts w:hint="eastAsia"/>
+        </w:rPr>
+        <w:t xml:space="preserve">19 </w:t>
       </w:r>
       <w:r>
         <w:rPr>
@@ -6680,9 +6931,6 @@
       <w:pPr>
         <w:pStyle w:val="a"/>
         <w:ind w:left="422" w:hanging="422"/>
-        <w:rPr>
-          <w:rFonts w:hint="eastAsia"/>
-        </w:rPr>
       </w:pPr>
       <w:r>
         <w:rPr>
@@ -6750,7 +6998,6 @@
       <w:pPr>
         <w:ind w:left="280"/>
         <w:rPr>
-          <w:rFonts w:hint="eastAsia"/>
           <w:i/>
           <w:color w:val="595959"/>
         </w:rPr>
@@ -6801,7 +7048,7 @@
           <w:i/>
           <w:color w:val="595959"/>
         </w:rPr>
-        <w:t xml:space="preserve"> 2019 </w:t>
+        <w:t xml:space="preserve"> 2</w:t>
       </w:r>
       <w:r>
         <w:rPr>
@@ -6809,7 +7056,7 @@
           <w:i/>
           <w:color w:val="595959"/>
         </w:rPr>
-        <w:t>年事件被大规模曝光、苹果持续收紧平台安全之后，攻击者依然用</w:t>
+        <w:t>t.me/one00190</w:t>
       </w:r>
       <w:r>
         <w:rPr>
@@ -6817,7 +7064,7 @@
           <w:i/>
           <w:color w:val="595959"/>
         </w:rPr>
-        <w:t xml:space="preserve">"N-day + </w:t>
+        <w:t xml:space="preserve">19 </w:t>
       </w:r>
       <w:r>
         <w:rPr>
@@ -6825,7 +7072,7 @@
           <w:i/>
           <w:color w:val="595959"/>
         </w:rPr>
-        <w:t>未升级设备</w:t>
+        <w:t>年事件被大规模曝光、苹果持续收紧平台安全之后，攻击者依然用</w:t>
       </w:r>
       <w:r>
         <w:rPr>
@@ -6833,7 +7080,7 @@
           <w:i/>
           <w:color w:val="595959"/>
         </w:rPr>
-        <w:t>"</w:t>
+        <w:t xml:space="preserve">"N-day + </w:t>
       </w:r>
       <w:r>
         <w:rPr>
@@ -6841,7 +7088,7 @@
           <w:i/>
           <w:color w:val="595959"/>
         </w:rPr>
-        <w:t>的组合维持了长达数月的</w:t>
+        <w:t>未升级设备</w:t>
       </w:r>
       <w:r>
         <w:rPr>
@@ -6849,7 +7096,7 @@
           <w:i/>
           <w:color w:val="595959"/>
         </w:rPr>
-        <w:t xml:space="preserve"> iOS/macOS </w:t>
+        <w:t>"</w:t>
       </w:r>
       <w:r>
         <w:rPr>
@@ -6857,17 +7104,30 @@
           <w:i/>
           <w:color w:val="595959"/>
         </w:rPr>
+        <w:t>的组合维持了长达数月的</w:t>
+      </w:r>
+      <w:r>
+        <w:rPr>
+          <w:rFonts w:hint="eastAsia"/>
+          <w:i/>
+          <w:color w:val="595959"/>
+        </w:rPr>
+        <w:t xml:space="preserve"> iOS/macOS </w:t>
+      </w:r>
+      <w:r>
+        <w:rPr>
+          <w:rFonts w:hint="eastAsia"/>
+          <w:i/>
+          <w:color w:val="595959"/>
+        </w:rPr>
         <w:t>水坑投递。</w:t>
       </w:r>
     </w:p>
     <w:p>
       <w:pPr>
         <w:pStyle w:val="2"/>
-        <w:rPr>
-          <w:rFonts w:hint="eastAsia"/>
-        </w:rPr>
       </w:pPr>
-      <w:bookmarkStart w:id="14" w:name="_Toc242180193"/>
+      <w:bookmarkStart w:id="15" w:name="_Toc242180193"/>
       <w:r>
         <w:rPr>
           <w:rFonts w:hint="eastAsia"/>
@@ -6880,7 +7140,7 @@
         </w:rPr>
         <w:t>三案例横向对比</w:t>
       </w:r>
-      <w:bookmarkEnd w:id="14"/>
+      <w:bookmarkEnd w:id="15"/>
     </w:p>
     <w:tbl>
       <w:tblPr>
@@ -6902,12 +7162,6 @@
         <w:gridCol w:w="2294"/>
       </w:tblGrid>
       <w:tr>
-        <w:tblPrEx>
-          <w:tblCellMar>
-            <w:top w:w="0" w:type="dxa"/>
-            <w:bottom w:w="0" w:type="dxa"/>
-          </w:tblCellMar>
-        </w:tblPrEx>
         <w:tc>
           <w:tcPr>
             <w:tcW w:w="1250" w:type="pct"/>
@@ -6950,7 +7204,23 @@
                 <w:b/>
                 <w:sz w:val="18"/>
               </w:rPr>
-              <w:t xml:space="preserve">2019 Uyghur </w:t>
+              <w:t>2</w:t>
+            </w:r>
+            <w:r>
+              <w:rPr>
+                <w:rFonts w:hint="eastAsia"/>
+                <w:b/>
+                <w:sz w:val="18"/>
+              </w:rPr>
+              <w:t>t.me/one00190</w:t>
+            </w:r>
+            <w:r>
+              <w:rPr>
+                <w:rFonts w:hint="eastAsia"/>
+                <w:b/>
+                <w:sz w:val="18"/>
+              </w:rPr>
+              <w:t xml:space="preserve">19 Uyghur </w:t>
             </w:r>
             <w:r>
               <w:rPr>
@@ -6981,7 +7251,39 @@
                 <w:b/>
                 <w:sz w:val="18"/>
               </w:rPr>
-              <w:t xml:space="preserve">2020 </w:t>
+              <w:t>2</w:t>
+            </w:r>
+            <w:r>
+              <w:rPr>
+                <w:rFonts w:hint="eastAsia"/>
+                <w:b/>
+                <w:sz w:val="18"/>
+              </w:rPr>
+              <w:t>t.me/one00190</w:t>
+            </w:r>
+            <w:r>
+              <w:rPr>
+                <w:rFonts w:hint="eastAsia"/>
+                <w:b/>
+                <w:sz w:val="18"/>
+              </w:rPr>
+              <w:t>2</w:t>
+            </w:r>
+            <w:r>
+              <w:rPr>
+                <w:rFonts w:hint="eastAsia"/>
+                <w:b/>
+                <w:sz w:val="18"/>
+              </w:rPr>
+              <w:t>t.me/one00190</w:t>
+            </w:r>
+            <w:r>
+              <w:rPr>
+                <w:rFonts w:hint="eastAsia"/>
+                <w:b/>
+                <w:sz w:val="18"/>
+              </w:rPr>
+              <w:t xml:space="preserve"> </w:t>
             </w:r>
             <w:r>
               <w:rPr>
@@ -7012,7 +7314,23 @@
                 <w:b/>
                 <w:sz w:val="18"/>
               </w:rPr>
-              <w:t xml:space="preserve">2021 </w:t>
+              <w:t>2</w:t>
+            </w:r>
+            <w:r>
+              <w:rPr>
+                <w:rFonts w:hint="eastAsia"/>
+                <w:b/>
+                <w:sz w:val="18"/>
+              </w:rPr>
+              <w:t>t.me/one00190</w:t>
+            </w:r>
+            <w:r>
+              <w:rPr>
+                <w:rFonts w:hint="eastAsia"/>
+                <w:b/>
+                <w:sz w:val="18"/>
+              </w:rPr>
+              <w:t xml:space="preserve">21 </w:t>
             </w:r>
             <w:r>
               <w:rPr>
@@ -7026,12 +7344,6 @@
         </w:tc>
       </w:tr>
       <w:tr>
-        <w:tblPrEx>
-          <w:tblCellMar>
-            <w:top w:w="0" w:type="dxa"/>
-            <w:bottom w:w="0" w:type="dxa"/>
-          </w:tblCellMar>
-        </w:tblPrEx>
         <w:tc>
           <w:tcPr>
             <w:tcW w:w="1250" w:type="pct"/>
@@ -7115,12 +7427,6 @@
         </w:tc>
       </w:tr>
       <w:tr>
-        <w:tblPrEx>
-          <w:tblCellMar>
-            <w:top w:w="0" w:type="dxa"/>
-            <w:bottom w:w="0" w:type="dxa"/>
-          </w:tblCellMar>
-        </w:tblPrEx>
         <w:tc>
           <w:tcPr>
             <w:tcW w:w="1250" w:type="pct"/>
@@ -7158,7 +7464,31 @@
               <w:rPr>
                 <w:sz w:val="18"/>
               </w:rPr>
-              <w:t>2019-08-29</w:t>
+              <w:t>2</w:t>
+            </w:r>
+            <w:r>
+              <w:rPr>
+                <w:sz w:val="18"/>
+              </w:rPr>
+              <w:t>t.me/one00190</w:t>
+            </w:r>
+            <w:r>
+              <w:rPr>
+                <w:sz w:val="18"/>
+              </w:rPr>
+              <w:t>19-</w:t>
+            </w:r>
+            <w:r>
+              <w:rPr>
+                <w:sz w:val="18"/>
+              </w:rPr>
+              <w:t>t.me/one00190</w:t>
+            </w:r>
+            <w:r>
+              <w:rPr>
+                <w:sz w:val="18"/>
+              </w:rPr>
+              <w:t>8-29</w:t>
             </w:r>
           </w:p>
         </w:tc>
@@ -7178,7 +7508,43 @@
               <w:rPr>
                 <w:sz w:val="18"/>
               </w:rPr>
-              <w:t>2020-03-24</w:t>
+              <w:t>2</w:t>
+            </w:r>
+            <w:r>
+              <w:rPr>
+                <w:sz w:val="18"/>
+              </w:rPr>
+              <w:t>t.me/one00190</w:t>
+            </w:r>
+            <w:r>
+              <w:rPr>
+                <w:sz w:val="18"/>
+              </w:rPr>
+              <w:t>2</w:t>
+            </w:r>
+            <w:r>
+              <w:rPr>
+                <w:sz w:val="18"/>
+              </w:rPr>
+              <w:t>t.me/one00190</w:t>
+            </w:r>
+            <w:r>
+              <w:rPr>
+                <w:sz w:val="18"/>
+              </w:rPr>
+              <w:t>-</w:t>
+            </w:r>
+            <w:r>
+              <w:rPr>
+                <w:sz w:val="18"/>
+              </w:rPr>
+              <w:t>t.me/one00190</w:t>
+            </w:r>
+            <w:r>
+              <w:rPr>
+                <w:sz w:val="18"/>
+              </w:rPr>
+              <w:t>3-24</w:t>
             </w:r>
           </w:p>
         </w:tc>
@@ -7198,18 +7564,24 @@
               <w:rPr>
                 <w:sz w:val="18"/>
               </w:rPr>
-              <w:t>2021-11</w:t>
+              <w:t>2</w:t>
+            </w:r>
+            <w:r>
+              <w:rPr>
+                <w:sz w:val="18"/>
+              </w:rPr>
+              <w:t>t.me/one00190</w:t>
+            </w:r>
+            <w:r>
+              <w:rPr>
+                <w:sz w:val="18"/>
+              </w:rPr>
+              <w:t>21-11</w:t>
             </w:r>
           </w:p>
         </w:tc>
       </w:tr>
       <w:tr>
-        <w:tblPrEx>
-          <w:tblCellMar>
-            <w:top w:w="0" w:type="dxa"/>
-            <w:bottom w:w="0" w:type="dxa"/>
-          </w:tblCellMar>
-        </w:tblPrEx>
         <w:tc>
           <w:tcPr>
             <w:tcW w:w="1250" w:type="pct"/>
@@ -7324,12 +7696,6 @@
         </w:tc>
       </w:tr>
       <w:tr>
-        <w:tblPrEx>
-          <w:tblCellMar>
-            <w:top w:w="0" w:type="dxa"/>
-            <w:bottom w:w="0" w:type="dxa"/>
-          </w:tblCellMar>
-        </w:tblPrEx>
         <w:tc>
           <w:tcPr>
             <w:tcW w:w="1250" w:type="pct"/>
@@ -7444,12 +7810,6 @@
         </w:tc>
       </w:tr>
       <w:tr>
-        <w:tblPrEx>
-          <w:tblCellMar>
-            <w:top w:w="0" w:type="dxa"/>
-            <w:bottom w:w="0" w:type="dxa"/>
-          </w:tblCellMar>
-        </w:tblPrEx>
         <w:tc>
           <w:tcPr>
             <w:tcW w:w="1250" w:type="pct"/>
@@ -7543,12 +7903,6 @@
         </w:tc>
       </w:tr>
       <w:tr>
-        <w:tblPrEx>
-          <w:tblCellMar>
-            <w:top w:w="0" w:type="dxa"/>
-            <w:bottom w:w="0" w:type="dxa"/>
-          </w:tblCellMar>
-        </w:tblPrEx>
         <w:tc>
           <w:tcPr>
             <w:tcW w:w="1250" w:type="pct"/>
@@ -7594,7 +7948,21 @@
                 <w:rFonts w:hint="eastAsia"/>
                 <w:sz w:val="18"/>
               </w:rPr>
-              <w:t xml:space="preserve"> 0-day </w:t>
+              <w:t xml:space="preserve"> </w:t>
+            </w:r>
+            <w:r>
+              <w:rPr>
+                <w:rFonts w:hint="eastAsia"/>
+                <w:sz w:val="18"/>
+              </w:rPr>
+              <w:t>t.me/one00190</w:t>
+            </w:r>
+            <w:r>
+              <w:rPr>
+                <w:rFonts w:hint="eastAsia"/>
+                <w:sz w:val="18"/>
+              </w:rPr>
+              <w:t xml:space="preserve">-day </w:t>
             </w:r>
             <w:r>
               <w:rPr>
@@ -7650,7 +8018,35 @@
                 <w:rFonts w:hint="eastAsia"/>
                 <w:sz w:val="18"/>
               </w:rPr>
-              <w:t>CVE-2019-8605</w:t>
+              <w:t>CVE-2</w:t>
+            </w:r>
+            <w:r>
+              <w:rPr>
+                <w:rFonts w:hint="eastAsia"/>
+                <w:sz w:val="18"/>
+              </w:rPr>
+              <w:t>t.me/one00190</w:t>
+            </w:r>
+            <w:r>
+              <w:rPr>
+                <w:rFonts w:hint="eastAsia"/>
+                <w:sz w:val="18"/>
+              </w:rPr>
+              <w:t>19-86</w:t>
+            </w:r>
+            <w:r>
+              <w:rPr>
+                <w:rFonts w:hint="eastAsia"/>
+                <w:sz w:val="18"/>
+              </w:rPr>
+              <w:t>t.me/one00190</w:t>
+            </w:r>
+            <w:r>
+              <w:rPr>
+                <w:rFonts w:hint="eastAsia"/>
+                <w:sz w:val="18"/>
+              </w:rPr>
+              <w:t>5</w:t>
             </w:r>
             <w:r>
               <w:rPr>
@@ -7692,7 +8088,35 @@
                 <w:rFonts w:hint="eastAsia"/>
                 <w:sz w:val="18"/>
               </w:rPr>
-              <w:t xml:space="preserve">CVE-2021-1789/30869 </w:t>
+              <w:t>CVE-2</w:t>
+            </w:r>
+            <w:r>
+              <w:rPr>
+                <w:rFonts w:hint="eastAsia"/>
+                <w:sz w:val="18"/>
+              </w:rPr>
+              <w:t>t.me/one00190</w:t>
+            </w:r>
+            <w:r>
+              <w:rPr>
+                <w:rFonts w:hint="eastAsia"/>
+                <w:sz w:val="18"/>
+              </w:rPr>
+              <w:t>21-1789/3</w:t>
+            </w:r>
+            <w:r>
+              <w:rPr>
+                <w:rFonts w:hint="eastAsia"/>
+                <w:sz w:val="18"/>
+              </w:rPr>
+              <w:t>t.me/one00190</w:t>
+            </w:r>
+            <w:r>
+              <w:rPr>
+                <w:rFonts w:hint="eastAsia"/>
+                <w:sz w:val="18"/>
+              </w:rPr>
+              <w:t xml:space="preserve">869 </w:t>
             </w:r>
             <w:r>
               <w:rPr>
@@ -7705,12 +8129,6 @@
         </w:tc>
       </w:tr>
       <w:tr>
-        <w:tblPrEx>
-          <w:tblCellMar>
-            <w:top w:w="0" w:type="dxa"/>
-            <w:bottom w:w="0" w:type="dxa"/>
-          </w:tblCellMar>
-        </w:tblPrEx>
         <w:tc>
           <w:tcPr>
             <w:tcW w:w="1250" w:type="pct"/>
@@ -7859,12 +8277,6 @@
         </w:tc>
       </w:tr>
       <w:tr>
-        <w:tblPrEx>
-          <w:tblCellMar>
-            <w:top w:w="0" w:type="dxa"/>
-            <w:bottom w:w="0" w:type="dxa"/>
-          </w:tblCellMar>
-        </w:tblPrEx>
         <w:tc>
           <w:tcPr>
             <w:tcW w:w="1250" w:type="pct"/>
@@ -7967,16 +8379,12 @@
     <w:p>
       <w:pPr>
         <w:pStyle w:val="2"/>
-        <w:rPr>
-          <w:rFonts w:hint="eastAsia"/>
-        </w:rPr>
       </w:pPr>
-      <w:bookmarkStart w:id="15" w:name="_Toc242180194"/>
-      <w:r>
-        <w:rPr>
-          <w:rFonts w:hint="eastAsia"/>
-        </w:rPr>
-        <w:lastRenderedPageBreak/>
+      <w:bookmarkStart w:id="16" w:name="_Toc242180194"/>
+      <w:r>
+        <w:rPr>
+          <w:rFonts w:hint="eastAsia"/>
+        </w:rPr>
         <w:t xml:space="preserve">3.5 </w:t>
       </w:r>
       <w:r>
@@ -7985,15 +8393,12 @@
         </w:rPr>
         <w:t>与本系列前两份报告的衔接</w:t>
       </w:r>
-      <w:bookmarkEnd w:id="15"/>
+      <w:bookmarkEnd w:id="16"/>
     </w:p>
     <w:p>
       <w:pPr>
         <w:pStyle w:val="a"/>
         <w:ind w:left="422" w:hanging="422"/>
-        <w:rPr>
-          <w:rFonts w:hint="eastAsia"/>
-        </w:rPr>
       </w:pPr>
       <w:r>
         <w:rPr>
@@ -8128,9 +8533,6 @@
       <w:pPr>
         <w:pStyle w:val="a"/>
         <w:ind w:left="422" w:hanging="422"/>
-        <w:rPr>
-          <w:rFonts w:hint="eastAsia"/>
-        </w:rPr>
       </w:pPr>
       <w:r>
         <w:rPr>
@@ -8156,7 +8558,19 @@
         <w:rPr>
           <w:rFonts w:hint="eastAsia"/>
         </w:rPr>
-        <w:t xml:space="preserve">2026 </w:t>
+        <w:t>2</w:t>
+      </w:r>
+      <w:r>
+        <w:rPr>
+          <w:rFonts w:hint="eastAsia"/>
+        </w:rPr>
+        <w:t>t.me/one00190</w:t>
+      </w:r>
+      <w:r>
+        <w:rPr>
+          <w:rFonts w:hint="eastAsia"/>
+        </w:rPr>
+        <w:t xml:space="preserve">26 </w:t>
       </w:r>
       <w:r>
         <w:rPr>
@@ -8228,16 +8642,12 @@
     <w:p>
       <w:pPr>
         <w:pStyle w:val="1"/>
-        <w:rPr>
-          <w:rFonts w:hint="eastAsia"/>
-        </w:rPr>
       </w:pPr>
-      <w:bookmarkStart w:id="16" w:name="_Toc242180195"/>
-      <w:r>
-        <w:rPr>
-          <w:rFonts w:hint="eastAsia"/>
-        </w:rPr>
-        <w:lastRenderedPageBreak/>
+      <w:bookmarkStart w:id="17" w:name="_Toc242180195"/>
+      <w:r>
+        <w:rPr>
+          <w:rFonts w:hint="eastAsia"/>
+        </w:rPr>
         <w:t>四、</w:t>
       </w:r>
       <w:r>
@@ -8252,16 +8662,13 @@
         </w:rPr>
         <w:t>水坑攻击链技术剖析</w:t>
       </w:r>
-      <w:bookmarkEnd w:id="16"/>
+      <w:bookmarkEnd w:id="17"/>
     </w:p>
     <w:p>
       <w:pPr>
         <w:pStyle w:val="2"/>
-        <w:rPr>
-          <w:rFonts w:hint="eastAsia"/>
-        </w:rPr>
       </w:pPr>
-      <w:bookmarkStart w:id="17" w:name="_Toc242180196"/>
+      <w:bookmarkStart w:id="18" w:name="_Toc242180196"/>
       <w:r>
         <w:rPr>
           <w:rFonts w:hint="eastAsia"/>
@@ -8274,14 +8681,9 @@
         </w:rPr>
         <w:t>利用链的通用结构</w:t>
       </w:r>
-      <w:bookmarkEnd w:id="17"/>
-    </w:p>
-    <w:p>
-      <w:pPr>
-        <w:rPr>
-          <w:rFonts w:hint="eastAsia"/>
-        </w:rPr>
-      </w:pPr>
+      <w:bookmarkEnd w:id="18"/>
+    </w:p>
+    <w:p>
       <w:r>
         <w:rPr>
           <w:rFonts w:hint="eastAsia"/>
@@ -8383,9 +8785,6 @@
       <w:pPr>
         <w:pStyle w:val="a"/>
         <w:ind w:left="422" w:hanging="422"/>
-        <w:rPr>
-          <w:rFonts w:hint="eastAsia"/>
-        </w:rPr>
       </w:pPr>
       <w:r>
         <w:rPr>
@@ -8436,7 +8835,31 @@
         <w:rPr>
           <w:rFonts w:ascii="Consolas" w:hAnsi="Consolas"/>
         </w:rPr>
-        <w:t>CVE-2019-8605</w:t>
+        <w:t>CVE-2</w:t>
+      </w:r>
+      <w:r>
+        <w:rPr>
+          <w:rFonts w:ascii="Consolas" w:hAnsi="Consolas"/>
+        </w:rPr>
+        <w:t>t.me/one00190</w:t>
+      </w:r>
+      <w:r>
+        <w:rPr>
+          <w:rFonts w:ascii="Consolas" w:hAnsi="Consolas"/>
+        </w:rPr>
+        <w:t>19-86</w:t>
+      </w:r>
+      <w:r>
+        <w:rPr>
+          <w:rFonts w:ascii="Consolas" w:hAnsi="Consolas"/>
+        </w:rPr>
+        <w:t>t.me/one00190</w:t>
+      </w:r>
+      <w:r>
+        <w:rPr>
+          <w:rFonts w:ascii="Consolas" w:hAnsi="Consolas"/>
+        </w:rPr>
+        <w:t>5</w:t>
       </w:r>
       <w:r>
         <w:rPr>
@@ -8448,7 +8871,19 @@
         <w:rPr>
           <w:rFonts w:ascii="Consolas" w:hAnsi="Consolas"/>
         </w:rPr>
-        <w:t>CVE-2021-1789</w:t>
+        <w:t>CVE-2</w:t>
+      </w:r>
+      <w:r>
+        <w:rPr>
+          <w:rFonts w:ascii="Consolas" w:hAnsi="Consolas"/>
+        </w:rPr>
+        <w:t>t.me/one00190</w:t>
+      </w:r>
+      <w:r>
+        <w:rPr>
+          <w:rFonts w:ascii="Consolas" w:hAnsi="Consolas"/>
+        </w:rPr>
+        <w:t>21-1789</w:t>
       </w:r>
       <w:r>
         <w:rPr>
@@ -8485,9 +8920,6 @@
       <w:pPr>
         <w:pStyle w:val="a"/>
         <w:ind w:left="422" w:hanging="422"/>
-        <w:rPr>
-          <w:rFonts w:hint="eastAsia"/>
-        </w:rPr>
       </w:pPr>
       <w:r>
         <w:rPr>
@@ -8538,7 +8970,19 @@
         <w:rPr>
           <w:rFonts w:ascii="Consolas" w:hAnsi="Consolas"/>
         </w:rPr>
-        <w:t>CVE-2019-7287</w:t>
+        <w:t>CVE-2</w:t>
+      </w:r>
+      <w:r>
+        <w:rPr>
+          <w:rFonts w:ascii="Consolas" w:hAnsi="Consolas"/>
+        </w:rPr>
+        <w:t>t.me/one00190</w:t>
+      </w:r>
+      <w:r>
+        <w:rPr>
+          <w:rFonts w:ascii="Consolas" w:hAnsi="Consolas"/>
+        </w:rPr>
+        <w:t>19-7287</w:t>
       </w:r>
       <w:r>
         <w:rPr>
@@ -8550,7 +8994,31 @@
         <w:rPr>
           <w:rFonts w:ascii="Consolas" w:hAnsi="Consolas"/>
         </w:rPr>
-        <w:t>CVE-2021-30869</w:t>
+        <w:t>CVE-2</w:t>
+      </w:r>
+      <w:r>
+        <w:rPr>
+          <w:rFonts w:ascii="Consolas" w:hAnsi="Consolas"/>
+        </w:rPr>
+        <w:t>t.me/one00190</w:t>
+      </w:r>
+      <w:r>
+        <w:rPr>
+          <w:rFonts w:ascii="Consolas" w:hAnsi="Consolas"/>
+        </w:rPr>
+        <w:t>21-3</w:t>
+      </w:r>
+      <w:r>
+        <w:rPr>
+          <w:rFonts w:ascii="Consolas" w:hAnsi="Consolas"/>
+        </w:rPr>
+        <w:t>t.me/one00190</w:t>
+      </w:r>
+      <w:r>
+        <w:rPr>
+          <w:rFonts w:ascii="Consolas" w:hAnsi="Consolas"/>
+        </w:rPr>
+        <w:t>869</w:t>
       </w:r>
       <w:r>
         <w:rPr>
@@ -8580,7 +9048,19 @@
         <w:rPr>
           <w:rFonts w:ascii="Consolas" w:hAnsi="Consolas"/>
         </w:rPr>
-        <w:t>CVE-2019-7286</w:t>
+        <w:t>CVE-2</w:t>
+      </w:r>
+      <w:r>
+        <w:rPr>
+          <w:rFonts w:ascii="Consolas" w:hAnsi="Consolas"/>
+        </w:rPr>
+        <w:t>t.me/one00190</w:t>
+      </w:r>
+      <w:r>
+        <w:rPr>
+          <w:rFonts w:ascii="Consolas" w:hAnsi="Consolas"/>
+        </w:rPr>
+        <w:t>19-7286</w:t>
       </w:r>
       <w:r>
         <w:rPr>
@@ -8593,9 +9073,6 @@
       <w:pPr>
         <w:pStyle w:val="a"/>
         <w:ind w:left="422" w:hanging="422"/>
-        <w:rPr>
-          <w:rFonts w:hint="eastAsia"/>
-        </w:rPr>
       </w:pPr>
       <w:r>
         <w:rPr>
@@ -8614,7 +9091,19 @@
         <w:rPr>
           <w:rFonts w:hint="eastAsia"/>
         </w:rPr>
-        <w:t xml:space="preserve">2019 </w:t>
+        <w:t>2</w:t>
+      </w:r>
+      <w:r>
+        <w:rPr>
+          <w:rFonts w:hint="eastAsia"/>
+        </w:rPr>
+        <w:t>t.me/one00190</w:t>
+      </w:r>
+      <w:r>
+        <w:rPr>
+          <w:rFonts w:hint="eastAsia"/>
+        </w:rPr>
+        <w:t xml:space="preserve">19 </w:t>
       </w:r>
       <w:r>
         <w:rPr>
@@ -8650,11 +9139,8 @@
     <w:p>
       <w:pPr>
         <w:pStyle w:val="2"/>
-        <w:rPr>
-          <w:rFonts w:hint="eastAsia"/>
-        </w:rPr>
       </w:pPr>
-      <w:bookmarkStart w:id="18" w:name="_Toc242180197"/>
+      <w:bookmarkStart w:id="19" w:name="_Toc242180197"/>
       <w:r>
         <w:rPr>
           <w:rFonts w:hint="eastAsia"/>
@@ -8667,14 +9153,9 @@
         </w:rPr>
         <w:t>水坑特有的技术设计</w:t>
       </w:r>
-      <w:bookmarkEnd w:id="18"/>
-    </w:p>
-    <w:p>
-      <w:pPr>
-        <w:rPr>
-          <w:rFonts w:hint="eastAsia"/>
-        </w:rPr>
-      </w:pPr>
+      <w:bookmarkEnd w:id="19"/>
+    </w:p>
+    <w:p>
       <w:r>
         <w:rPr>
           <w:rFonts w:hint="eastAsia"/>
@@ -8686,9 +9167,6 @@
       <w:pPr>
         <w:pStyle w:val="a"/>
         <w:ind w:left="422" w:hanging="422"/>
-        <w:rPr>
-          <w:rFonts w:hint="eastAsia"/>
-        </w:rPr>
       </w:pPr>
       <w:r>
         <w:rPr>
@@ -8744,9 +9222,6 @@
       <w:pPr>
         <w:pStyle w:val="a"/>
         <w:ind w:left="422" w:hanging="422"/>
-        <w:rPr>
-          <w:rFonts w:hint="eastAsia"/>
-        </w:rPr>
       </w:pPr>
       <w:r>
         <w:rPr>
@@ -8765,7 +9240,19 @@
         <w:rPr>
           <w:rFonts w:hint="eastAsia"/>
         </w:rPr>
-        <w:t xml:space="preserve"> 2019 </w:t>
+        <w:t xml:space="preserve"> 2</w:t>
+      </w:r>
+      <w:r>
+        <w:rPr>
+          <w:rFonts w:hint="eastAsia"/>
+        </w:rPr>
+        <w:t>t.me/one00190</w:t>
+      </w:r>
+      <w:r>
+        <w:rPr>
+          <w:rFonts w:hint="eastAsia"/>
+        </w:rPr>
+        <w:t xml:space="preserve">19 </w:t>
       </w:r>
       <w:r>
         <w:rPr>
@@ -8801,7 +9288,19 @@
         <w:rPr>
           <w:rFonts w:hint="eastAsia"/>
         </w:rPr>
-        <w:t xml:space="preserve"> iOS 10 </w:t>
+        <w:t xml:space="preserve"> iOS 1</w:t>
+      </w:r>
+      <w:r>
+        <w:rPr>
+          <w:rFonts w:hint="eastAsia"/>
+        </w:rPr>
+        <w:t>t.me/one00190</w:t>
+      </w:r>
+      <w:r>
+        <w:rPr>
+          <w:rFonts w:hint="eastAsia"/>
+        </w:rPr>
+        <w:t xml:space="preserve"> </w:t>
       </w:r>
       <w:r>
         <w:rPr>
@@ -8826,9 +9325,6 @@
       <w:pPr>
         <w:pStyle w:val="a"/>
         <w:ind w:left="422" w:hanging="422"/>
-        <w:rPr>
-          <w:rFonts w:hint="eastAsia"/>
-        </w:rPr>
       </w:pPr>
       <w:r>
         <w:rPr>
@@ -8884,9 +9380,6 @@
       <w:pPr>
         <w:pStyle w:val="a"/>
         <w:ind w:left="422" w:hanging="422"/>
-        <w:rPr>
-          <w:rFonts w:hint="eastAsia"/>
-        </w:rPr>
       </w:pPr>
       <w:r>
         <w:rPr>
@@ -8917,11 +9410,8 @@
     <w:p>
       <w:pPr>
         <w:pStyle w:val="2"/>
-        <w:rPr>
-          <w:rFonts w:hint="eastAsia"/>
-        </w:rPr>
       </w:pPr>
-      <w:bookmarkStart w:id="19" w:name="_Toc242180198"/>
+      <w:bookmarkStart w:id="20" w:name="_Toc242180198"/>
       <w:r>
         <w:rPr>
           <w:rFonts w:hint="eastAsia"/>
@@ -8934,15 +9424,12 @@
         </w:rPr>
         <w:t>为什么移动端水坑难以被发现</w:t>
       </w:r>
-      <w:bookmarkEnd w:id="19"/>
+      <w:bookmarkEnd w:id="20"/>
     </w:p>
     <w:p>
       <w:pPr>
         <w:pStyle w:val="a"/>
         <w:ind w:left="422" w:hanging="422"/>
-        <w:rPr>
-          <w:rFonts w:hint="eastAsia"/>
-        </w:rPr>
       </w:pPr>
       <w:r>
         <w:rPr>
@@ -8962,9 +9449,6 @@
       <w:pPr>
         <w:pStyle w:val="a"/>
         <w:ind w:left="422" w:hanging="422"/>
-        <w:rPr>
-          <w:rFonts w:hint="eastAsia"/>
-        </w:rPr>
       </w:pPr>
       <w:r>
         <w:rPr>
@@ -8984,9 +9468,6 @@
       <w:pPr>
         <w:pStyle w:val="a"/>
         <w:ind w:left="422" w:hanging="422"/>
-        <w:rPr>
-          <w:rFonts w:hint="eastAsia"/>
-        </w:rPr>
       </w:pPr>
       <w:r>
         <w:rPr>
@@ -9030,9 +9511,6 @@
       <w:pPr>
         <w:pStyle w:val="a"/>
         <w:ind w:left="422" w:hanging="422"/>
-        <w:rPr>
-          <w:rFonts w:hint="eastAsia"/>
-        </w:rPr>
       </w:pPr>
       <w:r>
         <w:rPr>
@@ -9099,26 +9577,17 @@
     <w:p>
       <w:pPr>
         <w:pStyle w:val="1"/>
-        <w:rPr>
-          <w:rFonts w:hint="eastAsia"/>
-        </w:rPr>
       </w:pPr>
-      <w:bookmarkStart w:id="20" w:name="_Toc242180199"/>
-      <w:r>
-        <w:rPr>
-          <w:rFonts w:hint="eastAsia"/>
-        </w:rPr>
-        <w:lastRenderedPageBreak/>
+      <w:bookmarkStart w:id="21" w:name="_Toc242180199"/>
+      <w:r>
+        <w:rPr>
+          <w:rFonts w:hint="eastAsia"/>
+        </w:rPr>
         <w:t>五、攻击者画像与动机</w:t>
       </w:r>
-      <w:bookmarkEnd w:id="20"/>
-    </w:p>
-    <w:p>
-      <w:pPr>
-        <w:rPr>
-          <w:rFonts w:hint="eastAsia"/>
-        </w:rPr>
-      </w:pPr>
+      <w:bookmarkEnd w:id="21"/>
+    </w:p>
+    <w:p>
       <w:r>
         <w:rPr>
           <w:rFonts w:hint="eastAsia"/>
@@ -9142,9 +9611,6 @@
       <w:pPr>
         <w:pStyle w:val="a"/>
         <w:ind w:left="422" w:hanging="422"/>
-        <w:rPr>
-          <w:rFonts w:hint="eastAsia"/>
-        </w:rPr>
       </w:pPr>
       <w:r>
         <w:rPr>
@@ -9163,7 +9629,19 @@
         <w:rPr>
           <w:rFonts w:hint="eastAsia"/>
         </w:rPr>
-        <w:t>2019</w:t>
+        <w:t>2</w:t>
+      </w:r>
+      <w:r>
+        <w:rPr>
+          <w:rFonts w:hint="eastAsia"/>
+        </w:rPr>
+        <w:t>t.me/one00190</w:t>
+      </w:r>
+      <w:r>
+        <w:rPr>
+          <w:rFonts w:hint="eastAsia"/>
+        </w:rPr>
+        <w:t>19</w:t>
       </w:r>
       <w:r>
         <w:rPr>
@@ -9175,7 +9653,25 @@
         <w:rPr>
           <w:rFonts w:hint="eastAsia"/>
         </w:rPr>
-        <w:t>2020</w:t>
+        <w:t>2</w:t>
+      </w:r>
+      <w:r>
+        <w:rPr>
+          <w:rFonts w:hint="eastAsia"/>
+        </w:rPr>
+        <w:t>t.me/one00190</w:t>
+      </w:r>
+      <w:r>
+        <w:rPr>
+          <w:rFonts w:hint="eastAsia"/>
+        </w:rPr>
+        <w:t>2</w:t>
+      </w:r>
+      <w:r>
+        <w:rPr>
+          <w:rFonts w:hint="eastAsia"/>
+        </w:rPr>
+        <w:t>t.me/one00190</w:t>
       </w:r>
       <w:r>
         <w:rPr>
@@ -9187,7 +9683,19 @@
         <w:rPr>
           <w:rFonts w:hint="eastAsia"/>
         </w:rPr>
-        <w:t>2021</w:t>
+        <w:t>2</w:t>
+      </w:r>
+      <w:r>
+        <w:rPr>
+          <w:rFonts w:hint="eastAsia"/>
+        </w:rPr>
+        <w:t>t.me/one00190</w:t>
+      </w:r>
+      <w:r>
+        <w:rPr>
+          <w:rFonts w:hint="eastAsia"/>
+        </w:rPr>
+        <w:t>21</w:t>
       </w:r>
       <w:r>
         <w:rPr>
@@ -9211,7 +9719,19 @@
         <w:rPr>
           <w:rFonts w:hint="eastAsia"/>
         </w:rPr>
-        <w:t xml:space="preserve"> 2021 </w:t>
+        <w:t xml:space="preserve"> 2</w:t>
+      </w:r>
+      <w:r>
+        <w:rPr>
+          <w:rFonts w:hint="eastAsia"/>
+        </w:rPr>
+        <w:t>t.me/one00190</w:t>
+      </w:r>
+      <w:r>
+        <w:rPr>
+          <w:rFonts w:hint="eastAsia"/>
+        </w:rPr>
+        <w:t xml:space="preserve">21 </w:t>
       </w:r>
       <w:r>
         <w:rPr>
@@ -9248,9 +9768,6 @@
       <w:pPr>
         <w:pStyle w:val="a"/>
         <w:ind w:left="422" w:hanging="422"/>
-        <w:rPr>
-          <w:rFonts w:hint="eastAsia"/>
-        </w:rPr>
       </w:pPr>
       <w:r>
         <w:rPr>
@@ -9269,7 +9786,19 @@
         <w:rPr>
           <w:rFonts w:hint="eastAsia"/>
         </w:rPr>
-        <w:t xml:space="preserve"> 0-day </w:t>
+        <w:t xml:space="preserve"> </w:t>
+      </w:r>
+      <w:r>
+        <w:rPr>
+          <w:rFonts w:hint="eastAsia"/>
+        </w:rPr>
+        <w:t>t.me/one00190</w:t>
+      </w:r>
+      <w:r>
+        <w:rPr>
+          <w:rFonts w:hint="eastAsia"/>
+        </w:rPr>
+        <w:t xml:space="preserve">-day </w:t>
       </w:r>
       <w:r>
         <w:rPr>
@@ -9305,7 +9834,19 @@
         <w:rPr>
           <w:rFonts w:hint="eastAsia"/>
         </w:rPr>
-        <w:t xml:space="preserve">2019 </w:t>
+        <w:t>2</w:t>
+      </w:r>
+      <w:r>
+        <w:rPr>
+          <w:rFonts w:hint="eastAsia"/>
+        </w:rPr>
+        <w:t>t.me/one00190</w:t>
+      </w:r>
+      <w:r>
+        <w:rPr>
+          <w:rFonts w:hint="eastAsia"/>
+        </w:rPr>
+        <w:t xml:space="preserve">19 </w:t>
       </w:r>
       <w:r>
         <w:rPr>
@@ -9353,7 +9894,19 @@
         <w:rPr>
           <w:rFonts w:hint="eastAsia"/>
         </w:rPr>
-        <w:t xml:space="preserve">2021 </w:t>
+        <w:t>2</w:t>
+      </w:r>
+      <w:r>
+        <w:rPr>
+          <w:rFonts w:hint="eastAsia"/>
+        </w:rPr>
+        <w:t>t.me/one00190</w:t>
+      </w:r>
+      <w:r>
+        <w:rPr>
+          <w:rFonts w:hint="eastAsia"/>
+        </w:rPr>
+        <w:t xml:space="preserve">21 </w:t>
       </w:r>
       <w:r>
         <w:rPr>
@@ -9366,9 +9919,6 @@
       <w:pPr>
         <w:pStyle w:val="a"/>
         <w:ind w:left="422" w:hanging="422"/>
-        <w:rPr>
-          <w:rFonts w:hint="eastAsia"/>
-        </w:rPr>
       </w:pPr>
       <w:r>
         <w:rPr>
@@ -9399,7 +9949,25 @@
         <w:rPr>
           <w:rFonts w:hint="eastAsia"/>
         </w:rPr>
-        <w:t>2020</w:t>
+        <w:t>2</w:t>
+      </w:r>
+      <w:r>
+        <w:rPr>
+          <w:rFonts w:hint="eastAsia"/>
+        </w:rPr>
+        <w:t>t.me/one00190</w:t>
+      </w:r>
+      <w:r>
+        <w:rPr>
+          <w:rFonts w:hint="eastAsia"/>
+        </w:rPr>
+        <w:t>2</w:t>
+      </w:r>
+      <w:r>
+        <w:rPr>
+          <w:rFonts w:hint="eastAsia"/>
+        </w:rPr>
+        <w:t>t.me/one00190</w:t>
       </w:r>
       <w:r>
         <w:rPr>
@@ -9411,7 +9979,19 @@
         <w:rPr>
           <w:rFonts w:hint="eastAsia"/>
         </w:rPr>
-        <w:t xml:space="preserve">2021 </w:t>
+        <w:t>2</w:t>
+      </w:r>
+      <w:r>
+        <w:rPr>
+          <w:rFonts w:hint="eastAsia"/>
+        </w:rPr>
+        <w:t>t.me/one00190</w:t>
+      </w:r>
+      <w:r>
+        <w:rPr>
+          <w:rFonts w:hint="eastAsia"/>
+        </w:rPr>
+        <w:t xml:space="preserve">21 </w:t>
       </w:r>
       <w:r>
         <w:rPr>
@@ -9460,9 +10040,6 @@
       <w:pPr>
         <w:pStyle w:val="a"/>
         <w:ind w:left="422" w:hanging="422"/>
-        <w:rPr>
-          <w:rFonts w:hint="eastAsia"/>
-        </w:rPr>
       </w:pPr>
       <w:r>
         <w:rPr>
@@ -9577,28 +10154,21 @@
     <w:p>
       <w:pPr>
         <w:pStyle w:val="1"/>
-        <w:rPr>
-          <w:rFonts w:hint="eastAsia"/>
-        </w:rPr>
       </w:pPr>
-      <w:bookmarkStart w:id="21" w:name="_Toc242180200"/>
-      <w:r>
-        <w:rPr>
-          <w:rFonts w:hint="eastAsia"/>
-        </w:rPr>
-        <w:lastRenderedPageBreak/>
+      <w:bookmarkStart w:id="22" w:name="_Toc242180200"/>
+      <w:r>
+        <w:rPr>
+          <w:rFonts w:hint="eastAsia"/>
+        </w:rPr>
         <w:t>六、防御与缓解建议</w:t>
       </w:r>
-      <w:bookmarkEnd w:id="21"/>
+      <w:bookmarkEnd w:id="22"/>
     </w:p>
     <w:p>
       <w:pPr>
         <w:pStyle w:val="2"/>
-        <w:rPr>
-          <w:rFonts w:hint="eastAsia"/>
-        </w:rPr>
       </w:pPr>
-      <w:bookmarkStart w:id="22" w:name="_Toc242180201"/>
+      <w:bookmarkStart w:id="23" w:name="_Toc242180201"/>
       <w:r>
         <w:rPr>
           <w:rFonts w:hint="eastAsia"/>
@@ -9611,15 +10181,12 @@
         </w:rPr>
         <w:t>个人用户</w:t>
       </w:r>
-      <w:bookmarkEnd w:id="22"/>
+      <w:bookmarkEnd w:id="23"/>
     </w:p>
     <w:p>
       <w:pPr>
         <w:pStyle w:val="a"/>
         <w:ind w:left="422" w:hanging="422"/>
-        <w:rPr>
-          <w:rFonts w:hint="eastAsia"/>
-        </w:rPr>
       </w:pPr>
       <w:r>
         <w:rPr>
@@ -9638,7 +10205,19 @@
         <w:rPr>
           <w:rFonts w:hint="eastAsia"/>
         </w:rPr>
-        <w:t xml:space="preserve">2019 </w:t>
+        <w:t>2</w:t>
+      </w:r>
+      <w:r>
+        <w:rPr>
+          <w:rFonts w:hint="eastAsia"/>
+        </w:rPr>
+        <w:t>t.me/one00190</w:t>
+      </w:r>
+      <w:r>
+        <w:rPr>
+          <w:rFonts w:hint="eastAsia"/>
+        </w:rPr>
+        <w:t xml:space="preserve">19 </w:t>
       </w:r>
       <w:r>
         <w:rPr>
@@ -9650,7 +10229,19 @@
         <w:rPr>
           <w:rFonts w:hint="eastAsia"/>
         </w:rPr>
-        <w:t xml:space="preserve"> 0-day </w:t>
+        <w:t xml:space="preserve"> </w:t>
+      </w:r>
+      <w:r>
+        <w:rPr>
+          <w:rFonts w:hint="eastAsia"/>
+        </w:rPr>
+        <w:t>t.me/one00190</w:t>
+      </w:r>
+      <w:r>
+        <w:rPr>
+          <w:rFonts w:hint="eastAsia"/>
+        </w:rPr>
+        <w:t xml:space="preserve">-day </w:t>
       </w:r>
       <w:r>
         <w:rPr>
@@ -9662,7 +10253,43 @@
         <w:rPr>
           <w:rFonts w:hint="eastAsia"/>
         </w:rPr>
-        <w:t xml:space="preserve">2020/2021 </w:t>
+        <w:t>2</w:t>
+      </w:r>
+      <w:r>
+        <w:rPr>
+          <w:rFonts w:hint="eastAsia"/>
+        </w:rPr>
+        <w:t>t.me/one00190</w:t>
+      </w:r>
+      <w:r>
+        <w:rPr>
+          <w:rFonts w:hint="eastAsia"/>
+        </w:rPr>
+        <w:t>2</w:t>
+      </w:r>
+      <w:r>
+        <w:rPr>
+          <w:rFonts w:hint="eastAsia"/>
+        </w:rPr>
+        <w:t>t.me/one00190</w:t>
+      </w:r>
+      <w:r>
+        <w:rPr>
+          <w:rFonts w:hint="eastAsia"/>
+        </w:rPr>
+        <w:t>/2</w:t>
+      </w:r>
+      <w:r>
+        <w:rPr>
+          <w:rFonts w:hint="eastAsia"/>
+        </w:rPr>
+        <w:t>t.me/one00190</w:t>
+      </w:r>
+      <w:r>
+        <w:rPr>
+          <w:rFonts w:hint="eastAsia"/>
+        </w:rPr>
+        <w:t xml:space="preserve">21 </w:t>
       </w:r>
       <w:r>
         <w:rPr>
@@ -9699,9 +10326,6 @@
       <w:pPr>
         <w:pStyle w:val="a"/>
         <w:ind w:left="422" w:hanging="422"/>
-        <w:rPr>
-          <w:rFonts w:hint="eastAsia"/>
-        </w:rPr>
       </w:pPr>
       <w:r>
         <w:rPr>
@@ -9745,9 +10369,6 @@
       <w:pPr>
         <w:pStyle w:val="a"/>
         <w:ind w:left="422" w:hanging="422"/>
-        <w:rPr>
-          <w:rFonts w:hint="eastAsia"/>
-        </w:rPr>
       </w:pPr>
       <w:r>
         <w:rPr>
@@ -9793,9 +10414,6 @@
       <w:pPr>
         <w:pStyle w:val="a"/>
         <w:ind w:left="422" w:hanging="422"/>
-        <w:rPr>
-          <w:rFonts w:hint="eastAsia"/>
-        </w:rPr>
       </w:pPr>
       <w:r>
         <w:rPr>
@@ -9828,11 +10446,8 @@
     <w:p>
       <w:pPr>
         <w:pStyle w:val="2"/>
-        <w:rPr>
-          <w:rFonts w:hint="eastAsia"/>
-        </w:rPr>
       </w:pPr>
-      <w:bookmarkStart w:id="23" w:name="_Toc242180202"/>
+      <w:bookmarkStart w:id="24" w:name="_Toc242180202"/>
       <w:r>
         <w:rPr>
           <w:rFonts w:hint="eastAsia"/>
@@ -9845,15 +10460,12 @@
         </w:rPr>
         <w:t>企业与组织</w:t>
       </w:r>
-      <w:bookmarkEnd w:id="23"/>
+      <w:bookmarkEnd w:id="24"/>
     </w:p>
     <w:p>
       <w:pPr>
         <w:pStyle w:val="a"/>
         <w:ind w:left="422" w:hanging="422"/>
-        <w:rPr>
-          <w:rFonts w:hint="eastAsia"/>
-        </w:rPr>
       </w:pPr>
       <w:r>
         <w:rPr>
@@ -9911,9 +10523,6 @@
       <w:pPr>
         <w:pStyle w:val="a"/>
         <w:ind w:left="422" w:hanging="422"/>
-        <w:rPr>
-          <w:rFonts w:hint="eastAsia"/>
-        </w:rPr>
       </w:pPr>
       <w:r>
         <w:rPr>
@@ -9952,9 +10561,6 @@
       <w:pPr>
         <w:pStyle w:val="a"/>
         <w:ind w:left="422" w:hanging="422"/>
-        <w:rPr>
-          <w:rFonts w:hint="eastAsia"/>
-        </w:rPr>
       </w:pPr>
       <w:r>
         <w:rPr>
@@ -10034,9 +10640,6 @@
       <w:pPr>
         <w:pStyle w:val="a"/>
         <w:ind w:left="422" w:hanging="422"/>
-        <w:rPr>
-          <w:rFonts w:hint="eastAsia"/>
-        </w:rPr>
       </w:pPr>
       <w:r>
         <w:rPr>
@@ -10067,11 +10670,8 @@
     <w:p>
       <w:pPr>
         <w:pStyle w:val="2"/>
-        <w:rPr>
-          <w:rFonts w:hint="eastAsia"/>
-        </w:rPr>
       </w:pPr>
-      <w:bookmarkStart w:id="24" w:name="_Toc242180203"/>
+      <w:bookmarkStart w:id="25" w:name="_Toc242180203"/>
       <w:r>
         <w:rPr>
           <w:rFonts w:hint="eastAsia"/>
@@ -10108,15 +10708,12 @@
         </w:rPr>
         <w:t>的第一责任面）</w:t>
       </w:r>
-      <w:bookmarkEnd w:id="24"/>
+      <w:bookmarkEnd w:id="25"/>
     </w:p>
     <w:p>
       <w:pPr>
         <w:pStyle w:val="a"/>
         <w:ind w:left="422" w:hanging="422"/>
-        <w:rPr>
-          <w:rFonts w:hint="eastAsia"/>
-        </w:rPr>
       </w:pPr>
       <w:r>
         <w:rPr>
@@ -10186,9 +10783,6 @@
       <w:pPr>
         <w:pStyle w:val="a"/>
         <w:ind w:left="422" w:hanging="422"/>
-        <w:rPr>
-          <w:rFonts w:hint="eastAsia"/>
-        </w:rPr>
       </w:pPr>
       <w:r>
         <w:rPr>
@@ -10244,9 +10838,6 @@
       <w:pPr>
         <w:pStyle w:val="a"/>
         <w:ind w:left="422" w:hanging="422"/>
-        <w:rPr>
-          <w:rFonts w:hint="eastAsia"/>
-        </w:rPr>
       </w:pPr>
       <w:r>
         <w:rPr>
@@ -10278,9 +10869,6 @@
       <w:pPr>
         <w:pStyle w:val="a"/>
         <w:ind w:left="422" w:hanging="422"/>
-        <w:rPr>
-          <w:rFonts w:hint="eastAsia"/>
-        </w:rPr>
       </w:pPr>
       <w:r>
         <w:rPr>
@@ -10299,11 +10887,8 @@
     <w:p>
       <w:pPr>
         <w:pStyle w:val="2"/>
-        <w:rPr>
-          <w:rFonts w:hint="eastAsia"/>
-        </w:rPr>
       </w:pPr>
-      <w:bookmarkStart w:id="25" w:name="_Toc242180204"/>
+      <w:bookmarkStart w:id="26" w:name="_Toc242180204"/>
       <w:r>
         <w:rPr>
           <w:rFonts w:hint="eastAsia"/>
@@ -10316,7 +10901,7 @@
         </w:rPr>
         <w:t>检测指标速查</w:t>
       </w:r>
-      <w:bookmarkEnd w:id="25"/>
+      <w:bookmarkEnd w:id="26"/>
     </w:p>
     <w:tbl>
       <w:tblPr>
@@ -10337,12 +10922,6 @@
         <w:gridCol w:w="3057"/>
       </w:tblGrid>
       <w:tr>
-        <w:tblPrEx>
-          <w:tblCellMar>
-            <w:top w:w="0" w:type="dxa"/>
-            <w:bottom w:w="0" w:type="dxa"/>
-          </w:tblCellMar>
-        </w:tblPrEx>
         <w:tc>
           <w:tcPr>
             <w:tcW w:w="1667" w:type="pct"/>
@@ -10414,12 +10993,6 @@
         </w:tc>
       </w:tr>
       <w:tr>
-        <w:tblPrEx>
-          <w:tblCellMar>
-            <w:top w:w="0" w:type="dxa"/>
-            <w:bottom w:w="0" w:type="dxa"/>
-          </w:tblCellMar>
-        </w:tblPrEx>
         <w:tc>
           <w:tcPr>
             <w:tcW w:w="1667" w:type="pct"/>
@@ -10513,12 +11086,6 @@
         </w:tc>
       </w:tr>
       <w:tr>
-        <w:tblPrEx>
-          <w:tblCellMar>
-            <w:top w:w="0" w:type="dxa"/>
-            <w:bottom w:w="0" w:type="dxa"/>
-          </w:tblCellMar>
-        </w:tblPrEx>
         <w:tc>
           <w:tcPr>
             <w:tcW w:w="1667" w:type="pct"/>
@@ -10598,12 +11165,6 @@
         </w:tc>
       </w:tr>
       <w:tr>
-        <w:tblPrEx>
-          <w:tblCellMar>
-            <w:top w:w="0" w:type="dxa"/>
-            <w:bottom w:w="0" w:type="dxa"/>
-          </w:tblCellMar>
-        </w:tblPrEx>
         <w:tc>
           <w:tcPr>
             <w:tcW w:w="1667" w:type="pct"/>
@@ -10683,12 +11244,6 @@
         </w:tc>
       </w:tr>
       <w:tr>
-        <w:tblPrEx>
-          <w:tblCellMar>
-            <w:top w:w="0" w:type="dxa"/>
-            <w:bottom w:w="0" w:type="dxa"/>
-          </w:tblCellMar>
-        </w:tblPrEx>
         <w:tc>
           <w:tcPr>
             <w:tcW w:w="1667" w:type="pct"/>
@@ -10761,12 +11316,6 @@
         </w:tc>
       </w:tr>
       <w:tr>
-        <w:tblPrEx>
-          <w:tblCellMar>
-            <w:top w:w="0" w:type="dxa"/>
-            <w:bottom w:w="0" w:type="dxa"/>
-          </w:tblCellMar>
-        </w:tblPrEx>
         <w:tc>
           <w:tcPr>
             <w:tcW w:w="1667" w:type="pct"/>
@@ -10832,12 +11381,6 @@
         </w:tc>
       </w:tr>
       <w:tr>
-        <w:tblPrEx>
-          <w:tblCellMar>
-            <w:top w:w="0" w:type="dxa"/>
-            <w:bottom w:w="0" w:type="dxa"/>
-          </w:tblCellMar>
-        </w:tblPrEx>
         <w:tc>
           <w:tcPr>
             <w:tcW w:w="1667" w:type="pct"/>
@@ -10855,7 +11398,6 @@
                 <w:rFonts w:hint="eastAsia"/>
                 <w:sz w:val="18"/>
               </w:rPr>
-              <w:lastRenderedPageBreak/>
               <w:t>重新水坑</w:t>
             </w:r>
           </w:p>
@@ -10922,27 +11464,20 @@
     <w:p>
       <w:pPr>
         <w:pStyle w:val="1"/>
-        <w:rPr>
-          <w:rFonts w:hint="eastAsia"/>
-        </w:rPr>
       </w:pPr>
-      <w:bookmarkStart w:id="26" w:name="_Toc242180205"/>
-      <w:r>
-        <w:rPr>
-          <w:rFonts w:hint="eastAsia"/>
-        </w:rPr>
-        <w:lastRenderedPageBreak/>
+      <w:bookmarkStart w:id="27" w:name="_Toc242180205"/>
+      <w:r>
+        <w:rPr>
+          <w:rFonts w:hint="eastAsia"/>
+        </w:rPr>
         <w:t>七、趋势展望</w:t>
       </w:r>
-      <w:bookmarkEnd w:id="26"/>
+      <w:bookmarkEnd w:id="27"/>
     </w:p>
     <w:p>
       <w:pPr>
         <w:pStyle w:val="a"/>
         <w:ind w:left="422" w:hanging="422"/>
-        <w:rPr>
-          <w:rFonts w:hint="eastAsia"/>
-        </w:rPr>
       </w:pPr>
       <w:r>
         <w:rPr>
@@ -11004,7 +11539,19 @@
         <w:rPr>
           <w:rFonts w:hint="eastAsia"/>
         </w:rPr>
-        <w:t xml:space="preserve">2021 </w:t>
+        <w:t>2</w:t>
+      </w:r>
+      <w:r>
+        <w:rPr>
+          <w:rFonts w:hint="eastAsia"/>
+        </w:rPr>
+        <w:t>t.me/one00190</w:t>
+      </w:r>
+      <w:r>
+        <w:rPr>
+          <w:rFonts w:hint="eastAsia"/>
+        </w:rPr>
+        <w:t xml:space="preserve">21 </w:t>
       </w:r>
       <w:r>
         <w:rPr>
@@ -11017,9 +11564,6 @@
       <w:pPr>
         <w:pStyle w:val="a"/>
         <w:ind w:left="422" w:hanging="422"/>
-        <w:rPr>
-          <w:rFonts w:hint="eastAsia"/>
-        </w:rPr>
       </w:pPr>
       <w:r>
         <w:rPr>
@@ -11147,9 +11691,6 @@
       <w:pPr>
         <w:pStyle w:val="a"/>
         <w:ind w:left="422" w:hanging="422"/>
-        <w:rPr>
-          <w:rFonts w:hint="eastAsia"/>
-        </w:rPr>
       </w:pPr>
       <w:r>
         <w:rPr>
@@ -11169,9 +11710,6 @@
       <w:pPr>
         <w:pStyle w:val="a"/>
         <w:ind w:left="422" w:hanging="422"/>
-        <w:rPr>
-          <w:rFonts w:hint="eastAsia"/>
-        </w:rPr>
       </w:pPr>
       <w:r>
         <w:rPr>
@@ -11214,7 +11752,19 @@
         <w:rPr>
           <w:rFonts w:hint="eastAsia"/>
         </w:rPr>
-        <w:t xml:space="preserve"> 0-day </w:t>
+        <w:t xml:space="preserve"> </w:t>
+      </w:r>
+      <w:r>
+        <w:rPr>
+          <w:rFonts w:hint="eastAsia"/>
+        </w:rPr>
+        <w:t>t.me/one00190</w:t>
+      </w:r>
+      <w:r>
+        <w:rPr>
+          <w:rFonts w:hint="eastAsia"/>
+        </w:rPr>
+        <w:t xml:space="preserve">-day </w:t>
       </w:r>
       <w:r>
         <w:rPr>
@@ -11262,28 +11812,21 @@
     <w:p>
       <w:pPr>
         <w:pStyle w:val="1"/>
-        <w:rPr>
-          <w:rFonts w:hint="eastAsia"/>
-        </w:rPr>
       </w:pPr>
-      <w:bookmarkStart w:id="27" w:name="_Toc242180206"/>
-      <w:r>
-        <w:rPr>
-          <w:rFonts w:hint="eastAsia"/>
-        </w:rPr>
-        <w:lastRenderedPageBreak/>
+      <w:bookmarkStart w:id="28" w:name="_Toc242180206"/>
+      <w:r>
+        <w:rPr>
+          <w:rFonts w:hint="eastAsia"/>
+        </w:rPr>
         <w:t>八、附录</w:t>
       </w:r>
-      <w:bookmarkEnd w:id="27"/>
+      <w:bookmarkEnd w:id="28"/>
     </w:p>
     <w:p>
       <w:pPr>
         <w:pStyle w:val="2"/>
-        <w:rPr>
-          <w:rFonts w:hint="eastAsia"/>
-        </w:rPr>
       </w:pPr>
-      <w:bookmarkStart w:id="28" w:name="_Toc242180207"/>
+      <w:bookmarkStart w:id="29" w:name="_Toc242180207"/>
       <w:r>
         <w:rPr>
           <w:rFonts w:hint="eastAsia"/>
@@ -11296,7 +11839,7 @@
         </w:rPr>
         <w:t>术语表</w:t>
       </w:r>
-      <w:bookmarkEnd w:id="28"/>
+      <w:bookmarkEnd w:id="29"/>
     </w:p>
     <w:tbl>
       <w:tblPr>
@@ -11316,12 +11859,6 @@
         <w:gridCol w:w="4588"/>
       </w:tblGrid>
       <w:tr>
-        <w:tblPrEx>
-          <w:tblCellMar>
-            <w:top w:w="0" w:type="dxa"/>
-            <w:bottom w:w="0" w:type="dxa"/>
-          </w:tblCellMar>
-        </w:tblPrEx>
         <w:tc>
           <w:tcPr>
             <w:tcW w:w="2500" w:type="pct"/>
@@ -11370,12 +11907,6 @@
         </w:tc>
       </w:tr>
       <w:tr>
-        <w:tblPrEx>
-          <w:tblCellMar>
-            <w:top w:w="0" w:type="dxa"/>
-            <w:bottom w:w="0" w:type="dxa"/>
-          </w:tblCellMar>
-        </w:tblPrEx>
         <w:tc>
           <w:tcPr>
             <w:tcW w:w="2500" w:type="pct"/>
@@ -11420,12 +11951,6 @@
         </w:tc>
       </w:tr>
       <w:tr>
-        <w:tblPrEx>
-          <w:tblCellMar>
-            <w:top w:w="0" w:type="dxa"/>
-            <w:bottom w:w="0" w:type="dxa"/>
-          </w:tblCellMar>
-        </w:tblPrEx>
         <w:tc>
           <w:tcPr>
             <w:tcW w:w="2500" w:type="pct"/>
@@ -11442,7 +11967,13 @@
               <w:rPr>
                 <w:sz w:val="18"/>
               </w:rPr>
-              <w:t>0-day / N-day</w:t>
+              <w:t>t.me/one00190</w:t>
+            </w:r>
+            <w:r>
+              <w:rPr>
+                <w:sz w:val="18"/>
+              </w:rPr>
+              <w:t>-day / N-day</w:t>
             </w:r>
           </w:p>
         </w:tc>
@@ -11483,12 +12014,6 @@
         </w:tc>
       </w:tr>
       <w:tr>
-        <w:tblPrEx>
-          <w:tblCellMar>
-            <w:top w:w="0" w:type="dxa"/>
-            <w:bottom w:w="0" w:type="dxa"/>
-          </w:tblCellMar>
-        </w:tblPrEx>
         <w:tc>
           <w:tcPr>
             <w:tcW w:w="2500" w:type="pct"/>
@@ -11546,12 +12071,6 @@
         </w:tc>
       </w:tr>
       <w:tr>
-        <w:tblPrEx>
-          <w:tblCellMar>
-            <w:top w:w="0" w:type="dxa"/>
-            <w:bottom w:w="0" w:type="dxa"/>
-          </w:tblCellMar>
-        </w:tblPrEx>
         <w:tc>
           <w:tcPr>
             <w:tcW w:w="2500" w:type="pct"/>
@@ -11610,12 +12129,6 @@
         </w:tc>
       </w:tr>
       <w:tr>
-        <w:tblPrEx>
-          <w:tblCellMar>
-            <w:top w:w="0" w:type="dxa"/>
-            <w:bottom w:w="0" w:type="dxa"/>
-          </w:tblCellMar>
-        </w:tblPrEx>
         <w:tc>
           <w:tcPr>
             <w:tcW w:w="2500" w:type="pct"/>
@@ -11692,11 +12205,8 @@
     <w:p>
       <w:pPr>
         <w:pStyle w:val="2"/>
-        <w:rPr>
-          <w:rFonts w:hint="eastAsia"/>
-        </w:rPr>
       </w:pPr>
-      <w:bookmarkStart w:id="29" w:name="_Toc242180208"/>
+      <w:bookmarkStart w:id="30" w:name="_Toc242180208"/>
       <w:r>
         <w:rPr>
           <w:rFonts w:hint="eastAsia"/>
@@ -11709,15 +12219,12 @@
         </w:rPr>
         <w:t>主要参考资料</w:t>
       </w:r>
-      <w:bookmarkEnd w:id="29"/>
+      <w:bookmarkEnd w:id="30"/>
     </w:p>
     <w:p>
       <w:pPr>
         <w:pStyle w:val="a"/>
         <w:ind w:left="420" w:hanging="420"/>
-        <w:rPr>
-          <w:rFonts w:hint="eastAsia"/>
-        </w:rPr>
       </w:pPr>
       <w:r>
         <w:rPr>
@@ -11759,16 +12266,37 @@
         <w:rPr>
           <w:rFonts w:hint="eastAsia"/>
         </w:rPr>
-        <w:t>2019-08-29</w:t>
+        <w:t>2</w:t>
+      </w:r>
+      <w:r>
+        <w:rPr>
+          <w:rFonts w:hint="eastAsia"/>
+        </w:rPr>
+        <w:t>t.me/one00190</w:t>
+      </w:r>
+      <w:r>
+        <w:rPr>
+          <w:rFonts w:hint="eastAsia"/>
+        </w:rPr>
+        <w:t>19-</w:t>
+      </w:r>
+      <w:r>
+        <w:rPr>
+          <w:rFonts w:hint="eastAsia"/>
+        </w:rPr>
+        <w:t>t.me/one00190</w:t>
+      </w:r>
+      <w:r>
+        <w:rPr>
+          <w:rFonts w:hint="eastAsia"/>
+        </w:rPr>
+        <w:t>8-29</w:t>
       </w:r>
     </w:p>
     <w:p>
       <w:pPr>
         <w:pStyle w:val="a"/>
         <w:ind w:left="420" w:hanging="420"/>
-        <w:rPr>
-          <w:rFonts w:hint="eastAsia"/>
-        </w:rPr>
       </w:pPr>
       <w:r>
         <w:rPr>
@@ -11798,16 +12326,49 @@
         <w:rPr>
           <w:rFonts w:hint="eastAsia"/>
         </w:rPr>
-        <w:t>2019-09-02</w:t>
+        <w:t>2</w:t>
+      </w:r>
+      <w:r>
+        <w:rPr>
+          <w:rFonts w:hint="eastAsia"/>
+        </w:rPr>
+        <w:t>t.me/one00190</w:t>
+      </w:r>
+      <w:r>
+        <w:rPr>
+          <w:rFonts w:hint="eastAsia"/>
+        </w:rPr>
+        <w:t>19-</w:t>
+      </w:r>
+      <w:r>
+        <w:rPr>
+          <w:rFonts w:hint="eastAsia"/>
+        </w:rPr>
+        <w:t>t.me/one00190</w:t>
+      </w:r>
+      <w:r>
+        <w:rPr>
+          <w:rFonts w:hint="eastAsia"/>
+        </w:rPr>
+        <w:t>9-</w:t>
+      </w:r>
+      <w:r>
+        <w:rPr>
+          <w:rFonts w:hint="eastAsia"/>
+        </w:rPr>
+        <w:t>t.me/one00190</w:t>
+      </w:r>
+      <w:r>
+        <w:rPr>
+          <w:rFonts w:hint="eastAsia"/>
+        </w:rPr>
+        <w:t>2</w:t>
       </w:r>
     </w:p>
     <w:p>
       <w:pPr>
         <w:pStyle w:val="a"/>
         <w:ind w:left="420" w:hanging="420"/>
-        <w:rPr>
-          <w:rFonts w:hint="eastAsia"/>
-        </w:rPr>
       </w:pPr>
       <w:r>
         <w:rPr>
@@ -11837,16 +12398,43 @@
         <w:rPr>
           <w:rFonts w:hint="eastAsia"/>
         </w:rPr>
-        <w:t>2019-08-30</w:t>
+        <w:t>2</w:t>
+      </w:r>
+      <w:r>
+        <w:rPr>
+          <w:rFonts w:hint="eastAsia"/>
+        </w:rPr>
+        <w:t>t.me/one00190</w:t>
+      </w:r>
+      <w:r>
+        <w:rPr>
+          <w:rFonts w:hint="eastAsia"/>
+        </w:rPr>
+        <w:t>19-</w:t>
+      </w:r>
+      <w:r>
+        <w:rPr>
+          <w:rFonts w:hint="eastAsia"/>
+        </w:rPr>
+        <w:t>t.me/one00190</w:t>
+      </w:r>
+      <w:r>
+        <w:rPr>
+          <w:rFonts w:hint="eastAsia"/>
+        </w:rPr>
+        <w:t>8-3</w:t>
+      </w:r>
+      <w:r>
+        <w:rPr>
+          <w:rFonts w:hint="eastAsia"/>
+        </w:rPr>
+        <w:t>t.me/one00190</w:t>
       </w:r>
     </w:p>
     <w:p>
       <w:pPr>
         <w:pStyle w:val="a"/>
         <w:ind w:left="420" w:hanging="420"/>
-        <w:rPr>
-          <w:rFonts w:hint="eastAsia"/>
-        </w:rPr>
       </w:pPr>
       <w:r>
         <w:rPr>
@@ -11876,16 +12464,49 @@
         <w:rPr>
           <w:rFonts w:hint="eastAsia"/>
         </w:rPr>
-        <w:t>2020-03-24</w:t>
+        <w:t>2</w:t>
+      </w:r>
+      <w:r>
+        <w:rPr>
+          <w:rFonts w:hint="eastAsia"/>
+        </w:rPr>
+        <w:t>t.me/one00190</w:t>
+      </w:r>
+      <w:r>
+        <w:rPr>
+          <w:rFonts w:hint="eastAsia"/>
+        </w:rPr>
+        <w:t>2</w:t>
+      </w:r>
+      <w:r>
+        <w:rPr>
+          <w:rFonts w:hint="eastAsia"/>
+        </w:rPr>
+        <w:t>t.me/one00190</w:t>
+      </w:r>
+      <w:r>
+        <w:rPr>
+          <w:rFonts w:hint="eastAsia"/>
+        </w:rPr>
+        <w:t>-</w:t>
+      </w:r>
+      <w:r>
+        <w:rPr>
+          <w:rFonts w:hint="eastAsia"/>
+        </w:rPr>
+        <w:t>t.me/one00190</w:t>
+      </w:r>
+      <w:r>
+        <w:rPr>
+          <w:rFonts w:hint="eastAsia"/>
+        </w:rPr>
+        <w:t>3-24</w:t>
       </w:r>
     </w:p>
     <w:p>
       <w:pPr>
         <w:pStyle w:val="a"/>
         <w:ind w:left="420" w:hanging="420"/>
-        <w:rPr>
-          <w:rFonts w:hint="eastAsia"/>
-        </w:rPr>
       </w:pPr>
       <w:r>
         <w:rPr>
@@ -11915,16 +12536,25 @@
         <w:rPr>
           <w:rFonts w:hint="eastAsia"/>
         </w:rPr>
-        <w:t>2021-11-11</w:t>
+        <w:t>2</w:t>
+      </w:r>
+      <w:r>
+        <w:rPr>
+          <w:rFonts w:hint="eastAsia"/>
+        </w:rPr>
+        <w:t>t.me/one00190</w:t>
+      </w:r>
+      <w:r>
+        <w:rPr>
+          <w:rFonts w:hint="eastAsia"/>
+        </w:rPr>
+        <w:t>21-11-11</w:t>
       </w:r>
     </w:p>
     <w:p>
       <w:pPr>
         <w:pStyle w:val="a"/>
         <w:ind w:left="420" w:hanging="420"/>
-        <w:rPr>
-          <w:rFonts w:hint="eastAsia"/>
-        </w:rPr>
       </w:pPr>
       <w:r>
         <w:rPr>
@@ -11954,16 +12584,25 @@
         <w:rPr>
           <w:rFonts w:hint="eastAsia"/>
         </w:rPr>
-        <w:t>2021-11-12</w:t>
+        <w:t>2</w:t>
+      </w:r>
+      <w:r>
+        <w:rPr>
+          <w:rFonts w:hint="eastAsia"/>
+        </w:rPr>
+        <w:t>t.me/one00190</w:t>
+      </w:r>
+      <w:r>
+        <w:rPr>
+          <w:rFonts w:hint="eastAsia"/>
+        </w:rPr>
+        <w:t>21-11-12</w:t>
       </w:r>
     </w:p>
     <w:p>
       <w:pPr>
         <w:pStyle w:val="a"/>
         <w:ind w:left="420" w:hanging="420"/>
-        <w:rPr>
-          <w:rFonts w:hint="eastAsia"/>
-        </w:rPr>
       </w:pPr>
       <w:r>
         <w:rPr>
@@ -11993,16 +12632,25 @@
         <w:rPr>
           <w:rFonts w:hint="eastAsia"/>
         </w:rPr>
-        <w:t>2021-11-11</w:t>
+        <w:t>2</w:t>
+      </w:r>
+      <w:r>
+        <w:rPr>
+          <w:rFonts w:hint="eastAsia"/>
+        </w:rPr>
+        <w:t>t.me/one00190</w:t>
+      </w:r>
+      <w:r>
+        <w:rPr>
+          <w:rFonts w:hint="eastAsia"/>
+        </w:rPr>
+        <w:t>21-11-11</w:t>
       </w:r>
     </w:p>
     <w:p>
       <w:pPr>
         <w:pStyle w:val="a"/>
         <w:ind w:left="420" w:hanging="420"/>
-        <w:rPr>
-          <w:rFonts w:hint="eastAsia"/>
-        </w:rPr>
       </w:pPr>
       <w:r>
         <w:rPr>
@@ -12044,16 +12692,25 @@
         <w:rPr>
           <w:rFonts w:hint="eastAsia"/>
         </w:rPr>
-        <w:t>2021-11</w:t>
+        <w:t>2</w:t>
+      </w:r>
+      <w:r>
+        <w:rPr>
+          <w:rFonts w:hint="eastAsia"/>
+        </w:rPr>
+        <w:t>t.me/one00190</w:t>
+      </w:r>
+      <w:r>
+        <w:rPr>
+          <w:rFonts w:hint="eastAsia"/>
+        </w:rPr>
+        <w:t>21-11</w:t>
       </w:r>
     </w:p>
     <w:p>
       <w:pPr>
         <w:pStyle w:val="a"/>
         <w:ind w:left="420" w:hanging="420"/>
-        <w:rPr>
-          <w:rFonts w:hint="eastAsia"/>
-        </w:rPr>
       </w:pPr>
       <w:r>
         <w:rPr>
@@ -12083,14 +12740,37 @@
         <w:rPr>
           <w:rFonts w:hint="eastAsia"/>
         </w:rPr>
-        <w:t>2026-03</w:t>
+        <w:t>2</w:t>
+      </w:r>
+      <w:r>
+        <w:rPr>
+          <w:rFonts w:hint="eastAsia"/>
+        </w:rPr>
+        <w:t>t.me/one00190</w:t>
+      </w:r>
+      <w:r>
+        <w:rPr>
+          <w:rFonts w:hint="eastAsia"/>
+        </w:rPr>
+        <w:t>26-</w:t>
+      </w:r>
+      <w:r>
+        <w:rPr>
+          <w:rFonts w:hint="eastAsia"/>
+        </w:rPr>
+        <w:t>t.me/one00190</w:t>
+      </w:r>
+      <w:r>
+        <w:rPr>
+          <w:rFonts w:hint="eastAsia"/>
+        </w:rPr>
+        <w:t>3</w:t>
       </w:r>
     </w:p>
     <w:p>
       <w:pPr>
         <w:ind w:left="280"/>
         <w:rPr>
-          <w:rFonts w:hint="eastAsia"/>
           <w:i/>
           <w:color w:val="595959"/>
         </w:rPr>
@@ -12105,11 +12785,6 @@
       </w:r>
     </w:p>
     <w:p>
-      <w:pPr>
-        <w:rPr>
-          <w:rFonts w:hint="eastAsia"/>
-        </w:rPr>
-      </w:pPr>
       <w:r>
         <w:rPr>
           <w:rFonts w:hint="eastAsia"/>
@@ -12144,20 +12819,19 @@
         <w:rPr>
           <w:rFonts w:hint="eastAsia"/>
         </w:rPr>
-        <w:t>https://t.me/pjx7120</w:t>
-      </w:r>
-    </w:p>
-    <w:p>
-      <w:bookmarkStart w:id="30" w:name="_GoBack"/>
-      <w:bookmarkEnd w:id="30"/>
-    </w:p>
+        <w:t>https://t.me/pjx712</w:t>
+      </w:r>
+      <w:r>
+        <w:rPr>
+          <w:rFonts w:hint="eastAsia"/>
+        </w:rPr>
+        <w:t>t.me/one00190</w:t>
+      </w:r>
+    </w:p>
+    <w:p/>
     <w:sectPr>
-      <w:headerReference w:type="even" r:id="rId7"/>
-      <w:headerReference w:type="default" r:id="rId8"/>
-      <w:footerReference w:type="even" r:id="rId9"/>
-      <w:footerReference w:type="default" r:id="rId10"/>
-      <w:headerReference w:type="first" r:id="rId11"/>
-      <w:footerReference w:type="first" r:id="rId12"/>
+      <w:headerReference w:type="default" r:id="rId7"/>
+      <w:footerReference w:type="default" r:id="rId8"/>
       <w:pgSz w:w="11906" w:h="16838"/>
       <w:pgMar w:top="1440" w:right="1360" w:bottom="1440" w:left="1360" w:header="851" w:footer="992" w:gutter="0"/>
       <w:cols w:space="720"/>
@@ -12193,16 +12867,6 @@
 </file>
 
 <file path=word/footer1.xml><?xml version="1.0" encoding="utf-8"?>
-<w:ftr xmlns:wpc="http://schemas.microsoft.com/office/word/2010/wordprocessingCanvas" xmlns:cx="http://schemas.microsoft.com/office/drawing/2014/chartex" xmlns:mc="http://schemas.openxmlformats.org/markup-compatibility/2006" xmlns:o="urn:schemas-microsoft-com:office:office" xmlns:r="http://schemas.openxmlformats.org/officeDocument/2006/relationships" xmlns:m="http://schemas.openxmlformats.org/officeDocument/2006/math" xmlns:v="urn:schemas-microsoft-com:vml" xmlns:wp14="http://schemas.microsoft.com/office/word/2010/wordprocessingDrawing" xmlns:wp="http://schemas.openxmlformats.org/drawingml/2006/wordprocessingDrawing" xmlns:w10="urn:schemas-microsoft-com:office:word" xmlns:w="http://schemas.openxmlformats.org/wordprocessingml/2006/main" xmlns:w14="http://schemas.microsoft.com/office/word/2010/wordml" xmlns:w15="http://schemas.microsoft.com/office/word/2012/wordml" xmlns:w16se="http://schemas.microsoft.com/office/word/2015/wordml/symex" xmlns:wpg="http://schemas.microsoft.com/office/word/2010/wordprocessingGroup" xmlns:wpi="http://schemas.microsoft.com/office/word/2010/wordprocessingInk" xmlns:wne="http://schemas.microsoft.com/office/word/2006/wordml" xmlns:wps="http://schemas.microsoft.com/office/word/2010/wordprocessingShape" mc:Ignorable="w14 w15 w16se wp14">
-  <w:p>
-    <w:pPr>
-      <w:pStyle w:val="aa"/>
-    </w:pPr>
-  </w:p>
-</w:ftr>
-</file>
-
-<file path=word/footer2.xml><?xml version="1.0" encoding="utf-8"?>
 <w:ftr xmlns:wpc="http://schemas.microsoft.com/office/word/2010/wordprocessingCanvas" xmlns:cx="http://schemas.microsoft.com/office/drawing/2014/chartex" xmlns:mc="http://schemas.openxmlformats.org/markup-compatibility/2006" xmlns:o="urn:schemas-microsoft-com:office:office" xmlns:r="http://schemas.openxmlformats.org/officeDocument/2006/relationships" xmlns:m="http://schemas.openxmlformats.org/officeDocument/2006/math" xmlns:v="urn:schemas-microsoft-com:vml" xmlns:wp14="http://schemas.microsoft.com/office/word/2010/wordprocessingDrawing" xmlns:wp="http://schemas.openxmlformats.org/drawingml/2006/wordprocessingDrawing" xmlns:w10="urn:schemas-microsoft-com:office:word" xmlns:w="http://schemas.openxmlformats.org/wordprocessingml/2006/main" xmlns:w14="http://schemas.microsoft.com/office/word/2010/wordml" xmlns:w15="http://schemas.microsoft.com/office/word/2012/wordml" xmlns:w16se="http://schemas.microsoft.com/office/word/2015/wordml/symex" xmlns:wpg="http://schemas.microsoft.com/office/word/2010/wordprocessingGroup" xmlns:wpi="http://schemas.microsoft.com/office/word/2010/wordprocessingInk" xmlns:wne="http://schemas.microsoft.com/office/word/2006/wordml" xmlns:wps="http://schemas.microsoft.com/office/word/2010/wordprocessingShape" mc:Ignorable="w14 w15 w16se wp14">
   <w:p>
     <w:pPr>
@@ -12255,7 +12919,7 @@
         <w:sz w:val="16"/>
         <w:szCs w:val="16"/>
       </w:rPr>
-      <w:t>15</w:t>
+      <w:t>3</w:t>
     </w:r>
     <w:r>
       <w:rPr>
@@ -12285,16 +12949,6 @@
 </w:ftr>
 </file>
 
-<file path=word/footer3.xml><?xml version="1.0" encoding="utf-8"?>
-<w:ftr xmlns:wpc="http://schemas.microsoft.com/office/word/2010/wordprocessingCanvas" xmlns:cx="http://schemas.microsoft.com/office/drawing/2014/chartex" xmlns:mc="http://schemas.openxmlformats.org/markup-compatibility/2006" xmlns:o="urn:schemas-microsoft-com:office:office" xmlns:r="http://schemas.openxmlformats.org/officeDocument/2006/relationships" xmlns:m="http://schemas.openxmlformats.org/officeDocument/2006/math" xmlns:v="urn:schemas-microsoft-com:vml" xmlns:wp14="http://schemas.microsoft.com/office/word/2010/wordprocessingDrawing" xmlns:wp="http://schemas.openxmlformats.org/drawingml/2006/wordprocessingDrawing" xmlns:w10="urn:schemas-microsoft-com:office:word" xmlns:w="http://schemas.openxmlformats.org/wordprocessingml/2006/main" xmlns:w14="http://schemas.microsoft.com/office/word/2010/wordml" xmlns:w15="http://schemas.microsoft.com/office/word/2012/wordml" xmlns:w16se="http://schemas.microsoft.com/office/word/2015/wordml/symex" xmlns:wpg="http://schemas.microsoft.com/office/word/2010/wordprocessingGroup" xmlns:wpi="http://schemas.microsoft.com/office/word/2010/wordprocessingInk" xmlns:wne="http://schemas.microsoft.com/office/word/2006/wordml" xmlns:wps="http://schemas.microsoft.com/office/word/2010/wordprocessingShape" mc:Ignorable="w14 w15 w16se wp14">
-  <w:p>
-    <w:pPr>
-      <w:pStyle w:val="aa"/>
-    </w:pPr>
-  </w:p>
-</w:ftr>
-</file>
-
 <file path=word/footnotes.xml><?xml version="1.0" encoding="utf-8"?>
 <w:footnotes xmlns:wpc="http://schemas.microsoft.com/office/word/2010/wordprocessingCanvas" xmlns:cx="http://schemas.microsoft.com/office/drawing/2014/chartex" xmlns:mc="http://schemas.openxmlformats.org/markup-compatibility/2006" xmlns:o="urn:schemas-microsoft-com:office:office" xmlns:r="http://schemas.openxmlformats.org/officeDocument/2006/relationships" xmlns:m="http://schemas.openxmlformats.org/officeDocument/2006/math" xmlns:v="urn:schemas-microsoft-com:vml" xmlns:wp14="http://schemas.microsoft.com/office/word/2010/wordprocessingDrawing" xmlns:wp="http://schemas.openxmlformats.org/drawingml/2006/wordprocessingDrawing" xmlns:w10="urn:schemas-microsoft-com:office:word" xmlns:w="http://schemas.openxmlformats.org/wordprocessingml/2006/main" xmlns:w14="http://schemas.microsoft.com/office/word/2010/wordml" xmlns:w15="http://schemas.microsoft.com/office/word/2012/wordml" xmlns:w16se="http://schemas.microsoft.com/office/word/2015/wordml/symex" xmlns:wpg="http://schemas.microsoft.com/office/word/2010/wordprocessingGroup" xmlns:wpi="http://schemas.microsoft.com/office/word/2010/wordprocessingInk" xmlns:wne="http://schemas.microsoft.com/office/word/2006/wordml" xmlns:wps="http://schemas.microsoft.com/office/word/2010/wordprocessingShape" mc:Ignorable="w14 w15 w16se wp14">
   <w:footnote w:type="separator" w:id="-1">
@@ -12321,16 +12975,6 @@
 </file>
 
 <file path=word/header1.xml><?xml version="1.0" encoding="utf-8"?>
-<w:hdr xmlns:wpc="http://schemas.microsoft.com/office/word/2010/wordprocessingCanvas" xmlns:cx="http://schemas.microsoft.com/office/drawing/2014/chartex" xmlns:mc="http://schemas.openxmlformats.org/markup-compatibility/2006" xmlns:o="urn:schemas-microsoft-com:office:office" xmlns:r="http://schemas.openxmlformats.org/officeDocument/2006/relationships" xmlns:m="http://schemas.openxmlformats.org/officeDocument/2006/math" xmlns:v="urn:schemas-microsoft-com:vml" xmlns:wp14="http://schemas.microsoft.com/office/word/2010/wordprocessingDrawing" xmlns:wp="http://schemas.openxmlformats.org/drawingml/2006/wordprocessingDrawing" xmlns:w10="urn:schemas-microsoft-com:office:word" xmlns:w="http://schemas.openxmlformats.org/wordprocessingml/2006/main" xmlns:w14="http://schemas.microsoft.com/office/word/2010/wordml" xmlns:w15="http://schemas.microsoft.com/office/word/2012/wordml" xmlns:w16se="http://schemas.microsoft.com/office/word/2015/wordml/symex" xmlns:wpg="http://schemas.microsoft.com/office/word/2010/wordprocessingGroup" xmlns:wpi="http://schemas.microsoft.com/office/word/2010/wordprocessingInk" xmlns:wne="http://schemas.microsoft.com/office/word/2006/wordml" xmlns:wps="http://schemas.microsoft.com/office/word/2010/wordprocessingShape" mc:Ignorable="w14 w15 w16se wp14">
-  <w:p>
-    <w:pPr>
-      <w:pStyle w:val="a8"/>
-    </w:pPr>
-  </w:p>
-</w:hdr>
-</file>
-
-<file path=word/header2.xml><?xml version="1.0" encoding="utf-8"?>
 <w:hdr xmlns:wpc="http://schemas.microsoft.com/office/word/2010/wordprocessingCanvas" xmlns:cx="http://schemas.microsoft.com/office/drawing/2014/chartex" xmlns:mc="http://schemas.openxmlformats.org/markup-compatibility/2006" xmlns:o="urn:schemas-microsoft-com:office:office" xmlns:r="http://schemas.openxmlformats.org/officeDocument/2006/relationships" xmlns:m="http://schemas.openxmlformats.org/officeDocument/2006/math" xmlns:v="urn:schemas-microsoft-com:vml" xmlns:wp14="http://schemas.microsoft.com/office/word/2010/wordprocessingDrawing" xmlns:wp="http://schemas.openxmlformats.org/drawingml/2006/wordprocessingDrawing" xmlns:w10="urn:schemas-microsoft-com:office:word" xmlns:w="http://schemas.openxmlformats.org/wordprocessingml/2006/main" xmlns:w14="http://schemas.microsoft.com/office/word/2010/wordml" xmlns:w15="http://schemas.microsoft.com/office/word/2012/wordml" xmlns:w16se="http://schemas.microsoft.com/office/word/2015/wordml/symex" xmlns:wpg="http://schemas.microsoft.com/office/word/2010/wordprocessingGroup" xmlns:wpi="http://schemas.microsoft.com/office/word/2010/wordprocessingInk" xmlns:wne="http://schemas.microsoft.com/office/word/2006/wordml" xmlns:wps="http://schemas.microsoft.com/office/word/2010/wordprocessingShape" mc:Ignorable="w14 w15 w16se wp14">
   <w:p>
     <w:pPr>
@@ -12361,16 +13005,6 @@
       </w:rPr>
       <w:t>水坑攻击安全分析报告</w:t>
     </w:r>
-  </w:p>
-</w:hdr>
-</file>
-
-<file path=word/header3.xml><?xml version="1.0" encoding="utf-8"?>
-<w:hdr xmlns:wpc="http://schemas.microsoft.com/office/word/2010/wordprocessingCanvas" xmlns:cx="http://schemas.microsoft.com/office/drawing/2014/chartex" xmlns:mc="http://schemas.openxmlformats.org/markup-compatibility/2006" xmlns:o="urn:schemas-microsoft-com:office:office" xmlns:r="http://schemas.openxmlformats.org/officeDocument/2006/relationships" xmlns:m="http://schemas.openxmlformats.org/officeDocument/2006/math" xmlns:v="urn:schemas-microsoft-com:vml" xmlns:wp14="http://schemas.microsoft.com/office/word/2010/wordprocessingDrawing" xmlns:wp="http://schemas.openxmlformats.org/drawingml/2006/wordprocessingDrawing" xmlns:w10="urn:schemas-microsoft-com:office:word" xmlns:w="http://schemas.openxmlformats.org/wordprocessingml/2006/main" xmlns:w14="http://schemas.microsoft.com/office/word/2010/wordml" xmlns:w15="http://schemas.microsoft.com/office/word/2012/wordml" xmlns:w16se="http://schemas.microsoft.com/office/word/2015/wordml/symex" xmlns:wpg="http://schemas.microsoft.com/office/word/2010/wordprocessingGroup" xmlns:wpi="http://schemas.microsoft.com/office/word/2010/wordprocessingInk" xmlns:wne="http://schemas.microsoft.com/office/word/2006/wordml" xmlns:wps="http://schemas.microsoft.com/office/word/2010/wordprocessingShape" mc:Ignorable="w14 w15 w16se wp14">
-  <w:p>
-    <w:pPr>
-      <w:pStyle w:val="a8"/>
-    </w:pPr>
   </w:p>
 </w:hdr>
 </file>

--- a/iOS水坑攻击安全分析报告.docx
+++ b/iOS水坑攻击安全分析报告.docx
@@ -6,6 +6,7 @@
       <w:pPr>
         <w:pStyle w:val="a4"/>
         <w:rPr>
+          <w:rFonts w:hint="eastAsia"/>
           <w:sz w:val="40"/>
         </w:rPr>
       </w:pPr>
@@ -27,6 +28,9 @@
     <w:p>
       <w:pPr>
         <w:pStyle w:val="a5"/>
+        <w:rPr>
+          <w:rFonts w:hint="eastAsia"/>
+        </w:rPr>
       </w:pPr>
       <w:r>
         <w:rPr>
@@ -83,6 +87,12 @@
         <w:gridCol w:w="5600"/>
       </w:tblGrid>
       <w:tr>
+        <w:tblPrEx>
+          <w:tblCellMar>
+            <w:top w:w="0" w:type="dxa"/>
+            <w:bottom w:w="0" w:type="dxa"/>
+          </w:tblCellMar>
+        </w:tblPrEx>
         <w:trPr>
           <w:jc w:val="center"/>
         </w:trPr>
@@ -128,6 +138,12 @@
         </w:tc>
       </w:tr>
       <w:tr>
+        <w:tblPrEx>
+          <w:tblCellMar>
+            <w:top w:w="0" w:type="dxa"/>
+            <w:bottom w:w="0" w:type="dxa"/>
+          </w:tblCellMar>
+        </w:tblPrEx>
         <w:trPr>
           <w:jc w:val="center"/>
         </w:trPr>
@@ -161,37 +177,7 @@
               <w:rPr>
                 <w:rFonts w:hint="eastAsia"/>
               </w:rPr>
-              <w:t>2</w:t>
-            </w:r>
-            <w:r>
-              <w:rPr>
-                <w:rFonts w:hint="eastAsia"/>
-              </w:rPr>
-              <w:t>t.me/one</w:t>
-            </w:r>
-            <w:r>
-              <w:rPr>
-                <w:rFonts w:hint="eastAsia"/>
-              </w:rPr>
-              <w:t>t.me/one00190t.me/one00190</w:t>
-            </w:r>
-            <w:r>
-              <w:rPr>
-                <w:rFonts w:hint="eastAsia"/>
-              </w:rPr>
-              <w:t>19</w:t>
-            </w:r>
-            <w:r>
-              <w:rPr>
-                <w:rFonts w:hint="eastAsia"/>
-              </w:rPr>
-              <w:t>t.me/one00190</w:t>
-            </w:r>
-            <w:r>
-              <w:rPr>
-                <w:rFonts w:hint="eastAsia"/>
-              </w:rPr>
-              <w:t>26</w:t>
+              <w:t>2026</w:t>
             </w:r>
             <w:r>
               <w:rPr>
@@ -203,13 +189,7 @@
               <w:rPr>
                 <w:rFonts w:hint="eastAsia"/>
               </w:rPr>
-              <w:t>1</w:t>
-            </w:r>
-            <w:r>
-              <w:rPr>
-                <w:rFonts w:hint="eastAsia"/>
-              </w:rPr>
-              <w:t>t.me/one00190</w:t>
+              <w:t>10</w:t>
             </w:r>
             <w:r>
               <w:rPr>
@@ -233,6 +213,12 @@
         </w:tc>
       </w:tr>
       <w:tr>
+        <w:tblPrEx>
+          <w:tblCellMar>
+            <w:top w:w="0" w:type="dxa"/>
+            <w:bottom w:w="0" w:type="dxa"/>
+          </w:tblCellMar>
+        </w:tblPrEx>
         <w:trPr>
           <w:jc w:val="center"/>
         </w:trPr>
@@ -302,6 +288,12 @@
         </w:tc>
       </w:tr>
       <w:tr>
+        <w:tblPrEx>
+          <w:tblCellMar>
+            <w:top w:w="0" w:type="dxa"/>
+            <w:bottom w:w="0" w:type="dxa"/>
+          </w:tblCellMar>
+        </w:tblPrEx>
         <w:trPr>
           <w:jc w:val="center"/>
         </w:trPr>
@@ -341,6 +333,12 @@
         </w:tc>
       </w:tr>
       <w:tr>
+        <w:tblPrEx>
+          <w:tblCellMar>
+            <w:top w:w="0" w:type="dxa"/>
+            <w:bottom w:w="0" w:type="dxa"/>
+          </w:tblCellMar>
+        </w:tblPrEx>
         <w:trPr>
           <w:jc w:val="center"/>
         </w:trPr>
@@ -394,13 +392,12 @@
       <w:pPr>
         <w:jc w:val="center"/>
         <w:rPr>
+          <w:rFonts w:hint="eastAsia"/>
           <w:b/>
           <w:color w:val="1F3864"/>
           <w:sz w:val="28"/>
         </w:rPr>
       </w:pPr>
-      <w:bookmarkStart w:id="0" w:name="_GoBack"/>
-      <w:bookmarkEnd w:id="0"/>
       <w:r>
         <w:rPr>
           <w:rFonts w:hint="eastAsia"/>
@@ -465,7 +462,7 @@
         <w:rPr>
           <w:noProof/>
         </w:rPr>
-        <w:instrText xml:space="preserve"> PAGEREF _Toc242180179 \h </w:instrText>
+        <w:instrText xml:space="preserve"> PAGEREF _Toc242453742 \h </w:instrText>
       </w:r>
       <w:r>
         <w:rPr>
@@ -532,7 +529,7 @@
         <w:rPr>
           <w:noProof/>
         </w:rPr>
-        <w:instrText xml:space="preserve"> PAGEREF _Toc242180180 \h </w:instrText>
+        <w:instrText xml:space="preserve"> PAGEREF _Toc242453743 \h </w:instrText>
       </w:r>
       <w:r>
         <w:rPr>
@@ -593,7 +590,7 @@
         <w:rPr>
           <w:noProof/>
         </w:rPr>
-        <w:instrText xml:space="preserve"> PAGEREF _Toc242180181 \h </w:instrText>
+        <w:instrText xml:space="preserve"> PAGEREF _Toc242453744 \h </w:instrText>
       </w:r>
       <w:r>
         <w:rPr>
@@ -660,7 +657,7 @@
         <w:rPr>
           <w:noProof/>
         </w:rPr>
-        <w:instrText xml:space="preserve"> PAGEREF _Toc242180182 \h </w:instrText>
+        <w:instrText xml:space="preserve"> PAGEREF _Toc242453745 \h </w:instrText>
       </w:r>
       <w:r>
         <w:rPr>
@@ -751,7 +748,7 @@
         <w:rPr>
           <w:noProof/>
         </w:rPr>
-        <w:instrText xml:space="preserve"> PAGEREF _Toc242180183 \h </w:instrText>
+        <w:instrText xml:space="preserve"> PAGEREF _Toc242453746 \h </w:instrText>
       </w:r>
       <w:r>
         <w:rPr>
@@ -818,7 +815,7 @@
         <w:rPr>
           <w:noProof/>
         </w:rPr>
-        <w:instrText xml:space="preserve"> PAGEREF _Toc242180184 \h </w:instrText>
+        <w:instrText xml:space="preserve"> PAGEREF _Toc242453747 \h </w:instrText>
       </w:r>
       <w:r>
         <w:rPr>
@@ -885,7 +882,7 @@
         <w:rPr>
           <w:noProof/>
         </w:rPr>
-        <w:instrText xml:space="preserve"> PAGEREF _Toc242180185 \h </w:instrText>
+        <w:instrText xml:space="preserve"> PAGEREF _Toc242453748 \h </w:instrText>
       </w:r>
       <w:r>
         <w:rPr>
@@ -952,7 +949,7 @@
         <w:rPr>
           <w:noProof/>
         </w:rPr>
-        <w:instrText xml:space="preserve"> PAGEREF _Toc242180186 \h </w:instrText>
+        <w:instrText xml:space="preserve"> PAGEREF _Toc242453749 \h </w:instrText>
       </w:r>
       <w:r>
         <w:rPr>
@@ -1019,7 +1016,7 @@
         <w:rPr>
           <w:noProof/>
         </w:rPr>
-        <w:instrText xml:space="preserve"> PAGEREF _Toc242180187 \h </w:instrText>
+        <w:instrText xml:space="preserve"> PAGEREF _Toc242453750 \h </w:instrText>
       </w:r>
       <w:r>
         <w:rPr>
@@ -1086,7 +1083,7 @@
         <w:rPr>
           <w:noProof/>
         </w:rPr>
-        <w:instrText xml:space="preserve"> PAGEREF _Toc242180188 \h </w:instrText>
+        <w:instrText xml:space="preserve"> PAGEREF _Toc242453751 \h </w:instrText>
       </w:r>
       <w:r>
         <w:rPr>
@@ -1147,7 +1144,7 @@
         <w:rPr>
           <w:noProof/>
         </w:rPr>
-        <w:instrText xml:space="preserve"> PAGEREF _Toc242180189 \h </w:instrText>
+        <w:instrText xml:space="preserve"> PAGEREF _Toc242453752 \h </w:instrText>
       </w:r>
       <w:r>
         <w:rPr>
@@ -1202,19 +1199,7 @@
         <w:rPr>
           <w:noProof/>
         </w:rPr>
-        <w:t>2</w:t>
-      </w:r>
-      <w:r>
-        <w:rPr>
-          <w:noProof/>
-        </w:rPr>
-        <w:t>t.me/one00190</w:t>
-      </w:r>
-      <w:r>
-        <w:rPr>
-          <w:noProof/>
-        </w:rPr>
-        <w:t>19</w:t>
+        <w:t>2019</w:t>
       </w:r>
       <w:r>
         <w:rPr>
@@ -1250,7 +1235,7 @@
         <w:rPr>
           <w:noProof/>
         </w:rPr>
-        <w:instrText xml:space="preserve"> PAGEREF _Toc242180190 \h </w:instrText>
+        <w:instrText xml:space="preserve"> PAGEREF _Toc242453753 \h </w:instrText>
       </w:r>
       <w:r>
         <w:rPr>
@@ -1341,25 +1326,7 @@
         <w:rPr>
           <w:noProof/>
         </w:rPr>
-        <w:t>2</w:t>
-      </w:r>
-      <w:r>
-        <w:rPr>
-          <w:noProof/>
-        </w:rPr>
-        <w:t>t.me/one00190</w:t>
-      </w:r>
-      <w:r>
-        <w:rPr>
-          <w:noProof/>
-        </w:rPr>
-        <w:t>2</w:t>
-      </w:r>
-      <w:r>
-        <w:rPr>
-          <w:noProof/>
-        </w:rPr>
-        <w:t>t.me/one00190</w:t>
+        <w:t>2020</w:t>
       </w:r>
       <w:r>
         <w:rPr>
@@ -1395,7 +1362,7 @@
         <w:rPr>
           <w:noProof/>
         </w:rPr>
-        <w:instrText xml:space="preserve"> PAGEREF _Toc242180191 \h </w:instrText>
+        <w:instrText xml:space="preserve"> PAGEREF _Toc242453754 \h </w:instrText>
       </w:r>
       <w:r>
         <w:rPr>
@@ -1450,19 +1417,7 @@
         <w:rPr>
           <w:noProof/>
         </w:rPr>
-        <w:t>2</w:t>
-      </w:r>
-      <w:r>
-        <w:rPr>
-          <w:noProof/>
-        </w:rPr>
-        <w:t>t.me/one00190</w:t>
-      </w:r>
-      <w:r>
-        <w:rPr>
-          <w:noProof/>
-        </w:rPr>
-        <w:t>21</w:t>
+        <w:t>2021</w:t>
       </w:r>
       <w:r>
         <w:rPr>
@@ -1498,7 +1453,7 @@
         <w:rPr>
           <w:noProof/>
         </w:rPr>
-        <w:instrText xml:space="preserve"> PAGEREF _Toc242180192 \h </w:instrText>
+        <w:instrText xml:space="preserve"> PAGEREF _Toc242453755 \h </w:instrText>
       </w:r>
       <w:r>
         <w:rPr>
@@ -1565,7 +1520,7 @@
         <w:rPr>
           <w:noProof/>
         </w:rPr>
-        <w:instrText xml:space="preserve"> PAGEREF _Toc242180193 \h </w:instrText>
+        <w:instrText xml:space="preserve"> PAGEREF _Toc242453756 \h </w:instrText>
       </w:r>
       <w:r>
         <w:rPr>
@@ -1632,7 +1587,7 @@
         <w:rPr>
           <w:noProof/>
         </w:rPr>
-        <w:instrText xml:space="preserve"> PAGEREF _Toc242180194 \h </w:instrText>
+        <w:instrText xml:space="preserve"> PAGEREF _Toc242453757 \h </w:instrText>
       </w:r>
       <w:r>
         <w:rPr>
@@ -1705,7 +1660,7 @@
         <w:rPr>
           <w:noProof/>
         </w:rPr>
-        <w:instrText xml:space="preserve"> PAGEREF _Toc242180195 \h </w:instrText>
+        <w:instrText xml:space="preserve"> PAGEREF _Toc242453758 \h </w:instrText>
       </w:r>
       <w:r>
         <w:rPr>
@@ -1722,13 +1677,7 @@
         <w:rPr>
           <w:noProof/>
         </w:rPr>
-        <w:t>1</w:t>
-      </w:r>
-      <w:r>
-        <w:rPr>
-          <w:noProof/>
-        </w:rPr>
-        <w:t>t.me/one00190</w:t>
+        <w:t>10</w:t>
       </w:r>
       <w:r>
         <w:rPr>
@@ -1778,7 +1727,7 @@
         <w:rPr>
           <w:noProof/>
         </w:rPr>
-        <w:instrText xml:space="preserve"> PAGEREF _Toc242180196 \h </w:instrText>
+        <w:instrText xml:space="preserve"> PAGEREF _Toc242453759 \h </w:instrText>
       </w:r>
       <w:r>
         <w:rPr>
@@ -1795,13 +1744,7 @@
         <w:rPr>
           <w:noProof/>
         </w:rPr>
-        <w:t>1</w:t>
-      </w:r>
-      <w:r>
-        <w:rPr>
-          <w:noProof/>
-        </w:rPr>
-        <w:t>t.me/one00190</w:t>
+        <w:t>10</w:t>
       </w:r>
       <w:r>
         <w:rPr>
@@ -1851,7 +1794,7 @@
         <w:rPr>
           <w:noProof/>
         </w:rPr>
-        <w:instrText xml:space="preserve"> PAGEREF _Toc242180197 \h </w:instrText>
+        <w:instrText xml:space="preserve"> PAGEREF _Toc242453760 \h </w:instrText>
       </w:r>
       <w:r>
         <w:rPr>
@@ -1868,13 +1811,7 @@
         <w:rPr>
           <w:noProof/>
         </w:rPr>
-        <w:t>1</w:t>
-      </w:r>
-      <w:r>
-        <w:rPr>
-          <w:noProof/>
-        </w:rPr>
-        <w:t>t.me/one00190</w:t>
+        <w:t>10</w:t>
       </w:r>
       <w:r>
         <w:rPr>
@@ -1924,7 +1861,7 @@
         <w:rPr>
           <w:noProof/>
         </w:rPr>
-        <w:instrText xml:space="preserve"> PAGEREF _Toc242180198 \h </w:instrText>
+        <w:instrText xml:space="preserve"> PAGEREF _Toc242453761 \h </w:instrText>
       </w:r>
       <w:r>
         <w:rPr>
@@ -1941,13 +1878,7 @@
         <w:rPr>
           <w:noProof/>
         </w:rPr>
-        <w:t>1</w:t>
-      </w:r>
-      <w:r>
-        <w:rPr>
-          <w:noProof/>
-        </w:rPr>
-        <w:t>t.me/one00190</w:t>
+        <w:t>10</w:t>
       </w:r>
       <w:r>
         <w:rPr>
@@ -1991,7 +1922,7 @@
         <w:rPr>
           <w:noProof/>
         </w:rPr>
-        <w:instrText xml:space="preserve"> PAGEREF _Toc242180199 \h </w:instrText>
+        <w:instrText xml:space="preserve"> PAGEREF _Toc242453762 \h </w:instrText>
       </w:r>
       <w:r>
         <w:rPr>
@@ -2052,7 +1983,7 @@
         <w:rPr>
           <w:noProof/>
         </w:rPr>
-        <w:instrText xml:space="preserve"> PAGEREF _Toc242180200 \h </w:instrText>
+        <w:instrText xml:space="preserve"> PAGEREF _Toc242453763 \h </w:instrText>
       </w:r>
       <w:r>
         <w:rPr>
@@ -2119,7 +2050,7 @@
         <w:rPr>
           <w:noProof/>
         </w:rPr>
-        <w:instrText xml:space="preserve"> PAGEREF _Toc242180201 \h </w:instrText>
+        <w:instrText xml:space="preserve"> PAGEREF _Toc242453764 \h </w:instrText>
       </w:r>
       <w:r>
         <w:rPr>
@@ -2186,7 +2117,7 @@
         <w:rPr>
           <w:noProof/>
         </w:rPr>
-        <w:instrText xml:space="preserve"> PAGEREF _Toc242180202 \h </w:instrText>
+        <w:instrText xml:space="preserve"> PAGEREF _Toc242453765 \h </w:instrText>
       </w:r>
       <w:r>
         <w:rPr>
@@ -2277,7 +2208,7 @@
         <w:rPr>
           <w:noProof/>
         </w:rPr>
-        <w:instrText xml:space="preserve"> PAGEREF _Toc242180203 \h </w:instrText>
+        <w:instrText xml:space="preserve"> PAGEREF _Toc242453766 \h </w:instrText>
       </w:r>
       <w:r>
         <w:rPr>
@@ -2344,7 +2275,7 @@
         <w:rPr>
           <w:noProof/>
         </w:rPr>
-        <w:instrText xml:space="preserve"> PAGEREF _Toc242180204 \h </w:instrText>
+        <w:instrText xml:space="preserve"> PAGEREF _Toc242453767 \h </w:instrText>
       </w:r>
       <w:r>
         <w:rPr>
@@ -2405,7 +2336,7 @@
         <w:rPr>
           <w:noProof/>
         </w:rPr>
-        <w:instrText xml:space="preserve"> PAGEREF _Toc242180205 \h </w:instrText>
+        <w:instrText xml:space="preserve"> PAGEREF _Toc242453768 \h </w:instrText>
       </w:r>
       <w:r>
         <w:rPr>
@@ -2466,7 +2397,7 @@
         <w:rPr>
           <w:noProof/>
         </w:rPr>
-        <w:instrText xml:space="preserve"> PAGEREF _Toc242180206 \h </w:instrText>
+        <w:instrText xml:space="preserve"> PAGEREF _Toc242453769 \h </w:instrText>
       </w:r>
       <w:r>
         <w:rPr>
@@ -2533,7 +2464,7 @@
         <w:rPr>
           <w:noProof/>
         </w:rPr>
-        <w:instrText xml:space="preserve"> PAGEREF _Toc242180207 \h </w:instrText>
+        <w:instrText xml:space="preserve"> PAGEREF _Toc242453770 \h </w:instrText>
       </w:r>
       <w:r>
         <w:rPr>
@@ -2601,7 +2532,7 @@
         <w:rPr>
           <w:noProof/>
         </w:rPr>
-        <w:instrText xml:space="preserve"> PAGEREF _Toc242180208 \h </w:instrText>
+        <w:instrText xml:space="preserve"> PAGEREF _Toc242453771 \h </w:instrText>
       </w:r>
       <w:r>
         <w:rPr>
@@ -2630,397 +2561,373 @@
     <w:p>
       <w:pPr>
         <w:pStyle w:val="1"/>
+        <w:rPr>
+          <w:rFonts w:hint="eastAsia"/>
+        </w:rPr>
       </w:pPr>
       <w:r>
         <w:lastRenderedPageBreak/>
         <w:fldChar w:fldCharType="end"/>
       </w:r>
-      <w:bookmarkStart w:id="1" w:name="_Toc242180179"/>
+      <w:bookmarkStart w:id="0" w:name="_Toc242453742"/>
       <w:r>
         <w:rPr>
           <w:rFonts w:hint="eastAsia"/>
         </w:rPr>
         <w:t>一、概述</w:t>
       </w:r>
+      <w:bookmarkEnd w:id="0"/>
+    </w:p>
+    <w:p>
+      <w:pPr>
+        <w:rPr>
+          <w:rFonts w:hint="eastAsia"/>
+        </w:rPr>
+      </w:pPr>
+      <w:r>
+        <w:rPr>
+          <w:rFonts w:hint="eastAsia"/>
+        </w:rPr>
+        <w:t>水坑攻击（</w:t>
+      </w:r>
+      <w:r>
+        <w:rPr>
+          <w:rFonts w:hint="eastAsia"/>
+        </w:rPr>
+        <w:t>Watering Hole Attack</w:t>
+      </w:r>
+      <w:r>
+        <w:rPr>
+          <w:rFonts w:hint="eastAsia"/>
+        </w:rPr>
+        <w:t>）得名于自然界的捕食策略：攻击者不追逐具体的猎物，而是潜伏在猎物必经的</w:t>
+      </w:r>
+      <w:r>
+        <w:rPr>
+          <w:rFonts w:hint="eastAsia"/>
+        </w:rPr>
+        <w:t>"</w:t>
+      </w:r>
+      <w:r>
+        <w:rPr>
+          <w:rFonts w:hint="eastAsia"/>
+        </w:rPr>
+        <w:t>水坑</w:t>
+      </w:r>
+      <w:r>
+        <w:rPr>
+          <w:rFonts w:hint="eastAsia"/>
+        </w:rPr>
+        <w:t>"</w:t>
+      </w:r>
+      <w:r>
+        <w:rPr>
+          <w:rFonts w:hint="eastAsia"/>
+        </w:rPr>
+        <w:t>旁守株待兔。在网络安全语境中，</w:t>
+      </w:r>
+      <w:r>
+        <w:rPr>
+          <w:rFonts w:hint="eastAsia"/>
+        </w:rPr>
+        <w:t>"</w:t>
+      </w:r>
+      <w:r>
+        <w:rPr>
+          <w:rFonts w:hint="eastAsia"/>
+        </w:rPr>
+        <w:t>水坑</w:t>
+      </w:r>
+      <w:r>
+        <w:rPr>
+          <w:rFonts w:hint="eastAsia"/>
+        </w:rPr>
+        <w:t>"</w:t>
+      </w:r>
+      <w:r>
+        <w:rPr>
+          <w:rFonts w:hint="eastAsia"/>
+        </w:rPr>
+        <w:t>指的是目标人群经常访问的网站——行业论坛、新闻门户、社区站点等。攻击者通过入侵这些受信任的第三方网站，在其中植入恶意代码；当目标人群照常浏览网页时，浏览器与设备即在不知不觉中遭到攻击。与一封封投递钓鱼邮件相比，水坑攻击把</w:t>
+      </w:r>
+      <w:r>
+        <w:rPr>
+          <w:rFonts w:hint="eastAsia"/>
+        </w:rPr>
+        <w:t>"</w:t>
+      </w:r>
+      <w:r>
+        <w:rPr>
+          <w:rFonts w:hint="eastAsia"/>
+        </w:rPr>
+        <w:t>诱饵投递</w:t>
+      </w:r>
+      <w:r>
+        <w:rPr>
+          <w:rFonts w:hint="eastAsia"/>
+        </w:rPr>
+        <w:t>"</w:t>
+      </w:r>
+      <w:r>
+        <w:rPr>
+          <w:rFonts w:hint="eastAsia"/>
+        </w:rPr>
+        <w:t>这个最容易暴露的环节完全外包给了受害者自己的上网习惯，因此隐蔽性极高。</w:t>
+      </w:r>
+    </w:p>
+    <w:p>
+      <w:pPr>
+        <w:rPr>
+          <w:rFonts w:hint="eastAsia"/>
+        </w:rPr>
+      </w:pPr>
+      <w:r>
+        <w:rPr>
+          <w:rFonts w:hint="eastAsia"/>
+        </w:rPr>
+        <w:t xml:space="preserve">iOS </w:t>
+      </w:r>
+      <w:r>
+        <w:rPr>
+          <w:rFonts w:hint="eastAsia"/>
+        </w:rPr>
+        <w:t>平台并非水坑攻击的旁观者。恰恰相反，由于</w:t>
+      </w:r>
+      <w:r>
+        <w:rPr>
+          <w:rFonts w:hint="eastAsia"/>
+        </w:rPr>
+        <w:t xml:space="preserve"> iPhone </w:t>
+      </w:r>
+      <w:r>
+        <w:rPr>
+          <w:rFonts w:hint="eastAsia"/>
+        </w:rPr>
+        <w:t>用户群体在经济、媒体、政务与人权活动领域的集中度较高，针对特定人群（异见者、记者、少数族群、外交人员）的定向攻击者（</w:t>
+      </w:r>
+      <w:r>
+        <w:rPr>
+          <w:rFonts w:hint="eastAsia"/>
+        </w:rPr>
+        <w:t>APT</w:t>
+      </w:r>
+      <w:r>
+        <w:rPr>
+          <w:rFonts w:hint="eastAsia"/>
+        </w:rPr>
+        <w:t>）很早就将</w:t>
+      </w:r>
+      <w:r>
+        <w:rPr>
+          <w:rFonts w:hint="eastAsia"/>
+        </w:rPr>
+        <w:t xml:space="preserve"> iOS </w:t>
+      </w:r>
+      <w:r>
+        <w:rPr>
+          <w:rFonts w:hint="eastAsia"/>
+        </w:rPr>
+        <w:t>浏览器利用链纳入水坑投递的武器库。本报告梳理</w:t>
+      </w:r>
+      <w:r>
+        <w:rPr>
+          <w:rFonts w:hint="eastAsia"/>
+        </w:rPr>
+        <w:t xml:space="preserve"> iOS </w:t>
+      </w:r>
+      <w:r>
+        <w:rPr>
+          <w:rFonts w:hint="eastAsia"/>
+        </w:rPr>
+        <w:t>水坑攻击的完整技术图景：运作原理、三起标志性公开案例（</w:t>
+      </w:r>
+      <w:r>
+        <w:rPr>
+          <w:rFonts w:hint="eastAsia"/>
+        </w:rPr>
+        <w:t xml:space="preserve">2019 </w:t>
+      </w:r>
+      <w:r>
+        <w:rPr>
+          <w:rFonts w:hint="eastAsia"/>
+        </w:rPr>
+        <w:t>年针对维吾尔语网站的事件、</w:t>
+      </w:r>
+      <w:r>
+        <w:rPr>
+          <w:rFonts w:hint="eastAsia"/>
+        </w:rPr>
+        <w:t xml:space="preserve">2020 </w:t>
+      </w:r>
+      <w:r>
+        <w:rPr>
+          <w:rFonts w:hint="eastAsia"/>
+        </w:rPr>
+        <w:t>年针对香港新闻网站的</w:t>
+      </w:r>
+      <w:r>
+        <w:rPr>
+          <w:rFonts w:hint="eastAsia"/>
+        </w:rPr>
+        <w:t>"</w:t>
+      </w:r>
+      <w:r>
+        <w:rPr>
+          <w:rFonts w:hint="eastAsia"/>
+        </w:rPr>
+        <w:t>毒新闻行动</w:t>
+      </w:r>
+      <w:r>
+        <w:rPr>
+          <w:rFonts w:hint="eastAsia"/>
+        </w:rPr>
+        <w:t>"</w:t>
+      </w:r>
+      <w:r>
+        <w:rPr>
+          <w:rFonts w:hint="eastAsia"/>
+        </w:rPr>
+        <w:t>、</w:t>
+      </w:r>
+      <w:r>
+        <w:rPr>
+          <w:rFonts w:hint="eastAsia"/>
+        </w:rPr>
+        <w:t xml:space="preserve">2021 </w:t>
+      </w:r>
+      <w:r>
+        <w:rPr>
+          <w:rFonts w:hint="eastAsia"/>
+        </w:rPr>
+        <w:t>年针对香港民主派网站的单击利用链事件），并结合本系列前两份报告（</w:t>
+      </w:r>
+      <w:r>
+        <w:rPr>
+          <w:rFonts w:hint="eastAsia"/>
+        </w:rPr>
+        <w:t xml:space="preserve">iOS </w:t>
+      </w:r>
+      <w:r>
+        <w:rPr>
+          <w:rFonts w:hint="eastAsia"/>
+        </w:rPr>
+        <w:t>系统漏洞总览、</w:t>
+      </w:r>
+      <w:r>
+        <w:rPr>
+          <w:rFonts w:hint="eastAsia"/>
+        </w:rPr>
+        <w:t xml:space="preserve">Coruna/DarkSword </w:t>
+      </w:r>
+      <w:r>
+        <w:rPr>
+          <w:rFonts w:hint="eastAsia"/>
+        </w:rPr>
+        <w:t>利用套件分析）所覆盖的产业链现状，给出面向个人、企业与网站运营者的防御建议。</w:t>
+      </w:r>
+    </w:p>
+    <w:p>
+      <w:pPr>
+        <w:rPr>
+          <w:rFonts w:hint="eastAsia"/>
+        </w:rPr>
+      </w:pPr>
+      <w:r>
+        <w:rPr>
+          <w:rFonts w:hint="eastAsia"/>
+        </w:rPr>
+        <w:t>需要强调的是：本报告全部内容基于</w:t>
+      </w:r>
+      <w:r>
+        <w:rPr>
+          <w:rFonts w:hint="eastAsia"/>
+        </w:rPr>
+        <w:t xml:space="preserve"> Google </w:t>
+      </w:r>
+      <w:r>
+        <w:rPr>
+          <w:rFonts w:hint="eastAsia"/>
+        </w:rPr>
+        <w:t>威胁分析小组（</w:t>
+      </w:r>
+      <w:r>
+        <w:rPr>
+          <w:rFonts w:hint="eastAsia"/>
+        </w:rPr>
+        <w:t>TAG</w:t>
+      </w:r>
+      <w:r>
+        <w:rPr>
+          <w:rFonts w:hint="eastAsia"/>
+        </w:rPr>
+        <w:t>）、</w:t>
+      </w:r>
+      <w:r>
+        <w:rPr>
+          <w:rFonts w:hint="eastAsia"/>
+        </w:rPr>
+        <w:t>Project Zero</w:t>
+      </w:r>
+      <w:r>
+        <w:rPr>
+          <w:rFonts w:hint="eastAsia"/>
+        </w:rPr>
+        <w:t>、</w:t>
+      </w:r>
+      <w:r>
+        <w:rPr>
+          <w:rFonts w:hint="eastAsia"/>
+        </w:rPr>
+        <w:t>Citizen Lab</w:t>
+      </w:r>
+      <w:r>
+        <w:rPr>
+          <w:rFonts w:hint="eastAsia"/>
+        </w:rPr>
+        <w:t>、</w:t>
+      </w:r>
+      <w:r>
+        <w:rPr>
+          <w:rFonts w:hint="eastAsia"/>
+        </w:rPr>
+        <w:t xml:space="preserve">Trend Micro </w:t>
+      </w:r>
+      <w:r>
+        <w:rPr>
+          <w:rFonts w:hint="eastAsia"/>
+        </w:rPr>
+        <w:t>等机构的公开研究整理，目的是帮助防御者理解威胁并落实缓解措施；文中不包含、也不会提供任何攻击工具或利用代码。</w:t>
+      </w:r>
+    </w:p>
+    <w:p>
+      <w:pPr>
+        <w:pStyle w:val="2"/>
+        <w:rPr>
+          <w:rFonts w:hint="eastAsia"/>
+        </w:rPr>
+      </w:pPr>
+      <w:bookmarkStart w:id="1" w:name="_Toc242453743"/>
+      <w:r>
+        <w:rPr>
+          <w:rFonts w:hint="eastAsia"/>
+        </w:rPr>
+        <w:t xml:space="preserve">1.1 </w:t>
+      </w:r>
+      <w:r>
+        <w:rPr>
+          <w:rFonts w:hint="eastAsia"/>
+        </w:rPr>
+        <w:t>报告要点</w:t>
+      </w:r>
       <w:bookmarkEnd w:id="1"/>
-    </w:p>
-    <w:p>
-      <w:r>
-        <w:rPr>
-          <w:rFonts w:hint="eastAsia"/>
-        </w:rPr>
-        <w:t>水坑攻击（</w:t>
-      </w:r>
-      <w:r>
-        <w:rPr>
-          <w:rFonts w:hint="eastAsia"/>
-        </w:rPr>
-        <w:t>Watering Hole Attack</w:t>
-      </w:r>
-      <w:r>
-        <w:rPr>
-          <w:rFonts w:hint="eastAsia"/>
-        </w:rPr>
-        <w:t>）得名于自然界的捕食策略：攻击者不追逐具体的猎物，而是潜伏在猎物必经的</w:t>
-      </w:r>
-      <w:r>
-        <w:rPr>
-          <w:rFonts w:hint="eastAsia"/>
-        </w:rPr>
-        <w:t>"</w:t>
-      </w:r>
-      <w:r>
-        <w:rPr>
-          <w:rFonts w:hint="eastAsia"/>
-        </w:rPr>
-        <w:t>水坑</w:t>
-      </w:r>
-      <w:r>
-        <w:rPr>
-          <w:rFonts w:hint="eastAsia"/>
-        </w:rPr>
-        <w:t>"</w:t>
-      </w:r>
-      <w:r>
-        <w:rPr>
-          <w:rFonts w:hint="eastAsia"/>
-        </w:rPr>
-        <w:t>旁守株待兔。在网络安全语境中，</w:t>
-      </w:r>
-      <w:r>
-        <w:rPr>
-          <w:rFonts w:hint="eastAsia"/>
-        </w:rPr>
-        <w:t>"</w:t>
-      </w:r>
-      <w:r>
-        <w:rPr>
-          <w:rFonts w:hint="eastAsia"/>
-        </w:rPr>
-        <w:t>水坑</w:t>
-      </w:r>
-      <w:r>
-        <w:rPr>
-          <w:rFonts w:hint="eastAsia"/>
-        </w:rPr>
-        <w:t>"</w:t>
-      </w:r>
-      <w:r>
-        <w:rPr>
-          <w:rFonts w:hint="eastAsia"/>
-        </w:rPr>
-        <w:t>指的是目标人群经常访问的网站——行业论坛、新闻门户、社区站点等。攻击者通过入侵这些受信任的第三方网站，在其中植入恶意代码；当目标人群照常浏览网页时，浏览器与设备即在不知不觉中遭到攻击。与一封封投递钓鱼邮件相比，水坑攻击把</w:t>
-      </w:r>
-      <w:r>
-        <w:rPr>
-          <w:rFonts w:hint="eastAsia"/>
-        </w:rPr>
-        <w:t>"</w:t>
-      </w:r>
-      <w:r>
-        <w:rPr>
-          <w:rFonts w:hint="eastAsia"/>
-        </w:rPr>
-        <w:t>诱饵投递</w:t>
-      </w:r>
-      <w:r>
-        <w:rPr>
-          <w:rFonts w:hint="eastAsia"/>
-        </w:rPr>
-        <w:t>"</w:t>
-      </w:r>
-      <w:r>
-        <w:rPr>
-          <w:rFonts w:hint="eastAsia"/>
-        </w:rPr>
-        <w:t>这个最容易暴露的环节完全外包给了受害者自己的上网习惯，因此隐蔽性极高。</w:t>
-      </w:r>
-    </w:p>
-    <w:p>
-      <w:r>
-        <w:rPr>
-          <w:rFonts w:hint="eastAsia"/>
-        </w:rPr>
-        <w:t xml:space="preserve">iOS </w:t>
-      </w:r>
-      <w:r>
-        <w:rPr>
-          <w:rFonts w:hint="eastAsia"/>
-        </w:rPr>
-        <w:t>平台并非水坑攻击的旁观者。恰恰相反，由于</w:t>
-      </w:r>
-      <w:r>
-        <w:rPr>
-          <w:rFonts w:hint="eastAsia"/>
-        </w:rPr>
-        <w:t xml:space="preserve"> iPhone </w:t>
-      </w:r>
-      <w:r>
-        <w:rPr>
-          <w:rFonts w:hint="eastAsia"/>
-        </w:rPr>
-        <w:t>用户群体在经济、媒体、政务与人权活动领域的集中度较高，针对特定人群（异见者、记者、少数族群、外交人员）的定向攻击者（</w:t>
-      </w:r>
-      <w:r>
-        <w:rPr>
-          <w:rFonts w:hint="eastAsia"/>
-        </w:rPr>
-        <w:t>APT</w:t>
-      </w:r>
-      <w:r>
-        <w:rPr>
-          <w:rFonts w:hint="eastAsia"/>
-        </w:rPr>
-        <w:t>）很早就将</w:t>
-      </w:r>
-      <w:r>
-        <w:rPr>
-          <w:rFonts w:hint="eastAsia"/>
-        </w:rPr>
-        <w:t xml:space="preserve"> iOS </w:t>
-      </w:r>
-      <w:r>
-        <w:rPr>
-          <w:rFonts w:hint="eastAsia"/>
-        </w:rPr>
-        <w:t>浏览器利用链纳入水坑投递的武器库。本报告梳理</w:t>
-      </w:r>
-      <w:r>
-        <w:rPr>
-          <w:rFonts w:hint="eastAsia"/>
-        </w:rPr>
-        <w:t xml:space="preserve"> iOS </w:t>
-      </w:r>
-      <w:r>
-        <w:rPr>
-          <w:rFonts w:hint="eastAsia"/>
-        </w:rPr>
-        <w:t>水坑攻击的完整技术图景：运作原理、三起标志性公开案例（</w:t>
-      </w:r>
-      <w:r>
-        <w:rPr>
-          <w:rFonts w:hint="eastAsia"/>
-        </w:rPr>
-        <w:t>2</w:t>
-      </w:r>
-      <w:r>
-        <w:rPr>
-          <w:rFonts w:hint="eastAsia"/>
-        </w:rPr>
-        <w:t>t.me/one00190</w:t>
-      </w:r>
-      <w:r>
-        <w:rPr>
-          <w:rFonts w:hint="eastAsia"/>
-        </w:rPr>
-        <w:t xml:space="preserve">19 </w:t>
-      </w:r>
-      <w:r>
-        <w:rPr>
-          <w:rFonts w:hint="eastAsia"/>
-        </w:rPr>
-        <w:t>年针对维吾尔语网站的事件、</w:t>
-      </w:r>
-      <w:r>
-        <w:rPr>
-          <w:rFonts w:hint="eastAsia"/>
-        </w:rPr>
-        <w:t>2</w:t>
-      </w:r>
-      <w:r>
-        <w:rPr>
-          <w:rFonts w:hint="eastAsia"/>
-        </w:rPr>
-        <w:t>t.me/one00190</w:t>
-      </w:r>
-      <w:r>
-        <w:rPr>
-          <w:rFonts w:hint="eastAsia"/>
-        </w:rPr>
-        <w:t>2</w:t>
-      </w:r>
-      <w:r>
-        <w:rPr>
-          <w:rFonts w:hint="eastAsia"/>
-        </w:rPr>
-        <w:t>t.me/one00190</w:t>
-      </w:r>
-      <w:r>
-        <w:rPr>
-          <w:rFonts w:hint="eastAsia"/>
-        </w:rPr>
-        <w:t xml:space="preserve"> </w:t>
-      </w:r>
-      <w:r>
-        <w:rPr>
-          <w:rFonts w:hint="eastAsia"/>
-        </w:rPr>
-        <w:t>年针对香港新闻网站的</w:t>
-      </w:r>
-      <w:r>
-        <w:rPr>
-          <w:rFonts w:hint="eastAsia"/>
-        </w:rPr>
-        <w:t>"</w:t>
-      </w:r>
-      <w:r>
-        <w:rPr>
-          <w:rFonts w:hint="eastAsia"/>
-        </w:rPr>
-        <w:t>毒新闻行动</w:t>
-      </w:r>
-      <w:r>
-        <w:rPr>
-          <w:rFonts w:hint="eastAsia"/>
-        </w:rPr>
-        <w:t>"</w:t>
-      </w:r>
-      <w:r>
-        <w:rPr>
-          <w:rFonts w:hint="eastAsia"/>
-        </w:rPr>
-        <w:t>、</w:t>
-      </w:r>
-      <w:r>
-        <w:rPr>
-          <w:rFonts w:hint="eastAsia"/>
-        </w:rPr>
-        <w:t>2</w:t>
-      </w:r>
-      <w:r>
-        <w:rPr>
-          <w:rFonts w:hint="eastAsia"/>
-        </w:rPr>
-        <w:t>t.me/one00190</w:t>
-      </w:r>
-      <w:r>
-        <w:rPr>
-          <w:rFonts w:hint="eastAsia"/>
-        </w:rPr>
-        <w:t xml:space="preserve">21 </w:t>
-      </w:r>
-      <w:r>
-        <w:rPr>
-          <w:rFonts w:hint="eastAsia"/>
-        </w:rPr>
-        <w:t>年针对香港民主派网站的单击利用链事件），并结合本系列前两份报告（</w:t>
-      </w:r>
-      <w:r>
-        <w:rPr>
-          <w:rFonts w:hint="eastAsia"/>
-        </w:rPr>
-        <w:t xml:space="preserve">iOS </w:t>
-      </w:r>
-      <w:r>
-        <w:rPr>
-          <w:rFonts w:hint="eastAsia"/>
-        </w:rPr>
-        <w:t>系统漏洞总览、</w:t>
-      </w:r>
-      <w:r>
-        <w:rPr>
-          <w:rFonts w:hint="eastAsia"/>
-        </w:rPr>
-        <w:t xml:space="preserve">Coruna/DarkSword </w:t>
-      </w:r>
-      <w:r>
-        <w:rPr>
-          <w:rFonts w:hint="eastAsia"/>
-        </w:rPr>
-        <w:t>利用套件分析）所覆盖的产业链现状，给出面向个人、企业与网站运营者的防御建议。</w:t>
-      </w:r>
-    </w:p>
-    <w:p>
-      <w:r>
-        <w:rPr>
-          <w:rFonts w:hint="eastAsia"/>
-        </w:rPr>
-        <w:t>需要强调的是：本报告全部内容基于</w:t>
-      </w:r>
-      <w:r>
-        <w:rPr>
-          <w:rFonts w:hint="eastAsia"/>
-        </w:rPr>
-        <w:t xml:space="preserve"> Google </w:t>
-      </w:r>
-      <w:r>
-        <w:rPr>
-          <w:rFonts w:hint="eastAsia"/>
-        </w:rPr>
-        <w:t>威胁分析小组（</w:t>
-      </w:r>
-      <w:r>
-        <w:rPr>
-          <w:rFonts w:hint="eastAsia"/>
-        </w:rPr>
-        <w:t>TAG</w:t>
-      </w:r>
-      <w:r>
-        <w:rPr>
-          <w:rFonts w:hint="eastAsia"/>
-        </w:rPr>
-        <w:t>）、</w:t>
-      </w:r>
-      <w:r>
-        <w:rPr>
-          <w:rFonts w:hint="eastAsia"/>
-        </w:rPr>
-        <w:t>Project Zero</w:t>
-      </w:r>
-      <w:r>
-        <w:rPr>
-          <w:rFonts w:hint="eastAsia"/>
-        </w:rPr>
-        <w:t>、</w:t>
-      </w:r>
-      <w:r>
-        <w:rPr>
-          <w:rFonts w:hint="eastAsia"/>
-        </w:rPr>
-        <w:t>Citizen Lab</w:t>
-      </w:r>
-      <w:r>
-        <w:rPr>
-          <w:rFonts w:hint="eastAsia"/>
-        </w:rPr>
-        <w:t>、</w:t>
-      </w:r>
-      <w:r>
-        <w:rPr>
-          <w:rFonts w:hint="eastAsia"/>
-        </w:rPr>
-        <w:t xml:space="preserve">Trend Micro </w:t>
-      </w:r>
-      <w:r>
-        <w:rPr>
-          <w:rFonts w:hint="eastAsia"/>
-        </w:rPr>
-        <w:t>等机构的公开研究整理，目的是帮助防御者理解威胁并落实缓解措施；文中不包含、也不会提供任何攻击工具或利用代码。</w:t>
-      </w:r>
-    </w:p>
-    <w:p>
-      <w:pPr>
-        <w:pStyle w:val="2"/>
-      </w:pPr>
-      <w:bookmarkStart w:id="2" w:name="_Toc242180180"/>
-      <w:r>
-        <w:rPr>
-          <w:rFonts w:hint="eastAsia"/>
-        </w:rPr>
-        <w:t xml:space="preserve">1.1 </w:t>
-      </w:r>
-      <w:r>
-        <w:rPr>
-          <w:rFonts w:hint="eastAsia"/>
-        </w:rPr>
-        <w:t>报告要点</w:t>
-      </w:r>
-      <w:bookmarkEnd w:id="2"/>
     </w:p>
     <w:p>
       <w:pPr>
         <w:pStyle w:val="a"/>
         <w:ind w:left="422" w:hanging="422"/>
+        <w:rPr>
+          <w:rFonts w:hint="eastAsia"/>
+        </w:rPr>
       </w:pPr>
       <w:r>
         <w:rPr>
@@ -3040,6 +2947,9 @@
       <w:pPr>
         <w:pStyle w:val="a"/>
         <w:ind w:left="422" w:hanging="422"/>
+        <w:rPr>
+          <w:rFonts w:hint="eastAsia"/>
+        </w:rPr>
       </w:pPr>
       <w:r>
         <w:rPr>
@@ -3058,19 +2968,7 @@
         <w:rPr>
           <w:rFonts w:hint="eastAsia"/>
         </w:rPr>
-        <w:t>2</w:t>
-      </w:r>
-      <w:r>
-        <w:rPr>
-          <w:rFonts w:hint="eastAsia"/>
-        </w:rPr>
-        <w:t>t.me/one00190</w:t>
-      </w:r>
-      <w:r>
-        <w:rPr>
-          <w:rFonts w:hint="eastAsia"/>
-        </w:rPr>
-        <w:t xml:space="preserve">19 </w:t>
+        <w:t xml:space="preserve">2019 </w:t>
       </w:r>
       <w:r>
         <w:rPr>
@@ -3119,6 +3017,9 @@
       <w:pPr>
         <w:pStyle w:val="a"/>
         <w:ind w:left="422" w:hanging="422"/>
+        <w:rPr>
+          <w:rFonts w:hint="eastAsia"/>
+        </w:rPr>
       </w:pPr>
       <w:r>
         <w:rPr>
@@ -3198,6 +3099,9 @@
       <w:pPr>
         <w:pStyle w:val="a"/>
         <w:ind w:left="422" w:hanging="422"/>
+        <w:rPr>
+          <w:rFonts w:hint="eastAsia"/>
+        </w:rPr>
       </w:pPr>
       <w:r>
         <w:rPr>
@@ -3264,22 +3168,90 @@
     <w:p>
       <w:pPr>
         <w:pStyle w:val="1"/>
-      </w:pPr>
-      <w:bookmarkStart w:id="3" w:name="_Toc242180181"/>
-      <w:r>
-        <w:rPr>
-          <w:rFonts w:hint="eastAsia"/>
-        </w:rPr>
+        <w:rPr>
+          <w:rFonts w:hint="eastAsia"/>
+        </w:rPr>
+      </w:pPr>
+      <w:bookmarkStart w:id="2" w:name="_Toc242453744"/>
+      <w:r>
+        <w:rPr>
+          <w:rFonts w:hint="eastAsia"/>
+        </w:rPr>
+        <w:lastRenderedPageBreak/>
         <w:t>二、水坑攻击的运作原理</w:t>
       </w:r>
+      <w:bookmarkEnd w:id="2"/>
+    </w:p>
+    <w:p>
+      <w:pPr>
+        <w:rPr>
+          <w:rFonts w:hint="eastAsia"/>
+        </w:rPr>
+      </w:pPr>
+      <w:r>
+        <w:rPr>
+          <w:rFonts w:hint="eastAsia"/>
+        </w:rPr>
+        <w:t>一个完整的</w:t>
+      </w:r>
+      <w:r>
+        <w:rPr>
+          <w:rFonts w:hint="eastAsia"/>
+        </w:rPr>
+        <w:t xml:space="preserve"> iOS </w:t>
+      </w:r>
+      <w:r>
+        <w:rPr>
+          <w:rFonts w:hint="eastAsia"/>
+        </w:rPr>
+        <w:t>水坑攻击通常包含以下六个阶段：</w:t>
+      </w:r>
+    </w:p>
+    <w:p>
+      <w:pPr>
+        <w:pStyle w:val="2"/>
+        <w:rPr>
+          <w:rFonts w:hint="eastAsia"/>
+        </w:rPr>
+      </w:pPr>
+      <w:bookmarkStart w:id="3" w:name="_Toc242453745"/>
+      <w:r>
+        <w:rPr>
+          <w:rFonts w:hint="eastAsia"/>
+        </w:rPr>
+        <w:t xml:space="preserve">2.1 </w:t>
+      </w:r>
+      <w:r>
+        <w:rPr>
+          <w:rFonts w:hint="eastAsia"/>
+        </w:rPr>
+        <w:t>目标圈定与侦察</w:t>
+      </w:r>
       <w:bookmarkEnd w:id="3"/>
     </w:p>
     <w:p>
-      <w:r>
-        <w:rPr>
-          <w:rFonts w:hint="eastAsia"/>
-        </w:rPr>
-        <w:t>一个完整的</w:t>
+      <w:pPr>
+        <w:rPr>
+          <w:rFonts w:hint="eastAsia"/>
+        </w:rPr>
+      </w:pPr>
+      <w:r>
+        <w:rPr>
+          <w:rFonts w:hint="eastAsia"/>
+        </w:rPr>
+        <w:t>攻击者首先明确想打击的人群（如某地区的记者、活动人士、某行业工程师），然后研究这类人的信息获取习惯：他们读哪些新闻网站、逛哪些论坛、使用哪些工具站点。移动端场景下，攻击者还关心目标人群的设备构成——</w:t>
+      </w:r>
+      <w:r>
+        <w:rPr>
+          <w:rFonts w:hint="eastAsia"/>
+        </w:rPr>
+        <w:t xml:space="preserve">iPhone </w:t>
+      </w:r>
+      <w:r>
+        <w:rPr>
+          <w:rFonts w:hint="eastAsia"/>
+        </w:rPr>
+        <w:t>的占比、主流</w:t>
       </w:r>
       <w:r>
         <w:rPr>
@@ -3291,46 +3263,244 @@
         <w:rPr>
           <w:rFonts w:hint="eastAsia"/>
         </w:rPr>
-        <w:t>水坑攻击通常包含以下六个阶段：</w:t>
+        <w:t>版本等，以决定利用链的选型。</w:t>
       </w:r>
     </w:p>
     <w:p>
       <w:pPr>
         <w:pStyle w:val="2"/>
-      </w:pPr>
-      <w:bookmarkStart w:id="4" w:name="_Toc242180182"/>
-      <w:r>
-        <w:rPr>
-          <w:rFonts w:hint="eastAsia"/>
-        </w:rPr>
-        <w:t xml:space="preserve">2.1 </w:t>
-      </w:r>
-      <w:r>
-        <w:rPr>
-          <w:rFonts w:hint="eastAsia"/>
-        </w:rPr>
-        <w:t>目标圈定与侦察</w:t>
+        <w:rPr>
+          <w:rFonts w:hint="eastAsia"/>
+        </w:rPr>
+      </w:pPr>
+      <w:bookmarkStart w:id="4" w:name="_Toc242453746"/>
+      <w:r>
+        <w:rPr>
+          <w:rFonts w:hint="eastAsia"/>
+        </w:rPr>
+        <w:t xml:space="preserve">2.2 </w:t>
+      </w:r>
+      <w:r>
+        <w:rPr>
+          <w:rFonts w:hint="eastAsia"/>
+        </w:rPr>
+        <w:t>渗透</w:t>
+      </w:r>
+      <w:r>
+        <w:rPr>
+          <w:rFonts w:hint="eastAsia"/>
+        </w:rPr>
+        <w:t>"</w:t>
+      </w:r>
+      <w:r>
+        <w:rPr>
+          <w:rFonts w:hint="eastAsia"/>
+        </w:rPr>
+        <w:t>水坑</w:t>
+      </w:r>
+      <w:r>
+        <w:rPr>
+          <w:rFonts w:hint="eastAsia"/>
+        </w:rPr>
+        <w:t>"</w:t>
+      </w:r>
+      <w:r>
+        <w:rPr>
+          <w:rFonts w:hint="eastAsia"/>
+        </w:rPr>
+        <w:t>网站</w:t>
       </w:r>
       <w:bookmarkEnd w:id="4"/>
     </w:p>
     <w:p>
-      <w:r>
-        <w:rPr>
-          <w:rFonts w:hint="eastAsia"/>
-        </w:rPr>
-        <w:t>攻击者首先明确想打击的人群（如某地区的记者、活动人士、某行业工程师），然后研究这类人的信息获取习惯：他们读哪些新闻网站、逛哪些论坛、使用哪些工具站点。移动端场景下，攻击者还关心目标人群的设备构成——</w:t>
-      </w:r>
-      <w:r>
-        <w:rPr>
-          <w:rFonts w:hint="eastAsia"/>
-        </w:rPr>
-        <w:t xml:space="preserve">iPhone </w:t>
-      </w:r>
-      <w:r>
-        <w:rPr>
-          <w:rFonts w:hint="eastAsia"/>
-        </w:rPr>
-        <w:t>的占比、主流</w:t>
+      <w:pPr>
+        <w:rPr>
+          <w:rFonts w:hint="eastAsia"/>
+        </w:rPr>
+      </w:pPr>
+      <w:r>
+        <w:rPr>
+          <w:rFonts w:hint="eastAsia"/>
+        </w:rPr>
+        <w:t>选定网站后，攻击者通过网站漏洞（如</w:t>
+      </w:r>
+      <w:r>
+        <w:rPr>
+          <w:rFonts w:hint="eastAsia"/>
+        </w:rPr>
+        <w:t xml:space="preserve"> CMS/</w:t>
+      </w:r>
+      <w:r>
+        <w:rPr>
+          <w:rFonts w:hint="eastAsia"/>
+        </w:rPr>
+        <w:t>插件漏洞、弱口令、供应链组件投毒）、或直接入侵网站服务器</w:t>
+      </w:r>
+      <w:r>
+        <w:rPr>
+          <w:rFonts w:hint="eastAsia"/>
+        </w:rPr>
+        <w:t xml:space="preserve">/CDN </w:t>
+      </w:r>
+      <w:r>
+        <w:rPr>
+          <w:rFonts w:hint="eastAsia"/>
+        </w:rPr>
+        <w:t>配置获得写入权限。公开案例显示，攻击者倾向于选择内容权威、访问量大的站点：这些站点既有目标人群的信任背书，又能最大化</w:t>
+      </w:r>
+      <w:r>
+        <w:rPr>
+          <w:rFonts w:hint="eastAsia"/>
+        </w:rPr>
+        <w:t>"</w:t>
+      </w:r>
+      <w:r>
+        <w:rPr>
+          <w:rFonts w:hint="eastAsia"/>
+        </w:rPr>
+        <w:t>命中量</w:t>
+      </w:r>
+      <w:r>
+        <w:rPr>
+          <w:rFonts w:hint="eastAsia"/>
+        </w:rPr>
+        <w:t>"</w:t>
+      </w:r>
+      <w:r>
+        <w:rPr>
+          <w:rFonts w:hint="eastAsia"/>
+        </w:rPr>
+        <w:t>。</w:t>
+      </w:r>
+    </w:p>
+    <w:p>
+      <w:pPr>
+        <w:pStyle w:val="2"/>
+        <w:rPr>
+          <w:rFonts w:hint="eastAsia"/>
+        </w:rPr>
+      </w:pPr>
+      <w:bookmarkStart w:id="5" w:name="_Toc242453747"/>
+      <w:r>
+        <w:rPr>
+          <w:rFonts w:hint="eastAsia"/>
+        </w:rPr>
+        <w:t xml:space="preserve">2.3 </w:t>
+      </w:r>
+      <w:r>
+        <w:rPr>
+          <w:rFonts w:hint="eastAsia"/>
+        </w:rPr>
+        <w:t>植入与潜伏</w:t>
+      </w:r>
+      <w:bookmarkEnd w:id="5"/>
+    </w:p>
+    <w:p>
+      <w:pPr>
+        <w:rPr>
+          <w:rFonts w:hint="eastAsia"/>
+        </w:rPr>
+      </w:pPr>
+      <w:r>
+        <w:rPr>
+          <w:rFonts w:hint="eastAsia"/>
+        </w:rPr>
+        <w:t>获得写入权限后，攻击者将恶意代码注入页面，常见手法包括：隐藏的</w:t>
+      </w:r>
+      <w:r>
+        <w:rPr>
+          <w:rFonts w:hint="eastAsia"/>
+        </w:rPr>
+        <w:t xml:space="preserve"> iframe</w:t>
+      </w:r>
+      <w:r>
+        <w:rPr>
+          <w:rFonts w:hint="eastAsia"/>
+        </w:rPr>
+        <w:t>、被混淆的脚本、伪装成统计</w:t>
+      </w:r>
+      <w:r>
+        <w:rPr>
+          <w:rFonts w:hint="eastAsia"/>
+        </w:rPr>
+        <w:t>/</w:t>
+      </w:r>
+      <w:r>
+        <w:rPr>
+          <w:rFonts w:hint="eastAsia"/>
+        </w:rPr>
+        <w:t>广告代码的加载器。为避免暴露，恶意代码通常带有条件触发逻辑：只在特定时间窗口生效、只对匹配</w:t>
+      </w:r>
+      <w:r>
+        <w:rPr>
+          <w:rFonts w:hint="eastAsia"/>
+        </w:rPr>
+        <w:t xml:space="preserve"> UA</w:t>
+      </w:r>
+      <w:r>
+        <w:rPr>
+          <w:rFonts w:hint="eastAsia"/>
+        </w:rPr>
+        <w:t>（</w:t>
+      </w:r>
+      <w:r>
+        <w:rPr>
+          <w:rFonts w:hint="eastAsia"/>
+        </w:rPr>
+        <w:t>iOS Safari</w:t>
+      </w:r>
+      <w:r>
+        <w:rPr>
+          <w:rFonts w:hint="eastAsia"/>
+        </w:rPr>
+        <w:t>）的访客展示、对重复</w:t>
+      </w:r>
+      <w:r>
+        <w:rPr>
+          <w:rFonts w:hint="eastAsia"/>
+        </w:rPr>
+        <w:t xml:space="preserve"> IP </w:t>
+      </w:r>
+      <w:r>
+        <w:rPr>
+          <w:rFonts w:hint="eastAsia"/>
+        </w:rPr>
+        <w:t>或安全研究人员跳过攻击等。对不匹配的访客，页面表现完全正常。</w:t>
+      </w:r>
+    </w:p>
+    <w:p>
+      <w:pPr>
+        <w:pStyle w:val="2"/>
+        <w:rPr>
+          <w:rFonts w:hint="eastAsia"/>
+        </w:rPr>
+      </w:pPr>
+      <w:bookmarkStart w:id="6" w:name="_Toc242453748"/>
+      <w:r>
+        <w:rPr>
+          <w:rFonts w:hint="eastAsia"/>
+        </w:rPr>
+        <w:t xml:space="preserve">2.4 </w:t>
+      </w:r>
+      <w:r>
+        <w:rPr>
+          <w:rFonts w:hint="eastAsia"/>
+        </w:rPr>
+        <w:t>触发与利用</w:t>
+      </w:r>
+      <w:bookmarkEnd w:id="6"/>
+    </w:p>
+    <w:p>
+      <w:pPr>
+        <w:rPr>
+          <w:rFonts w:hint="eastAsia"/>
+        </w:rPr>
+      </w:pPr>
+      <w:r>
+        <w:rPr>
+          <w:rFonts w:hint="eastAsia"/>
+        </w:rPr>
+        <w:t>当</w:t>
       </w:r>
       <w:r>
         <w:rPr>
@@ -3342,25 +3512,174 @@
         <w:rPr>
           <w:rFonts w:hint="eastAsia"/>
         </w:rPr>
-        <w:t>版本等，以决定利用链的选型。</w:t>
+        <w:t>用户浏览被注入的页面时，隐藏代码开始执行：向攻击者的跳板服务器请求利用页，利用页中的</w:t>
+      </w:r>
+      <w:r>
+        <w:rPr>
+          <w:rFonts w:hint="eastAsia"/>
+        </w:rPr>
+        <w:t xml:space="preserve"> WebKit </w:t>
+      </w:r>
+      <w:r>
+        <w:rPr>
+          <w:rFonts w:hint="eastAsia"/>
+        </w:rPr>
+        <w:t>漏洞触发浏览器内代码执行，再串联内核或沙箱逃逸漏洞完成提权。</w:t>
+      </w:r>
+      <w:r>
+        <w:rPr>
+          <w:rFonts w:hint="eastAsia"/>
+        </w:rPr>
+        <w:t xml:space="preserve">2019 </w:t>
+      </w:r>
+      <w:r>
+        <w:rPr>
+          <w:rFonts w:hint="eastAsia"/>
+        </w:rPr>
+        <w:t>年案例中的攻击链全部为</w:t>
+      </w:r>
+      <w:r>
+        <w:rPr>
+          <w:rFonts w:hint="eastAsia"/>
+        </w:rPr>
+        <w:t>"</w:t>
+      </w:r>
+      <w:r>
+        <w:rPr>
+          <w:rFonts w:hint="eastAsia"/>
+        </w:rPr>
+        <w:t>零点击浏览即触发</w:t>
+      </w:r>
+      <w:r>
+        <w:rPr>
+          <w:rFonts w:hint="eastAsia"/>
+        </w:rPr>
+        <w:t>"</w:t>
+      </w:r>
+      <w:r>
+        <w:rPr>
+          <w:rFonts w:hint="eastAsia"/>
+        </w:rPr>
+        <w:t>——用户只是正常阅读网页，不需要任何交互；</w:t>
+      </w:r>
+      <w:r>
+        <w:rPr>
+          <w:rFonts w:hint="eastAsia"/>
+        </w:rPr>
+        <w:t xml:space="preserve">2021 </w:t>
+      </w:r>
+      <w:r>
+        <w:rPr>
+          <w:rFonts w:hint="eastAsia"/>
+        </w:rPr>
+        <w:t>年香港案例则采用</w:t>
+      </w:r>
+      <w:r>
+        <w:rPr>
+          <w:rFonts w:hint="eastAsia"/>
+        </w:rPr>
+        <w:t>"</w:t>
+      </w:r>
+      <w:r>
+        <w:rPr>
+          <w:rFonts w:hint="eastAsia"/>
+        </w:rPr>
+        <w:t>单击</w:t>
+      </w:r>
+      <w:r>
+        <w:rPr>
+          <w:rFonts w:hint="eastAsia"/>
+        </w:rPr>
+        <w:t>"</w:t>
+      </w:r>
+      <w:r>
+        <w:rPr>
+          <w:rFonts w:hint="eastAsia"/>
+        </w:rPr>
+        <w:t>模式，需要用户点击一个链接。</w:t>
       </w:r>
     </w:p>
     <w:p>
       <w:pPr>
         <w:pStyle w:val="2"/>
-      </w:pPr>
-      <w:bookmarkStart w:id="5" w:name="_Toc242180183"/>
-      <w:r>
-        <w:rPr>
-          <w:rFonts w:hint="eastAsia"/>
-        </w:rPr>
-        <w:t xml:space="preserve">2.2 </w:t>
-      </w:r>
-      <w:r>
-        <w:rPr>
-          <w:rFonts w:hint="eastAsia"/>
-        </w:rPr>
-        <w:t>渗透</w:t>
+        <w:rPr>
+          <w:rFonts w:hint="eastAsia"/>
+        </w:rPr>
+      </w:pPr>
+      <w:bookmarkStart w:id="7" w:name="_Toc242453749"/>
+      <w:r>
+        <w:rPr>
+          <w:rFonts w:hint="eastAsia"/>
+        </w:rPr>
+        <w:t xml:space="preserve">2.5 </w:t>
+      </w:r>
+      <w:r>
+        <w:rPr>
+          <w:rFonts w:hint="eastAsia"/>
+        </w:rPr>
+        <w:t>植入与数据回传</w:t>
+      </w:r>
+      <w:bookmarkEnd w:id="7"/>
+    </w:p>
+    <w:p>
+      <w:pPr>
+        <w:rPr>
+          <w:rFonts w:hint="eastAsia"/>
+        </w:rPr>
+      </w:pPr>
+      <w:r>
+        <w:rPr>
+          <w:rFonts w:hint="eastAsia"/>
+        </w:rPr>
+        <w:t>利用链成功后，植入体（</w:t>
+      </w:r>
+      <w:r>
+        <w:rPr>
+          <w:rFonts w:hint="eastAsia"/>
+        </w:rPr>
+        <w:t>implant</w:t>
+      </w:r>
+      <w:r>
+        <w:rPr>
+          <w:rFonts w:hint="eastAsia"/>
+        </w:rPr>
+        <w:t>）在设备上落地。</w:t>
+      </w:r>
+      <w:r>
+        <w:rPr>
+          <w:rFonts w:hint="eastAsia"/>
+        </w:rPr>
+        <w:t xml:space="preserve">2019 </w:t>
+      </w:r>
+      <w:r>
+        <w:rPr>
+          <w:rFonts w:hint="eastAsia"/>
+        </w:rPr>
+        <w:t>年案例中的植入体完全驻留内存、不落盘，实时回传通讯录、</w:t>
+      </w:r>
+      <w:r>
+        <w:rPr>
+          <w:rFonts w:hint="eastAsia"/>
+        </w:rPr>
+        <w:t>iMessage</w:t>
+      </w:r>
+      <w:r>
+        <w:rPr>
+          <w:rFonts w:hint="eastAsia"/>
+        </w:rPr>
+        <w:t>、照片与</w:t>
+      </w:r>
+      <w:r>
+        <w:rPr>
+          <w:rFonts w:hint="eastAsia"/>
+        </w:rPr>
+        <w:t xml:space="preserve"> GPS </w:t>
+      </w:r>
+      <w:r>
+        <w:rPr>
+          <w:rFonts w:hint="eastAsia"/>
+        </w:rPr>
+        <w:t>位置；重启即可清除，但只要用户再次访问被水坑的网站，就可能被重新植入——这正是水坑模式的</w:t>
       </w:r>
       <w:r>
         <w:rPr>
@@ -3372,6 +3691,66 @@
         <w:rPr>
           <w:rFonts w:hint="eastAsia"/>
         </w:rPr>
+        <w:t>复钓</w:t>
+      </w:r>
+      <w:r>
+        <w:rPr>
+          <w:rFonts w:hint="eastAsia"/>
+        </w:rPr>
+        <w:t>"</w:t>
+      </w:r>
+      <w:r>
+        <w:rPr>
+          <w:rFonts w:hint="eastAsia"/>
+        </w:rPr>
+        <w:t>优势。</w:t>
+      </w:r>
+    </w:p>
+    <w:p>
+      <w:pPr>
+        <w:pStyle w:val="2"/>
+        <w:rPr>
+          <w:rFonts w:hint="eastAsia"/>
+        </w:rPr>
+      </w:pPr>
+      <w:bookmarkStart w:id="8" w:name="_Toc242453750"/>
+      <w:r>
+        <w:rPr>
+          <w:rFonts w:hint="eastAsia"/>
+        </w:rPr>
+        <w:lastRenderedPageBreak/>
+        <w:t xml:space="preserve">2.6 </w:t>
+      </w:r>
+      <w:r>
+        <w:rPr>
+          <w:rFonts w:hint="eastAsia"/>
+        </w:rPr>
+        <w:t>维持与变现</w:t>
+      </w:r>
+      <w:bookmarkEnd w:id="8"/>
+    </w:p>
+    <w:p>
+      <w:pPr>
+        <w:rPr>
+          <w:rFonts w:hint="eastAsia"/>
+        </w:rPr>
+      </w:pPr>
+      <w:r>
+        <w:rPr>
+          <w:rFonts w:hint="eastAsia"/>
+        </w:rPr>
+        <w:t>定向攻击者以长期情报收集为目标，周期性更新利用链与植入体；犯罪型攻击者则以勒索、窃密、刷量变现。两类动机都依赖</w:t>
+      </w:r>
+      <w:r>
+        <w:rPr>
+          <w:rFonts w:hint="eastAsia"/>
+        </w:rPr>
+        <w:t>"</w:t>
+      </w:r>
+      <w:r>
+        <w:rPr>
+          <w:rFonts w:hint="eastAsia"/>
+        </w:rPr>
         <w:t>水坑</w:t>
       </w:r>
       <w:r>
@@ -3384,516 +3763,54 @@
         <w:rPr>
           <w:rFonts w:hint="eastAsia"/>
         </w:rPr>
-        <w:t>网站</w:t>
-      </w:r>
-      <w:bookmarkEnd w:id="5"/>
-    </w:p>
-    <w:p>
-      <w:r>
-        <w:rPr>
-          <w:rFonts w:hint="eastAsia"/>
-        </w:rPr>
-        <w:t>选定网站后，攻击者通过网站漏洞（如</w:t>
-      </w:r>
-      <w:r>
-        <w:rPr>
-          <w:rFonts w:hint="eastAsia"/>
-        </w:rPr>
-        <w:t xml:space="preserve"> CMS/</w:t>
-      </w:r>
-      <w:r>
-        <w:rPr>
-          <w:rFonts w:hint="eastAsia"/>
-        </w:rPr>
-        <w:t>插件漏洞、弱口令、供应链组件投毒）、或直接入侵网站服务器</w:t>
-      </w:r>
-      <w:r>
-        <w:rPr>
-          <w:rFonts w:hint="eastAsia"/>
-        </w:rPr>
-        <w:t xml:space="preserve">/CDN </w:t>
-      </w:r>
-      <w:r>
-        <w:rPr>
-          <w:rFonts w:hint="eastAsia"/>
-        </w:rPr>
-        <w:t>配置获得写入权限。公开案例显示，攻击者倾向于选择内容权威、访问量大的站点：这些站点既有目标人群的信任背书，又能最大化</w:t>
-      </w:r>
-      <w:r>
-        <w:rPr>
-          <w:rFonts w:hint="eastAsia"/>
-        </w:rPr>
-        <w:t>"</w:t>
-      </w:r>
-      <w:r>
-        <w:rPr>
-          <w:rFonts w:hint="eastAsia"/>
-        </w:rPr>
-        <w:t>命中量</w:t>
-      </w:r>
-      <w:r>
-        <w:rPr>
-          <w:rFonts w:hint="eastAsia"/>
-        </w:rPr>
-        <w:t>"</w:t>
-      </w:r>
-      <w:r>
-        <w:rPr>
-          <w:rFonts w:hint="eastAsia"/>
-        </w:rPr>
-        <w:t>。</w:t>
+        <w:t>这一稳定入口，因此被入侵网站往往在很长时间内未被察觉——</w:t>
+      </w:r>
+      <w:r>
+        <w:rPr>
+          <w:rFonts w:hint="eastAsia"/>
+        </w:rPr>
+        <w:t xml:space="preserve">2019 </w:t>
+      </w:r>
+      <w:r>
+        <w:rPr>
+          <w:rFonts w:hint="eastAsia"/>
+        </w:rPr>
+        <w:t>年事件持续了约两年才被</w:t>
+      </w:r>
+      <w:r>
+        <w:rPr>
+          <w:rFonts w:hint="eastAsia"/>
+        </w:rPr>
+        <w:t xml:space="preserve"> Google </w:t>
+      </w:r>
+      <w:r>
+        <w:rPr>
+          <w:rFonts w:hint="eastAsia"/>
+        </w:rPr>
+        <w:t>发现并通报。</w:t>
       </w:r>
     </w:p>
     <w:p>
       <w:pPr>
         <w:pStyle w:val="2"/>
-      </w:pPr>
-      <w:bookmarkStart w:id="6" w:name="_Toc242180184"/>
-      <w:r>
-        <w:rPr>
-          <w:rFonts w:hint="eastAsia"/>
-        </w:rPr>
-        <w:t xml:space="preserve">2.3 </w:t>
-      </w:r>
-      <w:r>
-        <w:rPr>
-          <w:rFonts w:hint="eastAsia"/>
-        </w:rPr>
-        <w:t>植入与潜伏</w:t>
-      </w:r>
-      <w:bookmarkEnd w:id="6"/>
-    </w:p>
-    <w:p>
-      <w:r>
-        <w:rPr>
-          <w:rFonts w:hint="eastAsia"/>
-        </w:rPr>
-        <w:t>获得写入权限后，攻击者将恶意代码注入页面，常见手法包括：隐藏的</w:t>
-      </w:r>
-      <w:r>
-        <w:rPr>
-          <w:rFonts w:hint="eastAsia"/>
-        </w:rPr>
-        <w:t xml:space="preserve"> iframe</w:t>
-      </w:r>
-      <w:r>
-        <w:rPr>
-          <w:rFonts w:hint="eastAsia"/>
-        </w:rPr>
-        <w:t>、被混淆的脚本、伪装成统计</w:t>
-      </w:r>
-      <w:r>
-        <w:rPr>
-          <w:rFonts w:hint="eastAsia"/>
-        </w:rPr>
-        <w:t>/</w:t>
-      </w:r>
-      <w:r>
-        <w:rPr>
-          <w:rFonts w:hint="eastAsia"/>
-        </w:rPr>
-        <w:t>广告代码的加载器。为避免暴露，恶意代码通常带有条件触发逻辑：只在特定时间窗口生效、只对匹配</w:t>
-      </w:r>
-      <w:r>
-        <w:rPr>
-          <w:rFonts w:hint="eastAsia"/>
-        </w:rPr>
-        <w:t xml:space="preserve"> UA</w:t>
-      </w:r>
-      <w:r>
-        <w:rPr>
-          <w:rFonts w:hint="eastAsia"/>
-        </w:rPr>
-        <w:t>（</w:t>
-      </w:r>
-      <w:r>
-        <w:rPr>
-          <w:rFonts w:hint="eastAsia"/>
-        </w:rPr>
-        <w:t>iOS Safari</w:t>
-      </w:r>
-      <w:r>
-        <w:rPr>
-          <w:rFonts w:hint="eastAsia"/>
-        </w:rPr>
-        <w:t>）的访客展示、对重复</w:t>
-      </w:r>
-      <w:r>
-        <w:rPr>
-          <w:rFonts w:hint="eastAsia"/>
-        </w:rPr>
-        <w:t xml:space="preserve"> IP </w:t>
-      </w:r>
-      <w:r>
-        <w:rPr>
-          <w:rFonts w:hint="eastAsia"/>
-        </w:rPr>
-        <w:t>或安全研究人员跳过攻击等。对不匹配的访客，页面表现完全正常。</w:t>
-      </w:r>
-    </w:p>
-    <w:p>
-      <w:pPr>
-        <w:pStyle w:val="2"/>
-      </w:pPr>
-      <w:bookmarkStart w:id="7" w:name="_Toc242180185"/>
-      <w:r>
-        <w:rPr>
-          <w:rFonts w:hint="eastAsia"/>
-        </w:rPr>
-        <w:t xml:space="preserve">2.4 </w:t>
-      </w:r>
-      <w:r>
-        <w:rPr>
-          <w:rFonts w:hint="eastAsia"/>
-        </w:rPr>
-        <w:t>触发与利用</w:t>
-      </w:r>
-      <w:bookmarkEnd w:id="7"/>
-    </w:p>
-    <w:p>
-      <w:r>
-        <w:rPr>
-          <w:rFonts w:hint="eastAsia"/>
-        </w:rPr>
-        <w:t>当</w:t>
-      </w:r>
-      <w:r>
-        <w:rPr>
-          <w:rFonts w:hint="eastAsia"/>
-        </w:rPr>
-        <w:t xml:space="preserve"> iOS </w:t>
-      </w:r>
-      <w:r>
-        <w:rPr>
-          <w:rFonts w:hint="eastAsia"/>
-        </w:rPr>
-        <w:t>用户浏览被注入的页面时，隐藏代码开始执行：向攻击者的跳板服务器请求利用页，利用页中的</w:t>
-      </w:r>
-      <w:r>
-        <w:rPr>
-          <w:rFonts w:hint="eastAsia"/>
-        </w:rPr>
-        <w:t xml:space="preserve"> WebKit </w:t>
-      </w:r>
-      <w:r>
-        <w:rPr>
-          <w:rFonts w:hint="eastAsia"/>
-        </w:rPr>
-        <w:t>漏洞触发浏览器内代码执行，再串联内核或沙箱逃逸漏洞完成提权。</w:t>
-      </w:r>
-      <w:r>
-        <w:rPr>
-          <w:rFonts w:hint="eastAsia"/>
-        </w:rPr>
-        <w:t>2</w:t>
-      </w:r>
-      <w:r>
-        <w:rPr>
-          <w:rFonts w:hint="eastAsia"/>
-        </w:rPr>
-        <w:t>t.me/one00190</w:t>
-      </w:r>
-      <w:r>
-        <w:rPr>
-          <w:rFonts w:hint="eastAsia"/>
-        </w:rPr>
-        <w:t xml:space="preserve">19 </w:t>
-      </w:r>
-      <w:r>
-        <w:rPr>
-          <w:rFonts w:hint="eastAsia"/>
-        </w:rPr>
-        <w:t>年案例中的攻击链全部为</w:t>
-      </w:r>
-      <w:r>
-        <w:rPr>
-          <w:rFonts w:hint="eastAsia"/>
-        </w:rPr>
-        <w:t>"</w:t>
-      </w:r>
-      <w:r>
-        <w:rPr>
-          <w:rFonts w:hint="eastAsia"/>
-        </w:rPr>
-        <w:t>零点击浏览即触发</w:t>
-      </w:r>
-      <w:r>
-        <w:rPr>
-          <w:rFonts w:hint="eastAsia"/>
-        </w:rPr>
-        <w:t>"</w:t>
-      </w:r>
-      <w:r>
-        <w:rPr>
-          <w:rFonts w:hint="eastAsia"/>
-        </w:rPr>
-        <w:t>——用户只是正常阅读网页，不需要任何交互；</w:t>
-      </w:r>
-      <w:r>
-        <w:rPr>
-          <w:rFonts w:hint="eastAsia"/>
-        </w:rPr>
-        <w:t>2</w:t>
-      </w:r>
-      <w:r>
-        <w:rPr>
-          <w:rFonts w:hint="eastAsia"/>
-        </w:rPr>
-        <w:t>t.me/one00190</w:t>
-      </w:r>
-      <w:r>
-        <w:rPr>
-          <w:rFonts w:hint="eastAsia"/>
-        </w:rPr>
-        <w:t xml:space="preserve">21 </w:t>
-      </w:r>
-      <w:r>
-        <w:rPr>
-          <w:rFonts w:hint="eastAsia"/>
-        </w:rPr>
-        <w:t>年香港案例则采用</w:t>
-      </w:r>
-      <w:r>
-        <w:rPr>
-          <w:rFonts w:hint="eastAsia"/>
-        </w:rPr>
-        <w:t>"</w:t>
-      </w:r>
-      <w:r>
-        <w:rPr>
-          <w:rFonts w:hint="eastAsia"/>
-        </w:rPr>
-        <w:t>单击</w:t>
-      </w:r>
-      <w:r>
-        <w:rPr>
-          <w:rFonts w:hint="eastAsia"/>
-        </w:rPr>
-        <w:t>"</w:t>
-      </w:r>
-      <w:r>
-        <w:rPr>
-          <w:rFonts w:hint="eastAsia"/>
-        </w:rPr>
-        <w:t>模式，需要用户点击一个链接。</w:t>
-      </w:r>
-    </w:p>
-    <w:p>
-      <w:pPr>
-        <w:pStyle w:val="2"/>
-      </w:pPr>
-      <w:bookmarkStart w:id="8" w:name="_Toc242180186"/>
-      <w:r>
-        <w:rPr>
-          <w:rFonts w:hint="eastAsia"/>
-        </w:rPr>
-        <w:t xml:space="preserve">2.5 </w:t>
-      </w:r>
-      <w:r>
-        <w:rPr>
-          <w:rFonts w:hint="eastAsia"/>
-        </w:rPr>
-        <w:t>植入与数据回传</w:t>
-      </w:r>
-      <w:bookmarkEnd w:id="8"/>
-    </w:p>
-    <w:p>
-      <w:r>
-        <w:rPr>
-          <w:rFonts w:hint="eastAsia"/>
-        </w:rPr>
-        <w:t>利用链成功后，植入体（</w:t>
-      </w:r>
-      <w:r>
-        <w:rPr>
-          <w:rFonts w:hint="eastAsia"/>
-        </w:rPr>
-        <w:t>implant</w:t>
-      </w:r>
-      <w:r>
-        <w:rPr>
-          <w:rFonts w:hint="eastAsia"/>
-        </w:rPr>
-        <w:t>）在设备上落地。</w:t>
-      </w:r>
-      <w:r>
-        <w:rPr>
-          <w:rFonts w:hint="eastAsia"/>
-        </w:rPr>
-        <w:t>2</w:t>
-      </w:r>
-      <w:r>
-        <w:rPr>
-          <w:rFonts w:hint="eastAsia"/>
-        </w:rPr>
-        <w:t>t.me/one00190</w:t>
-      </w:r>
-      <w:r>
-        <w:rPr>
-          <w:rFonts w:hint="eastAsia"/>
-        </w:rPr>
-        <w:t xml:space="preserve">19 </w:t>
-      </w:r>
-      <w:r>
-        <w:rPr>
-          <w:rFonts w:hint="eastAsia"/>
-        </w:rPr>
-        <w:t>年案例中的植入体完全驻留内存、不落盘，实时回传通讯录、</w:t>
-      </w:r>
-      <w:r>
-        <w:rPr>
-          <w:rFonts w:hint="eastAsia"/>
-        </w:rPr>
-        <w:t>iMessage</w:t>
-      </w:r>
-      <w:r>
-        <w:rPr>
-          <w:rFonts w:hint="eastAsia"/>
-        </w:rPr>
-        <w:t>、照片与</w:t>
-      </w:r>
-      <w:r>
-        <w:rPr>
-          <w:rFonts w:hint="eastAsia"/>
-        </w:rPr>
-        <w:t xml:space="preserve"> GPS </w:t>
-      </w:r>
-      <w:r>
-        <w:rPr>
-          <w:rFonts w:hint="eastAsia"/>
-        </w:rPr>
-        <w:t>位置；重启即可清除，但只要用户再次访问被水坑的网站，就可能被重新植入——这正是水坑模式的</w:t>
-      </w:r>
-      <w:r>
-        <w:rPr>
-          <w:rFonts w:hint="eastAsia"/>
-        </w:rPr>
-        <w:t>"</w:t>
-      </w:r>
-      <w:r>
-        <w:rPr>
-          <w:rFonts w:hint="eastAsia"/>
-        </w:rPr>
-        <w:t>复钓</w:t>
-      </w:r>
-      <w:r>
-        <w:rPr>
-          <w:rFonts w:hint="eastAsia"/>
-        </w:rPr>
-        <w:t>"</w:t>
-      </w:r>
-      <w:r>
-        <w:rPr>
-          <w:rFonts w:hint="eastAsia"/>
-        </w:rPr>
-        <w:t>优势。</w:t>
-      </w:r>
-    </w:p>
-    <w:p>
-      <w:pPr>
-        <w:pStyle w:val="2"/>
-      </w:pPr>
-      <w:bookmarkStart w:id="9" w:name="_Toc242180187"/>
-      <w:r>
-        <w:rPr>
-          <w:rFonts w:hint="eastAsia"/>
-        </w:rPr>
-        <w:t xml:space="preserve">2.6 </w:t>
-      </w:r>
-      <w:r>
-        <w:rPr>
-          <w:rFonts w:hint="eastAsia"/>
-        </w:rPr>
-        <w:t>维持与变现</w:t>
+        <w:rPr>
+          <w:rFonts w:hint="eastAsia"/>
+        </w:rPr>
+      </w:pPr>
+      <w:bookmarkStart w:id="9" w:name="_Toc242453751"/>
+      <w:r>
+        <w:rPr>
+          <w:rFonts w:hint="eastAsia"/>
+        </w:rPr>
+        <w:t xml:space="preserve">2.7 </w:t>
+      </w:r>
+      <w:r>
+        <w:rPr>
+          <w:rFonts w:hint="eastAsia"/>
+        </w:rPr>
+        <w:t>与其他攻击模式的对比</w:t>
       </w:r>
       <w:bookmarkEnd w:id="9"/>
-    </w:p>
-    <w:p>
-      <w:r>
-        <w:rPr>
-          <w:rFonts w:hint="eastAsia"/>
-        </w:rPr>
-        <w:t>定向攻击者以长期情报收集为目标，周期性更新利用链与植入体；犯罪型攻击者则以勒索、窃密、刷量变现。两类动机都依赖</w:t>
-      </w:r>
-      <w:r>
-        <w:rPr>
-          <w:rFonts w:hint="eastAsia"/>
-        </w:rPr>
-        <w:t>"</w:t>
-      </w:r>
-      <w:r>
-        <w:rPr>
-          <w:rFonts w:hint="eastAsia"/>
-        </w:rPr>
-        <w:t>水坑</w:t>
-      </w:r>
-      <w:r>
-        <w:rPr>
-          <w:rFonts w:hint="eastAsia"/>
-        </w:rPr>
-        <w:t>"</w:t>
-      </w:r>
-      <w:r>
-        <w:rPr>
-          <w:rFonts w:hint="eastAsia"/>
-        </w:rPr>
-        <w:t>这一稳定入口，因此被入侵网站往往在很长时间内未被察觉——</w:t>
-      </w:r>
-      <w:r>
-        <w:rPr>
-          <w:rFonts w:hint="eastAsia"/>
-        </w:rPr>
-        <w:t>2</w:t>
-      </w:r>
-      <w:r>
-        <w:rPr>
-          <w:rFonts w:hint="eastAsia"/>
-        </w:rPr>
-        <w:t>t.me/one00190</w:t>
-      </w:r>
-      <w:r>
-        <w:rPr>
-          <w:rFonts w:hint="eastAsia"/>
-        </w:rPr>
-        <w:t xml:space="preserve">19 </w:t>
-      </w:r>
-      <w:r>
-        <w:rPr>
-          <w:rFonts w:hint="eastAsia"/>
-        </w:rPr>
-        <w:t>年事件持续了约两年才被</w:t>
-      </w:r>
-      <w:r>
-        <w:rPr>
-          <w:rFonts w:hint="eastAsia"/>
-        </w:rPr>
-        <w:t xml:space="preserve"> Google </w:t>
-      </w:r>
-      <w:r>
-        <w:rPr>
-          <w:rFonts w:hint="eastAsia"/>
-        </w:rPr>
-        <w:t>发现并通报。</w:t>
-      </w:r>
-    </w:p>
-    <w:p>
-      <w:pPr>
-        <w:pStyle w:val="2"/>
-      </w:pPr>
-      <w:bookmarkStart w:id="10" w:name="_Toc242180188"/>
-      <w:r>
-        <w:rPr>
-          <w:rFonts w:hint="eastAsia"/>
-        </w:rPr>
-        <w:t xml:space="preserve">2.7 </w:t>
-      </w:r>
-      <w:r>
-        <w:rPr>
-          <w:rFonts w:hint="eastAsia"/>
-        </w:rPr>
-        <w:t>与其他攻击模式的对比</w:t>
-      </w:r>
-      <w:bookmarkEnd w:id="10"/>
     </w:p>
     <w:tbl>
       <w:tblPr>
@@ -3915,6 +3832,12 @@
         <w:gridCol w:w="2294"/>
       </w:tblGrid>
       <w:tr>
+        <w:tblPrEx>
+          <w:tblCellMar>
+            <w:top w:w="0" w:type="dxa"/>
+            <w:bottom w:w="0" w:type="dxa"/>
+          </w:tblCellMar>
+        </w:tblPrEx>
         <w:tc>
           <w:tcPr>
             <w:tcW w:w="1250" w:type="pct"/>
@@ -4009,6 +3932,12 @@
         </w:tc>
       </w:tr>
       <w:tr>
+        <w:tblPrEx>
+          <w:tblCellMar>
+            <w:top w:w="0" w:type="dxa"/>
+            <w:bottom w:w="0" w:type="dxa"/>
+          </w:tblCellMar>
+        </w:tblPrEx>
         <w:tc>
           <w:tcPr>
             <w:tcW w:w="1250" w:type="pct"/>
@@ -4109,6 +4038,12 @@
         </w:tc>
       </w:tr>
       <w:tr>
+        <w:tblPrEx>
+          <w:tblCellMar>
+            <w:top w:w="0" w:type="dxa"/>
+            <w:bottom w:w="0" w:type="dxa"/>
+          </w:tblCellMar>
+        </w:tblPrEx>
         <w:tc>
           <w:tcPr>
             <w:tcW w:w="1250" w:type="pct"/>
@@ -4195,6 +4130,12 @@
         </w:tc>
       </w:tr>
       <w:tr>
+        <w:tblPrEx>
+          <w:tblCellMar>
+            <w:top w:w="0" w:type="dxa"/>
+            <w:bottom w:w="0" w:type="dxa"/>
+          </w:tblCellMar>
+        </w:tblPrEx>
         <w:tc>
           <w:tcPr>
             <w:tcW w:w="1250" w:type="pct"/>
@@ -4281,6 +4222,12 @@
         </w:tc>
       </w:tr>
       <w:tr>
+        <w:tblPrEx>
+          <w:tblCellMar>
+            <w:top w:w="0" w:type="dxa"/>
+            <w:bottom w:w="0" w:type="dxa"/>
+          </w:tblCellMar>
+        </w:tblPrEx>
         <w:tc>
           <w:tcPr>
             <w:tcW w:w="1250" w:type="pct"/>
@@ -4367,6 +4314,12 @@
         </w:tc>
       </w:tr>
       <w:tr>
+        <w:tblPrEx>
+          <w:tblCellMar>
+            <w:top w:w="0" w:type="dxa"/>
+            <w:bottom w:w="0" w:type="dxa"/>
+          </w:tblCellMar>
+        </w:tblPrEx>
         <w:tc>
           <w:tcPr>
             <w:tcW w:w="1250" w:type="pct"/>
@@ -4453,6 +4406,12 @@
         </w:tc>
       </w:tr>
       <w:tr>
+        <w:tblPrEx>
+          <w:tblCellMar>
+            <w:top w:w="0" w:type="dxa"/>
+            <w:bottom w:w="0" w:type="dxa"/>
+          </w:tblCellMar>
+        </w:tblPrEx>
         <w:tc>
           <w:tcPr>
             <w:tcW w:w="1250" w:type="pct"/>
@@ -4505,21 +4464,7 @@
                 <w:rFonts w:hint="eastAsia"/>
                 <w:sz w:val="18"/>
               </w:rPr>
-              <w:t>2</w:t>
-            </w:r>
-            <w:r>
-              <w:rPr>
-                <w:rFonts w:hint="eastAsia"/>
-                <w:sz w:val="18"/>
-              </w:rPr>
-              <w:t>t.me/one00190</w:t>
-            </w:r>
-            <w:r>
-              <w:rPr>
-                <w:rFonts w:hint="eastAsia"/>
-                <w:sz w:val="18"/>
-              </w:rPr>
-              <w:t xml:space="preserve">19 Uyghur </w:t>
+              <w:t xml:space="preserve">2019 Uyghur </w:t>
             </w:r>
             <w:r>
               <w:rPr>
@@ -4584,89 +4529,77 @@
     <w:p>
       <w:pPr>
         <w:pStyle w:val="1"/>
-      </w:pPr>
-      <w:bookmarkStart w:id="11" w:name="_Toc242180189"/>
-      <w:r>
-        <w:rPr>
-          <w:rFonts w:hint="eastAsia"/>
-        </w:rPr>
+        <w:rPr>
+          <w:rFonts w:hint="eastAsia"/>
+        </w:rPr>
+      </w:pPr>
+      <w:bookmarkStart w:id="10" w:name="_Toc242453752"/>
+      <w:r>
+        <w:rPr>
+          <w:rFonts w:hint="eastAsia"/>
+        </w:rPr>
+        <w:lastRenderedPageBreak/>
         <w:t>三、典型案例分析</w:t>
       </w:r>
+      <w:bookmarkEnd w:id="10"/>
+    </w:p>
+    <w:p>
+      <w:pPr>
+        <w:pStyle w:val="2"/>
+        <w:rPr>
+          <w:rFonts w:hint="eastAsia"/>
+        </w:rPr>
+      </w:pPr>
+      <w:bookmarkStart w:id="11" w:name="_Toc242453753"/>
+      <w:r>
+        <w:rPr>
+          <w:rFonts w:hint="eastAsia"/>
+        </w:rPr>
+        <w:t xml:space="preserve">3.1 </w:t>
+      </w:r>
+      <w:r>
+        <w:rPr>
+          <w:rFonts w:hint="eastAsia"/>
+        </w:rPr>
+        <w:t>案例一：针对维吾尔语网站的水坑攻击（</w:t>
+      </w:r>
+      <w:r>
+        <w:rPr>
+          <w:rFonts w:hint="eastAsia"/>
+        </w:rPr>
+        <w:t>2019</w:t>
+      </w:r>
+      <w:r>
+        <w:rPr>
+          <w:rFonts w:hint="eastAsia"/>
+        </w:rPr>
+        <w:t>，</w:t>
+      </w:r>
+      <w:r>
+        <w:rPr>
+          <w:rFonts w:hint="eastAsia"/>
+        </w:rPr>
+        <w:t>Google TAG / Project Zero</w:t>
+      </w:r>
+      <w:r>
+        <w:rPr>
+          <w:rFonts w:hint="eastAsia"/>
+        </w:rPr>
+        <w:t>）</w:t>
+      </w:r>
       <w:bookmarkEnd w:id="11"/>
     </w:p>
     <w:p>
       <w:pPr>
-        <w:pStyle w:val="2"/>
-      </w:pPr>
-      <w:bookmarkStart w:id="12" w:name="_Toc242180190"/>
-      <w:r>
-        <w:rPr>
-          <w:rFonts w:hint="eastAsia"/>
-        </w:rPr>
-        <w:t xml:space="preserve">3.1 </w:t>
-      </w:r>
-      <w:r>
-        <w:rPr>
-          <w:rFonts w:hint="eastAsia"/>
-        </w:rPr>
-        <w:t>案例一：针对维吾尔语网站的水坑攻击（</w:t>
-      </w:r>
-      <w:r>
-        <w:rPr>
-          <w:rFonts w:hint="eastAsia"/>
-        </w:rPr>
-        <w:t>2</w:t>
-      </w:r>
-      <w:r>
-        <w:rPr>
-          <w:rFonts w:hint="eastAsia"/>
-        </w:rPr>
-        <w:t>t.me/one00190</w:t>
-      </w:r>
-      <w:r>
-        <w:rPr>
-          <w:rFonts w:hint="eastAsia"/>
-        </w:rPr>
-        <w:t>19</w:t>
-      </w:r>
-      <w:r>
-        <w:rPr>
-          <w:rFonts w:hint="eastAsia"/>
-        </w:rPr>
-        <w:t>，</w:t>
-      </w:r>
-      <w:r>
-        <w:rPr>
-          <w:rFonts w:hint="eastAsia"/>
-        </w:rPr>
-        <w:t>Google TAG / Project Zero</w:t>
-      </w:r>
-      <w:r>
-        <w:rPr>
-          <w:rFonts w:hint="eastAsia"/>
-        </w:rPr>
-        <w:t>）</w:t>
-      </w:r>
-      <w:bookmarkEnd w:id="12"/>
-    </w:p>
-    <w:p>
-      <w:r>
-        <w:rPr>
-          <w:rFonts w:hint="eastAsia"/>
-        </w:rPr>
-        <w:t>2</w:t>
-      </w:r>
-      <w:r>
-        <w:rPr>
-          <w:rFonts w:hint="eastAsia"/>
-        </w:rPr>
-        <w:t>t.me/one00190</w:t>
-      </w:r>
-      <w:r>
-        <w:rPr>
-          <w:rFonts w:hint="eastAsia"/>
-        </w:rPr>
-        <w:t xml:space="preserve">19 </w:t>
+        <w:rPr>
+          <w:rFonts w:hint="eastAsia"/>
+        </w:rPr>
+      </w:pPr>
+      <w:r>
+        <w:rPr>
+          <w:rFonts w:hint="eastAsia"/>
+        </w:rPr>
+        <w:t xml:space="preserve">2019 </w:t>
       </w:r>
       <w:r>
         <w:rPr>
@@ -4799,6 +4732,9 @@
       <w:pPr>
         <w:pStyle w:val="a"/>
         <w:ind w:left="422" w:hanging="422"/>
+        <w:rPr>
+          <w:rFonts w:hint="eastAsia"/>
+        </w:rPr>
       </w:pPr>
       <w:r>
         <w:rPr>
@@ -4817,19 +4753,7 @@
         <w:rPr>
           <w:rFonts w:hint="eastAsia"/>
         </w:rPr>
-        <w:t xml:space="preserve"> 2</w:t>
-      </w:r>
-      <w:r>
-        <w:rPr>
-          <w:rFonts w:hint="eastAsia"/>
-        </w:rPr>
-        <w:t>t.me/one00190</w:t>
-      </w:r>
-      <w:r>
-        <w:rPr>
-          <w:rFonts w:hint="eastAsia"/>
-        </w:rPr>
-        <w:t xml:space="preserve">19 </w:t>
+        <w:t xml:space="preserve"> 2019 </w:t>
       </w:r>
       <w:r>
         <w:rPr>
@@ -4842,6 +4766,9 @@
       <w:pPr>
         <w:pStyle w:val="a"/>
         <w:ind w:left="422" w:hanging="422"/>
+        <w:rPr>
+          <w:rFonts w:hint="eastAsia"/>
+        </w:rPr>
       </w:pPr>
       <w:r>
         <w:rPr>
@@ -4897,6 +4824,9 @@
       <w:pPr>
         <w:pStyle w:val="a"/>
         <w:ind w:left="422" w:hanging="422"/>
+        <w:rPr>
+          <w:rFonts w:hint="eastAsia"/>
+        </w:rPr>
       </w:pPr>
       <w:r>
         <w:rPr>
@@ -4939,19 +4869,7 @@
         <w:rPr>
           <w:rFonts w:hint="eastAsia"/>
         </w:rPr>
-        <w:t xml:space="preserve"> iOS 1</w:t>
-      </w:r>
-      <w:r>
-        <w:rPr>
-          <w:rFonts w:hint="eastAsia"/>
-        </w:rPr>
-        <w:t>t.me/one00190</w:t>
-      </w:r>
-      <w:r>
-        <w:rPr>
-          <w:rFonts w:hint="eastAsia"/>
-        </w:rPr>
-        <w:t xml:space="preserve"> </w:t>
+        <w:t xml:space="preserve"> iOS 10 </w:t>
       </w:r>
       <w:r>
         <w:rPr>
@@ -5000,6 +4918,9 @@
       <w:pPr>
         <w:pStyle w:val="a"/>
         <w:ind w:left="422" w:hanging="422"/>
+        <w:rPr>
+          <w:rFonts w:hint="eastAsia"/>
+        </w:rPr>
       </w:pPr>
       <w:r>
         <w:rPr>
@@ -5043,6 +4964,9 @@
       <w:pPr>
         <w:pStyle w:val="a"/>
         <w:ind w:left="422" w:hanging="422"/>
+        <w:rPr>
+          <w:rFonts w:hint="eastAsia"/>
+        </w:rPr>
       </w:pPr>
       <w:r>
         <w:rPr>
@@ -5073,19 +4997,7 @@
         <w:rPr>
           <w:rFonts w:hint="eastAsia"/>
         </w:rPr>
-        <w:t xml:space="preserve"> 2</w:t>
-      </w:r>
-      <w:r>
-        <w:rPr>
-          <w:rFonts w:hint="eastAsia"/>
-        </w:rPr>
-        <w:t>t.me/one00190</w:t>
-      </w:r>
-      <w:r>
-        <w:rPr>
-          <w:rFonts w:hint="eastAsia"/>
-        </w:rPr>
-        <w:t xml:space="preserve">19 </w:t>
+        <w:t xml:space="preserve"> 2019 </w:t>
       </w:r>
       <w:r>
         <w:rPr>
@@ -5119,6 +5031,11 @@
       </w:r>
     </w:p>
     <w:p>
+      <w:pPr>
+        <w:rPr>
+          <w:rFonts w:hint="eastAsia"/>
+        </w:rPr>
+      </w:pPr>
       <w:r>
         <w:rPr>
           <w:rFonts w:hint="eastAsia"/>
@@ -5170,6 +5087,12 @@
         <w:gridCol w:w="2294"/>
       </w:tblGrid>
       <w:tr>
+        <w:tblPrEx>
+          <w:tblCellMar>
+            <w:top w:w="0" w:type="dxa"/>
+            <w:bottom w:w="0" w:type="dxa"/>
+          </w:tblCellMar>
+        </w:tblPrEx>
         <w:tc>
           <w:tcPr>
             <w:tcW w:w="1250" w:type="pct"/>
@@ -5263,6 +5186,12 @@
         </w:tc>
       </w:tr>
       <w:tr>
+        <w:tblPrEx>
+          <w:tblCellMar>
+            <w:top w:w="0" w:type="dxa"/>
+            <w:bottom w:w="0" w:type="dxa"/>
+          </w:tblCellMar>
+        </w:tblPrEx>
         <w:tc>
           <w:tcPr>
             <w:tcW w:w="1250" w:type="pct"/>
@@ -5279,19 +5208,7 @@
               <w:rPr>
                 <w:sz w:val="18"/>
               </w:rPr>
-              <w:t>CVE-2</w:t>
-            </w:r>
-            <w:r>
-              <w:rPr>
-                <w:sz w:val="18"/>
-              </w:rPr>
-              <w:t>t.me/one00190</w:t>
-            </w:r>
-            <w:r>
-              <w:rPr>
-                <w:sz w:val="18"/>
-              </w:rPr>
-              <w:t>19-7287</w:t>
+              <w:t>CVE-2019-7287</w:t>
             </w:r>
           </w:p>
         </w:tc>
@@ -5380,6 +5297,12 @@
         </w:tc>
       </w:tr>
       <w:tr>
+        <w:tblPrEx>
+          <w:tblCellMar>
+            <w:top w:w="0" w:type="dxa"/>
+            <w:bottom w:w="0" w:type="dxa"/>
+          </w:tblCellMar>
+        </w:tblPrEx>
         <w:tc>
           <w:tcPr>
             <w:tcW w:w="1250" w:type="pct"/>
@@ -5396,19 +5319,7 @@
               <w:rPr>
                 <w:sz w:val="18"/>
               </w:rPr>
-              <w:t>CVE-2</w:t>
-            </w:r>
-            <w:r>
-              <w:rPr>
-                <w:sz w:val="18"/>
-              </w:rPr>
-              <w:t>t.me/one00190</w:t>
-            </w:r>
-            <w:r>
-              <w:rPr>
-                <w:sz w:val="18"/>
-              </w:rPr>
-              <w:t>19-7286</w:t>
+              <w:t>CVE-2019-7286</w:t>
             </w:r>
           </w:p>
         </w:tc>
@@ -5475,6 +5386,12 @@
         </w:tc>
       </w:tr>
       <w:tr>
+        <w:tblPrEx>
+          <w:tblCellMar>
+            <w:top w:w="0" w:type="dxa"/>
+            <w:bottom w:w="0" w:type="dxa"/>
+          </w:tblCellMar>
+        </w:tblPrEx>
         <w:tc>
           <w:tcPr>
             <w:tcW w:w="1250" w:type="pct"/>
@@ -5491,19 +5408,7 @@
               <w:rPr>
                 <w:sz w:val="18"/>
               </w:rPr>
-              <w:t>CVE-2</w:t>
-            </w:r>
-            <w:r>
-              <w:rPr>
-                <w:sz w:val="18"/>
-              </w:rPr>
-              <w:t>t.me/one00190</w:t>
-            </w:r>
-            <w:r>
-              <w:rPr>
-                <w:sz w:val="18"/>
-              </w:rPr>
-              <w:t>19-8554</w:t>
+              <w:t>CVE-2019-8554</w:t>
             </w:r>
           </w:p>
         </w:tc>
@@ -5593,6 +5498,11 @@
     </w:tbl>
     <w:p/>
     <w:p>
+      <w:pPr>
+        <w:rPr>
+          <w:rFonts w:hint="eastAsia"/>
+        </w:rPr>
+      </w:pPr>
       <w:r>
         <w:rPr>
           <w:rFonts w:hint="eastAsia"/>
@@ -5603,19 +5513,7 @@
         <w:rPr>
           <w:rFonts w:hint="eastAsia"/>
         </w:rPr>
-        <w:t>2</w:t>
-      </w:r>
-      <w:r>
-        <w:rPr>
-          <w:rFonts w:hint="eastAsia"/>
-        </w:rPr>
-        <w:t>t.me/one00190</w:t>
-      </w:r>
-      <w:r>
-        <w:rPr>
-          <w:rFonts w:hint="eastAsia"/>
-        </w:rPr>
-        <w:t xml:space="preserve">19 </w:t>
+        <w:t xml:space="preserve">2019 </w:t>
       </w:r>
       <w:r>
         <w:rPr>
@@ -5693,31 +5591,7 @@
         <w:rPr>
           <w:rFonts w:ascii="Consolas" w:hAnsi="Consolas"/>
         </w:rPr>
-        <w:t>CVE-2</w:t>
-      </w:r>
-      <w:r>
-        <w:rPr>
-          <w:rFonts w:ascii="Consolas" w:hAnsi="Consolas"/>
-        </w:rPr>
-        <w:t>t.me/one00190</w:t>
-      </w:r>
-      <w:r>
-        <w:rPr>
-          <w:rFonts w:ascii="Consolas" w:hAnsi="Consolas"/>
-        </w:rPr>
-        <w:t>19-86</w:t>
-      </w:r>
-      <w:r>
-        <w:rPr>
-          <w:rFonts w:ascii="Consolas" w:hAnsi="Consolas"/>
-        </w:rPr>
-        <w:t>t.me/one00190</w:t>
-      </w:r>
-      <w:r>
-        <w:rPr>
-          <w:rFonts w:ascii="Consolas" w:hAnsi="Consolas"/>
-        </w:rPr>
-        <w:t>5</w:t>
+        <w:t>CVE-2019-8605</w:t>
       </w:r>
       <w:r>
         <w:rPr>
@@ -5778,6 +5652,7 @@
       <w:pPr>
         <w:ind w:left="280"/>
         <w:rPr>
+          <w:rFonts w:hint="eastAsia"/>
           <w:i/>
           <w:color w:val="595959"/>
         </w:rPr>
@@ -5842,8 +5717,11 @@
     <w:p>
       <w:pPr>
         <w:pStyle w:val="2"/>
-      </w:pPr>
-      <w:bookmarkStart w:id="13" w:name="_Toc242180191"/>
+        <w:rPr>
+          <w:rFonts w:hint="eastAsia"/>
+        </w:rPr>
+      </w:pPr>
+      <w:bookmarkStart w:id="12" w:name="_Toc242453754"/>
       <w:r>
         <w:rPr>
           <w:rFonts w:hint="eastAsia"/>
@@ -5896,25 +5774,7 @@
         <w:rPr>
           <w:rFonts w:hint="eastAsia"/>
         </w:rPr>
-        <w:t>2</w:t>
-      </w:r>
-      <w:r>
-        <w:rPr>
-          <w:rFonts w:hint="eastAsia"/>
-        </w:rPr>
-        <w:t>t.me/one00190</w:t>
-      </w:r>
-      <w:r>
-        <w:rPr>
-          <w:rFonts w:hint="eastAsia"/>
-        </w:rPr>
-        <w:t>2</w:t>
-      </w:r>
-      <w:r>
-        <w:rPr>
-          <w:rFonts w:hint="eastAsia"/>
-        </w:rPr>
-        <w:t>t.me/one00190</w:t>
+        <w:t>2020</w:t>
       </w:r>
       <w:r>
         <w:rPr>
@@ -5934,38 +5794,19 @@
         </w:rPr>
         <w:t>）</w:t>
       </w:r>
-      <w:bookmarkEnd w:id="13"/>
-    </w:p>
-    <w:p>
-      <w:r>
-        <w:rPr>
-          <w:rFonts w:hint="eastAsia"/>
-        </w:rPr>
-        <w:t>2</w:t>
-      </w:r>
-      <w:r>
-        <w:rPr>
-          <w:rFonts w:hint="eastAsia"/>
-        </w:rPr>
-        <w:t>t.me/one00190</w:t>
-      </w:r>
-      <w:r>
-        <w:rPr>
-          <w:rFonts w:hint="eastAsia"/>
-        </w:rPr>
-        <w:t>2</w:t>
-      </w:r>
-      <w:r>
-        <w:rPr>
-          <w:rFonts w:hint="eastAsia"/>
-        </w:rPr>
-        <w:t>t.me/one00190</w:t>
-      </w:r>
-      <w:r>
-        <w:rPr>
-          <w:rFonts w:hint="eastAsia"/>
-        </w:rPr>
-        <w:t xml:space="preserve"> </w:t>
+      <w:bookmarkEnd w:id="12"/>
+    </w:p>
+    <w:p>
+      <w:pPr>
+        <w:rPr>
+          <w:rFonts w:hint="eastAsia"/>
+        </w:rPr>
+      </w:pPr>
+      <w:r>
+        <w:rPr>
+          <w:rFonts w:hint="eastAsia"/>
+        </w:rPr>
+        <w:t xml:space="preserve">2020 </w:t>
       </w:r>
       <w:r>
         <w:rPr>
@@ -6050,6 +5891,9 @@
       <w:pPr>
         <w:pStyle w:val="a"/>
         <w:ind w:left="422" w:hanging="422"/>
+        <w:rPr>
+          <w:rFonts w:hint="eastAsia"/>
+        </w:rPr>
       </w:pPr>
       <w:r>
         <w:rPr>
@@ -6069,6 +5913,9 @@
       <w:pPr>
         <w:pStyle w:val="a"/>
         <w:ind w:left="422" w:hanging="422"/>
+        <w:rPr>
+          <w:rFonts w:hint="eastAsia"/>
+        </w:rPr>
       </w:pPr>
       <w:r>
         <w:rPr>
@@ -6165,31 +6012,7 @@
         <w:rPr>
           <w:rFonts w:ascii="Consolas" w:hAnsi="Consolas"/>
         </w:rPr>
-        <w:t>CVE-2</w:t>
-      </w:r>
-      <w:r>
-        <w:rPr>
-          <w:rFonts w:ascii="Consolas" w:hAnsi="Consolas"/>
-        </w:rPr>
-        <w:t>t.me/one00190</w:t>
-      </w:r>
-      <w:r>
-        <w:rPr>
-          <w:rFonts w:ascii="Consolas" w:hAnsi="Consolas"/>
-        </w:rPr>
-        <w:t>19-86</w:t>
-      </w:r>
-      <w:r>
-        <w:rPr>
-          <w:rFonts w:ascii="Consolas" w:hAnsi="Consolas"/>
-        </w:rPr>
-        <w:t>t.me/one00190</w:t>
-      </w:r>
-      <w:r>
-        <w:rPr>
-          <w:rFonts w:ascii="Consolas" w:hAnsi="Consolas"/>
-        </w:rPr>
-        <w:t>5</w:t>
+        <w:t>CVE-2019-8605</w:t>
       </w:r>
       <w:r>
         <w:rPr>
@@ -6238,12 +6061,16 @@
       <w:pPr>
         <w:pStyle w:val="a"/>
         <w:ind w:left="422" w:hanging="422"/>
+        <w:rPr>
+          <w:rFonts w:hint="eastAsia"/>
+        </w:rPr>
       </w:pPr>
       <w:r>
         <w:rPr>
           <w:rFonts w:hint="eastAsia"/>
           <w:b/>
         </w:rPr>
+        <w:lastRenderedPageBreak/>
         <w:t>特征</w:t>
       </w:r>
       <w:r>
@@ -6305,6 +6132,7 @@
       <w:pPr>
         <w:ind w:left="280"/>
         <w:rPr>
+          <w:rFonts w:hint="eastAsia"/>
           <w:i/>
           <w:color w:val="595959"/>
         </w:rPr>
@@ -6353,8 +6181,11 @@
     <w:p>
       <w:pPr>
         <w:pStyle w:val="2"/>
-      </w:pPr>
-      <w:bookmarkStart w:id="14" w:name="_Toc242180192"/>
+        <w:rPr>
+          <w:rFonts w:hint="eastAsia"/>
+        </w:rPr>
+      </w:pPr>
+      <w:bookmarkStart w:id="13" w:name="_Toc242453755"/>
       <w:r>
         <w:rPr>
           <w:rFonts w:hint="eastAsia"/>
@@ -6371,19 +6202,7 @@
         <w:rPr>
           <w:rFonts w:hint="eastAsia"/>
         </w:rPr>
-        <w:t>2</w:t>
-      </w:r>
-      <w:r>
-        <w:rPr>
-          <w:rFonts w:hint="eastAsia"/>
-        </w:rPr>
-        <w:t>t.me/one00190</w:t>
-      </w:r>
-      <w:r>
-        <w:rPr>
-          <w:rFonts w:hint="eastAsia"/>
-        </w:rPr>
-        <w:t>21</w:t>
+        <w:t>2021</w:t>
       </w:r>
       <w:r>
         <w:rPr>
@@ -6403,26 +6222,19 @@
         </w:rPr>
         <w:t>）</w:t>
       </w:r>
-      <w:bookmarkEnd w:id="14"/>
-    </w:p>
-    <w:p>
-      <w:r>
-        <w:rPr>
-          <w:rFonts w:hint="eastAsia"/>
-        </w:rPr>
-        <w:t>2</w:t>
-      </w:r>
-      <w:r>
-        <w:rPr>
-          <w:rFonts w:hint="eastAsia"/>
-        </w:rPr>
-        <w:t>t.me/one00190</w:t>
-      </w:r>
-      <w:r>
-        <w:rPr>
-          <w:rFonts w:hint="eastAsia"/>
-        </w:rPr>
-        <w:t xml:space="preserve">21 </w:t>
+      <w:bookmarkEnd w:id="13"/>
+    </w:p>
+    <w:p>
+      <w:pPr>
+        <w:rPr>
+          <w:rFonts w:hint="eastAsia"/>
+        </w:rPr>
+      </w:pPr>
+      <w:r>
+        <w:rPr>
+          <w:rFonts w:hint="eastAsia"/>
+        </w:rPr>
+        <w:t xml:space="preserve">2021 </w:t>
       </w:r>
       <w:r>
         <w:rPr>
@@ -6482,19 +6294,7 @@
         <w:rPr>
           <w:rFonts w:hint="eastAsia"/>
         </w:rPr>
-        <w:t>2</w:t>
-      </w:r>
-      <w:r>
-        <w:rPr>
-          <w:rFonts w:hint="eastAsia"/>
-        </w:rPr>
-        <w:t>t.me/one00190</w:t>
-      </w:r>
-      <w:r>
-        <w:rPr>
-          <w:rFonts w:hint="eastAsia"/>
-        </w:rPr>
-        <w:t xml:space="preserve">21 </w:t>
+        <w:t xml:space="preserve">2021 </w:t>
       </w:r>
       <w:r>
         <w:rPr>
@@ -6518,19 +6318,7 @@
         <w:rPr>
           <w:rFonts w:hint="eastAsia"/>
         </w:rPr>
-        <w:t xml:space="preserve"> 3</w:t>
-      </w:r>
-      <w:r>
-        <w:rPr>
-          <w:rFonts w:hint="eastAsia"/>
-        </w:rPr>
-        <w:t>t.me/one00190</w:t>
-      </w:r>
-      <w:r>
-        <w:rPr>
-          <w:rFonts w:hint="eastAsia"/>
-        </w:rPr>
-        <w:t xml:space="preserve"> </w:t>
+        <w:t xml:space="preserve"> 30 </w:t>
       </w:r>
       <w:r>
         <w:rPr>
@@ -6579,6 +6367,9 @@
       <w:pPr>
         <w:pStyle w:val="a"/>
         <w:ind w:left="422" w:hanging="422"/>
+        <w:rPr>
+          <w:rFonts w:hint="eastAsia"/>
+        </w:rPr>
       </w:pPr>
       <w:r>
         <w:rPr>
@@ -6646,6 +6437,9 @@
       <w:pPr>
         <w:pStyle w:val="a"/>
         <w:ind w:left="422" w:hanging="422"/>
+        <w:rPr>
+          <w:rFonts w:hint="eastAsia"/>
+        </w:rPr>
       </w:pPr>
       <w:r>
         <w:rPr>
@@ -6689,79 +6483,43 @@
         <w:rPr>
           <w:rFonts w:ascii="Consolas" w:hAnsi="Consolas"/>
         </w:rPr>
-        <w:t>CVE-2</w:t>
+        <w:t>CVE-2021-1789</w:t>
+      </w:r>
+      <w:r>
+        <w:rPr>
+          <w:rFonts w:hint="eastAsia"/>
+        </w:rPr>
+        <w:t xml:space="preserve"> </w:t>
+      </w:r>
+      <w:r>
+        <w:rPr>
+          <w:rFonts w:hint="eastAsia"/>
+        </w:rPr>
+        <w:t>与</w:t>
+      </w:r>
+      <w:r>
+        <w:rPr>
+          <w:rFonts w:hint="eastAsia"/>
+        </w:rPr>
+        <w:t xml:space="preserve"> XNU </w:t>
+      </w:r>
+      <w:r>
+        <w:rPr>
+          <w:rFonts w:hint="eastAsia"/>
+        </w:rPr>
+        <w:t>内核漏洞</w:t>
+      </w:r>
+      <w:r>
+        <w:rPr>
+          <w:rFonts w:hint="eastAsia"/>
+        </w:rPr>
+        <w:t xml:space="preserve"> </w:t>
       </w:r>
       <w:r>
         <w:rPr>
           <w:rFonts w:ascii="Consolas" w:hAnsi="Consolas"/>
         </w:rPr>
-        <w:t>t.me/one00190</w:t>
-      </w:r>
-      <w:r>
-        <w:rPr>
-          <w:rFonts w:ascii="Consolas" w:hAnsi="Consolas"/>
-        </w:rPr>
-        <w:t>21-1789</w:t>
-      </w:r>
-      <w:r>
-        <w:rPr>
-          <w:rFonts w:hint="eastAsia"/>
-        </w:rPr>
-        <w:t xml:space="preserve"> </w:t>
-      </w:r>
-      <w:r>
-        <w:rPr>
-          <w:rFonts w:hint="eastAsia"/>
-        </w:rPr>
-        <w:t>与</w:t>
-      </w:r>
-      <w:r>
-        <w:rPr>
-          <w:rFonts w:hint="eastAsia"/>
-        </w:rPr>
-        <w:t xml:space="preserve"> XNU </w:t>
-      </w:r>
-      <w:r>
-        <w:rPr>
-          <w:rFonts w:hint="eastAsia"/>
-        </w:rPr>
-        <w:t>内核漏洞</w:t>
-      </w:r>
-      <w:r>
-        <w:rPr>
-          <w:rFonts w:hint="eastAsia"/>
-        </w:rPr>
-        <w:t xml:space="preserve"> </w:t>
-      </w:r>
-      <w:r>
-        <w:rPr>
-          <w:rFonts w:ascii="Consolas" w:hAnsi="Consolas"/>
-        </w:rPr>
-        <w:t>CVE-2</w:t>
-      </w:r>
-      <w:r>
-        <w:rPr>
-          <w:rFonts w:ascii="Consolas" w:hAnsi="Consolas"/>
-        </w:rPr>
-        <w:t>t.me/one00190</w:t>
-      </w:r>
-      <w:r>
-        <w:rPr>
-          <w:rFonts w:ascii="Consolas" w:hAnsi="Consolas"/>
-        </w:rPr>
-        <w:t>21-3</w:t>
-      </w:r>
-      <w:r>
-        <w:rPr>
-          <w:rFonts w:ascii="Consolas" w:hAnsi="Consolas"/>
-        </w:rPr>
-        <w:t>t.me/one00190</w:t>
-      </w:r>
-      <w:r>
-        <w:rPr>
-          <w:rFonts w:ascii="Consolas" w:hAnsi="Consolas"/>
-        </w:rPr>
-        <w:t>869</w:t>
+        <w:t>CVE-2021-30869</w:t>
       </w:r>
       <w:r>
         <w:rPr>
@@ -6804,6 +6562,9 @@
       <w:pPr>
         <w:pStyle w:val="a"/>
         <w:ind w:left="422" w:hanging="422"/>
+        <w:rPr>
+          <w:rFonts w:hint="eastAsia"/>
+        </w:rPr>
       </w:pPr>
       <w:r>
         <w:rPr>
@@ -6894,19 +6655,7 @@
         <w:rPr>
           <w:rFonts w:hint="eastAsia"/>
         </w:rPr>
-        <w:t xml:space="preserve"> 2</w:t>
-      </w:r>
-      <w:r>
-        <w:rPr>
-          <w:rFonts w:hint="eastAsia"/>
-        </w:rPr>
-        <w:t>t.me/one00190</w:t>
-      </w:r>
-      <w:r>
-        <w:rPr>
-          <w:rFonts w:hint="eastAsia"/>
-        </w:rPr>
-        <w:t xml:space="preserve">19 </w:t>
+        <w:t xml:space="preserve"> 2019 </w:t>
       </w:r>
       <w:r>
         <w:rPr>
@@ -6931,6 +6680,9 @@
       <w:pPr>
         <w:pStyle w:val="a"/>
         <w:ind w:left="422" w:hanging="422"/>
+        <w:rPr>
+          <w:rFonts w:hint="eastAsia"/>
+        </w:rPr>
       </w:pPr>
       <w:r>
         <w:rPr>
@@ -6998,6 +6750,7 @@
       <w:pPr>
         <w:ind w:left="280"/>
         <w:rPr>
+          <w:rFonts w:hint="eastAsia"/>
           <w:i/>
           <w:color w:val="595959"/>
         </w:rPr>
@@ -7048,7 +6801,7 @@
           <w:i/>
           <w:color w:val="595959"/>
         </w:rPr>
-        <w:t xml:space="preserve"> 2</w:t>
+        <w:t xml:space="preserve"> 2019 </w:t>
       </w:r>
       <w:r>
         <w:rPr>
@@ -7056,7 +6809,7 @@
           <w:i/>
           <w:color w:val="595959"/>
         </w:rPr>
-        <w:t>t.me/one00190</w:t>
+        <w:t>年事件被大规模曝光、苹果持续收紧平台安全之后，攻击者依然用</w:t>
       </w:r>
       <w:r>
         <w:rPr>
@@ -7064,7 +6817,7 @@
           <w:i/>
           <w:color w:val="595959"/>
         </w:rPr>
-        <w:t xml:space="preserve">19 </w:t>
+        <w:t xml:space="preserve">"N-day + </w:t>
       </w:r>
       <w:r>
         <w:rPr>
@@ -7072,7 +6825,7 @@
           <w:i/>
           <w:color w:val="595959"/>
         </w:rPr>
-        <w:t>年事件被大规模曝光、苹果持续收紧平台安全之后，攻击者依然用</w:t>
+        <w:t>未升级设备</w:t>
       </w:r>
       <w:r>
         <w:rPr>
@@ -7080,7 +6833,7 @@
           <w:i/>
           <w:color w:val="595959"/>
         </w:rPr>
-        <w:t xml:space="preserve">"N-day + </w:t>
+        <w:t>"</w:t>
       </w:r>
       <w:r>
         <w:rPr>
@@ -7088,7 +6841,7 @@
           <w:i/>
           <w:color w:val="595959"/>
         </w:rPr>
-        <w:t>未升级设备</w:t>
+        <w:t>的组合维持了长达数月的</w:t>
       </w:r>
       <w:r>
         <w:rPr>
@@ -7096,7 +6849,7 @@
           <w:i/>
           <w:color w:val="595959"/>
         </w:rPr>
-        <w:t>"</w:t>
+        <w:t xml:space="preserve"> iOS/macOS </w:t>
       </w:r>
       <w:r>
         <w:rPr>
@@ -7104,30 +6857,17 @@
           <w:i/>
           <w:color w:val="595959"/>
         </w:rPr>
-        <w:t>的组合维持了长达数月的</w:t>
-      </w:r>
-      <w:r>
-        <w:rPr>
-          <w:rFonts w:hint="eastAsia"/>
-          <w:i/>
-          <w:color w:val="595959"/>
-        </w:rPr>
-        <w:t xml:space="preserve"> iOS/macOS </w:t>
-      </w:r>
-      <w:r>
-        <w:rPr>
-          <w:rFonts w:hint="eastAsia"/>
-          <w:i/>
-          <w:color w:val="595959"/>
-        </w:rPr>
         <w:t>水坑投递。</w:t>
       </w:r>
     </w:p>
     <w:p>
       <w:pPr>
         <w:pStyle w:val="2"/>
-      </w:pPr>
-      <w:bookmarkStart w:id="15" w:name="_Toc242180193"/>
+        <w:rPr>
+          <w:rFonts w:hint="eastAsia"/>
+        </w:rPr>
+      </w:pPr>
+      <w:bookmarkStart w:id="14" w:name="_Toc242453756"/>
       <w:r>
         <w:rPr>
           <w:rFonts w:hint="eastAsia"/>
@@ -7140,7 +6880,7 @@
         </w:rPr>
         <w:t>三案例横向对比</w:t>
       </w:r>
-      <w:bookmarkEnd w:id="15"/>
+      <w:bookmarkEnd w:id="14"/>
     </w:p>
     <w:tbl>
       <w:tblPr>
@@ -7162,6 +6902,12 @@
         <w:gridCol w:w="2294"/>
       </w:tblGrid>
       <w:tr>
+        <w:tblPrEx>
+          <w:tblCellMar>
+            <w:top w:w="0" w:type="dxa"/>
+            <w:bottom w:w="0" w:type="dxa"/>
+          </w:tblCellMar>
+        </w:tblPrEx>
         <w:tc>
           <w:tcPr>
             <w:tcW w:w="1250" w:type="pct"/>
@@ -7204,23 +6950,7 @@
                 <w:b/>
                 <w:sz w:val="18"/>
               </w:rPr>
-              <w:t>2</w:t>
-            </w:r>
-            <w:r>
-              <w:rPr>
-                <w:rFonts w:hint="eastAsia"/>
-                <w:b/>
-                <w:sz w:val="18"/>
-              </w:rPr>
-              <w:t>t.me/one00190</w:t>
-            </w:r>
-            <w:r>
-              <w:rPr>
-                <w:rFonts w:hint="eastAsia"/>
-                <w:b/>
-                <w:sz w:val="18"/>
-              </w:rPr>
-              <w:t xml:space="preserve">19 Uyghur </w:t>
+              <w:t xml:space="preserve">2019 Uyghur </w:t>
             </w:r>
             <w:r>
               <w:rPr>
@@ -7251,39 +6981,7 @@
                 <w:b/>
                 <w:sz w:val="18"/>
               </w:rPr>
-              <w:t>2</w:t>
-            </w:r>
-            <w:r>
-              <w:rPr>
-                <w:rFonts w:hint="eastAsia"/>
-                <w:b/>
-                <w:sz w:val="18"/>
-              </w:rPr>
-              <w:t>t.me/one00190</w:t>
-            </w:r>
-            <w:r>
-              <w:rPr>
-                <w:rFonts w:hint="eastAsia"/>
-                <w:b/>
-                <w:sz w:val="18"/>
-              </w:rPr>
-              <w:t>2</w:t>
-            </w:r>
-            <w:r>
-              <w:rPr>
-                <w:rFonts w:hint="eastAsia"/>
-                <w:b/>
-                <w:sz w:val="18"/>
-              </w:rPr>
-              <w:t>t.me/one00190</w:t>
-            </w:r>
-            <w:r>
-              <w:rPr>
-                <w:rFonts w:hint="eastAsia"/>
-                <w:b/>
-                <w:sz w:val="18"/>
-              </w:rPr>
-              <w:t xml:space="preserve"> </w:t>
+              <w:t xml:space="preserve">2020 </w:t>
             </w:r>
             <w:r>
               <w:rPr>
@@ -7314,23 +7012,7 @@
                 <w:b/>
                 <w:sz w:val="18"/>
               </w:rPr>
-              <w:t>2</w:t>
-            </w:r>
-            <w:r>
-              <w:rPr>
-                <w:rFonts w:hint="eastAsia"/>
-                <w:b/>
-                <w:sz w:val="18"/>
-              </w:rPr>
-              <w:t>t.me/one00190</w:t>
-            </w:r>
-            <w:r>
-              <w:rPr>
-                <w:rFonts w:hint="eastAsia"/>
-                <w:b/>
-                <w:sz w:val="18"/>
-              </w:rPr>
-              <w:t xml:space="preserve">21 </w:t>
+              <w:t xml:space="preserve">2021 </w:t>
             </w:r>
             <w:r>
               <w:rPr>
@@ -7344,6 +7026,12 @@
         </w:tc>
       </w:tr>
       <w:tr>
+        <w:tblPrEx>
+          <w:tblCellMar>
+            <w:top w:w="0" w:type="dxa"/>
+            <w:bottom w:w="0" w:type="dxa"/>
+          </w:tblCellMar>
+        </w:tblPrEx>
         <w:tc>
           <w:tcPr>
             <w:tcW w:w="1250" w:type="pct"/>
@@ -7427,6 +7115,12 @@
         </w:tc>
       </w:tr>
       <w:tr>
+        <w:tblPrEx>
+          <w:tblCellMar>
+            <w:top w:w="0" w:type="dxa"/>
+            <w:bottom w:w="0" w:type="dxa"/>
+          </w:tblCellMar>
+        </w:tblPrEx>
         <w:tc>
           <w:tcPr>
             <w:tcW w:w="1250" w:type="pct"/>
@@ -7464,31 +7158,7 @@
               <w:rPr>
                 <w:sz w:val="18"/>
               </w:rPr>
-              <w:t>2</w:t>
-            </w:r>
-            <w:r>
-              <w:rPr>
-                <w:sz w:val="18"/>
-              </w:rPr>
-              <w:t>t.me/one00190</w:t>
-            </w:r>
-            <w:r>
-              <w:rPr>
-                <w:sz w:val="18"/>
-              </w:rPr>
-              <w:t>19-</w:t>
-            </w:r>
-            <w:r>
-              <w:rPr>
-                <w:sz w:val="18"/>
-              </w:rPr>
-              <w:t>t.me/one00190</w:t>
-            </w:r>
-            <w:r>
-              <w:rPr>
-                <w:sz w:val="18"/>
-              </w:rPr>
-              <w:t>8-29</w:t>
+              <w:t>2019-08-29</w:t>
             </w:r>
           </w:p>
         </w:tc>
@@ -7508,43 +7178,7 @@
               <w:rPr>
                 <w:sz w:val="18"/>
               </w:rPr>
-              <w:t>2</w:t>
-            </w:r>
-            <w:r>
-              <w:rPr>
-                <w:sz w:val="18"/>
-              </w:rPr>
-              <w:t>t.me/one00190</w:t>
-            </w:r>
-            <w:r>
-              <w:rPr>
-                <w:sz w:val="18"/>
-              </w:rPr>
-              <w:t>2</w:t>
-            </w:r>
-            <w:r>
-              <w:rPr>
-                <w:sz w:val="18"/>
-              </w:rPr>
-              <w:t>t.me/one00190</w:t>
-            </w:r>
-            <w:r>
-              <w:rPr>
-                <w:sz w:val="18"/>
-              </w:rPr>
-              <w:t>-</w:t>
-            </w:r>
-            <w:r>
-              <w:rPr>
-                <w:sz w:val="18"/>
-              </w:rPr>
-              <w:t>t.me/one00190</w:t>
-            </w:r>
-            <w:r>
-              <w:rPr>
-                <w:sz w:val="18"/>
-              </w:rPr>
-              <w:t>3-24</w:t>
+              <w:t>2020-03-24</w:t>
             </w:r>
           </w:p>
         </w:tc>
@@ -7564,24 +7198,18 @@
               <w:rPr>
                 <w:sz w:val="18"/>
               </w:rPr>
-              <w:t>2</w:t>
-            </w:r>
-            <w:r>
-              <w:rPr>
-                <w:sz w:val="18"/>
-              </w:rPr>
-              <w:t>t.me/one00190</w:t>
-            </w:r>
-            <w:r>
-              <w:rPr>
-                <w:sz w:val="18"/>
-              </w:rPr>
-              <w:t>21-11</w:t>
+              <w:t>2021-11</w:t>
             </w:r>
           </w:p>
         </w:tc>
       </w:tr>
       <w:tr>
+        <w:tblPrEx>
+          <w:tblCellMar>
+            <w:top w:w="0" w:type="dxa"/>
+            <w:bottom w:w="0" w:type="dxa"/>
+          </w:tblCellMar>
+        </w:tblPrEx>
         <w:tc>
           <w:tcPr>
             <w:tcW w:w="1250" w:type="pct"/>
@@ -7696,6 +7324,12 @@
         </w:tc>
       </w:tr>
       <w:tr>
+        <w:tblPrEx>
+          <w:tblCellMar>
+            <w:top w:w="0" w:type="dxa"/>
+            <w:bottom w:w="0" w:type="dxa"/>
+          </w:tblCellMar>
+        </w:tblPrEx>
         <w:tc>
           <w:tcPr>
             <w:tcW w:w="1250" w:type="pct"/>
@@ -7810,6 +7444,12 @@
         </w:tc>
       </w:tr>
       <w:tr>
+        <w:tblPrEx>
+          <w:tblCellMar>
+            <w:top w:w="0" w:type="dxa"/>
+            <w:bottom w:w="0" w:type="dxa"/>
+          </w:tblCellMar>
+        </w:tblPrEx>
         <w:tc>
           <w:tcPr>
             <w:tcW w:w="1250" w:type="pct"/>
@@ -7903,6 +7543,12 @@
         </w:tc>
       </w:tr>
       <w:tr>
+        <w:tblPrEx>
+          <w:tblCellMar>
+            <w:top w:w="0" w:type="dxa"/>
+            <w:bottom w:w="0" w:type="dxa"/>
+          </w:tblCellMar>
+        </w:tblPrEx>
         <w:tc>
           <w:tcPr>
             <w:tcW w:w="1250" w:type="pct"/>
@@ -7948,21 +7594,7 @@
                 <w:rFonts w:hint="eastAsia"/>
                 <w:sz w:val="18"/>
               </w:rPr>
-              <w:t xml:space="preserve"> </w:t>
-            </w:r>
-            <w:r>
-              <w:rPr>
-                <w:rFonts w:hint="eastAsia"/>
-                <w:sz w:val="18"/>
-              </w:rPr>
-              <w:t>t.me/one00190</w:t>
-            </w:r>
-            <w:r>
-              <w:rPr>
-                <w:rFonts w:hint="eastAsia"/>
-                <w:sz w:val="18"/>
-              </w:rPr>
-              <w:t xml:space="preserve">-day </w:t>
+              <w:t xml:space="preserve"> 0-day </w:t>
             </w:r>
             <w:r>
               <w:rPr>
@@ -8018,35 +7650,7 @@
                 <w:rFonts w:hint="eastAsia"/>
                 <w:sz w:val="18"/>
               </w:rPr>
-              <w:t>CVE-2</w:t>
-            </w:r>
-            <w:r>
-              <w:rPr>
-                <w:rFonts w:hint="eastAsia"/>
-                <w:sz w:val="18"/>
-              </w:rPr>
-              <w:t>t.me/one00190</w:t>
-            </w:r>
-            <w:r>
-              <w:rPr>
-                <w:rFonts w:hint="eastAsia"/>
-                <w:sz w:val="18"/>
-              </w:rPr>
-              <w:t>19-86</w:t>
-            </w:r>
-            <w:r>
-              <w:rPr>
-                <w:rFonts w:hint="eastAsia"/>
-                <w:sz w:val="18"/>
-              </w:rPr>
-              <w:t>t.me/one00190</w:t>
-            </w:r>
-            <w:r>
-              <w:rPr>
-                <w:rFonts w:hint="eastAsia"/>
-                <w:sz w:val="18"/>
-              </w:rPr>
-              <w:t>5</w:t>
+              <w:t>CVE-2019-8605</w:t>
             </w:r>
             <w:r>
               <w:rPr>
@@ -8088,35 +7692,7 @@
                 <w:rFonts w:hint="eastAsia"/>
                 <w:sz w:val="18"/>
               </w:rPr>
-              <w:t>CVE-2</w:t>
-            </w:r>
-            <w:r>
-              <w:rPr>
-                <w:rFonts w:hint="eastAsia"/>
-                <w:sz w:val="18"/>
-              </w:rPr>
-              <w:t>t.me/one00190</w:t>
-            </w:r>
-            <w:r>
-              <w:rPr>
-                <w:rFonts w:hint="eastAsia"/>
-                <w:sz w:val="18"/>
-              </w:rPr>
-              <w:t>21-1789/3</w:t>
-            </w:r>
-            <w:r>
-              <w:rPr>
-                <w:rFonts w:hint="eastAsia"/>
-                <w:sz w:val="18"/>
-              </w:rPr>
-              <w:t>t.me/one00190</w:t>
-            </w:r>
-            <w:r>
-              <w:rPr>
-                <w:rFonts w:hint="eastAsia"/>
-                <w:sz w:val="18"/>
-              </w:rPr>
-              <w:t xml:space="preserve">869 </w:t>
+              <w:t xml:space="preserve">CVE-2021-1789/30869 </w:t>
             </w:r>
             <w:r>
               <w:rPr>
@@ -8129,6 +7705,12 @@
         </w:tc>
       </w:tr>
       <w:tr>
+        <w:tblPrEx>
+          <w:tblCellMar>
+            <w:top w:w="0" w:type="dxa"/>
+            <w:bottom w:w="0" w:type="dxa"/>
+          </w:tblCellMar>
+        </w:tblPrEx>
         <w:tc>
           <w:tcPr>
             <w:tcW w:w="1250" w:type="pct"/>
@@ -8277,6 +7859,12 @@
         </w:tc>
       </w:tr>
       <w:tr>
+        <w:tblPrEx>
+          <w:tblCellMar>
+            <w:top w:w="0" w:type="dxa"/>
+            <w:bottom w:w="0" w:type="dxa"/>
+          </w:tblCellMar>
+        </w:tblPrEx>
         <w:tc>
           <w:tcPr>
             <w:tcW w:w="1250" w:type="pct"/>
@@ -8379,12 +7967,16 @@
     <w:p>
       <w:pPr>
         <w:pStyle w:val="2"/>
-      </w:pPr>
-      <w:bookmarkStart w:id="16" w:name="_Toc242180194"/>
-      <w:r>
-        <w:rPr>
-          <w:rFonts w:hint="eastAsia"/>
-        </w:rPr>
+        <w:rPr>
+          <w:rFonts w:hint="eastAsia"/>
+        </w:rPr>
+      </w:pPr>
+      <w:bookmarkStart w:id="15" w:name="_Toc242453757"/>
+      <w:r>
+        <w:rPr>
+          <w:rFonts w:hint="eastAsia"/>
+        </w:rPr>
+        <w:lastRenderedPageBreak/>
         <w:t xml:space="preserve">3.5 </w:t>
       </w:r>
       <w:r>
@@ -8393,12 +7985,15 @@
         </w:rPr>
         <w:t>与本系列前两份报告的衔接</w:t>
       </w:r>
-      <w:bookmarkEnd w:id="16"/>
+      <w:bookmarkEnd w:id="15"/>
     </w:p>
     <w:p>
       <w:pPr>
         <w:pStyle w:val="a"/>
         <w:ind w:left="422" w:hanging="422"/>
+        <w:rPr>
+          <w:rFonts w:hint="eastAsia"/>
+        </w:rPr>
       </w:pPr>
       <w:r>
         <w:rPr>
@@ -8533,6 +8128,9 @@
       <w:pPr>
         <w:pStyle w:val="a"/>
         <w:ind w:left="422" w:hanging="422"/>
+        <w:rPr>
+          <w:rFonts w:hint="eastAsia"/>
+        </w:rPr>
       </w:pPr>
       <w:r>
         <w:rPr>
@@ -8558,19 +8156,7 @@
         <w:rPr>
           <w:rFonts w:hint="eastAsia"/>
         </w:rPr>
-        <w:t>2</w:t>
-      </w:r>
-      <w:r>
-        <w:rPr>
-          <w:rFonts w:hint="eastAsia"/>
-        </w:rPr>
-        <w:t>t.me/one00190</w:t>
-      </w:r>
-      <w:r>
-        <w:rPr>
-          <w:rFonts w:hint="eastAsia"/>
-        </w:rPr>
-        <w:t xml:space="preserve">26 </w:t>
+        <w:t xml:space="preserve">2026 </w:t>
       </w:r>
       <w:r>
         <w:rPr>
@@ -8642,12 +8228,16 @@
     <w:p>
       <w:pPr>
         <w:pStyle w:val="1"/>
-      </w:pPr>
-      <w:bookmarkStart w:id="17" w:name="_Toc242180195"/>
-      <w:r>
-        <w:rPr>
-          <w:rFonts w:hint="eastAsia"/>
-        </w:rPr>
+        <w:rPr>
+          <w:rFonts w:hint="eastAsia"/>
+        </w:rPr>
+      </w:pPr>
+      <w:bookmarkStart w:id="16" w:name="_Toc242453758"/>
+      <w:r>
+        <w:rPr>
+          <w:rFonts w:hint="eastAsia"/>
+        </w:rPr>
+        <w:lastRenderedPageBreak/>
         <w:t>四、</w:t>
       </w:r>
       <w:r>
@@ -8662,28 +8252,36 @@
         </w:rPr>
         <w:t>水坑攻击链技术剖析</w:t>
       </w:r>
+      <w:bookmarkEnd w:id="16"/>
+    </w:p>
+    <w:p>
+      <w:pPr>
+        <w:pStyle w:val="2"/>
+        <w:rPr>
+          <w:rFonts w:hint="eastAsia"/>
+        </w:rPr>
+      </w:pPr>
+      <w:bookmarkStart w:id="17" w:name="_Toc242453759"/>
+      <w:r>
+        <w:rPr>
+          <w:rFonts w:hint="eastAsia"/>
+        </w:rPr>
+        <w:t xml:space="preserve">4.1 </w:t>
+      </w:r>
+      <w:r>
+        <w:rPr>
+          <w:rFonts w:hint="eastAsia"/>
+        </w:rPr>
+        <w:t>利用链的通用结构</w:t>
+      </w:r>
       <w:bookmarkEnd w:id="17"/>
     </w:p>
     <w:p>
       <w:pPr>
-        <w:pStyle w:val="2"/>
-      </w:pPr>
-      <w:bookmarkStart w:id="18" w:name="_Toc242180196"/>
-      <w:r>
-        <w:rPr>
-          <w:rFonts w:hint="eastAsia"/>
-        </w:rPr>
-        <w:t xml:space="preserve">4.1 </w:t>
-      </w:r>
-      <w:r>
-        <w:rPr>
-          <w:rFonts w:hint="eastAsia"/>
-        </w:rPr>
-        <w:t>利用链的通用结构</w:t>
-      </w:r>
-      <w:bookmarkEnd w:id="18"/>
-    </w:p>
-    <w:p>
+        <w:rPr>
+          <w:rFonts w:hint="eastAsia"/>
+        </w:rPr>
+      </w:pPr>
       <w:r>
         <w:rPr>
           <w:rFonts w:hint="eastAsia"/>
@@ -8785,6 +8383,9 @@
       <w:pPr>
         <w:pStyle w:val="a"/>
         <w:ind w:left="422" w:hanging="422"/>
+        <w:rPr>
+          <w:rFonts w:hint="eastAsia"/>
+        </w:rPr>
       </w:pPr>
       <w:r>
         <w:rPr>
@@ -8835,55 +8436,19 @@
         <w:rPr>
           <w:rFonts w:ascii="Consolas" w:hAnsi="Consolas"/>
         </w:rPr>
-        <w:t>CVE-2</w:t>
+        <w:t>CVE-2019-8605</w:t>
+      </w:r>
+      <w:r>
+        <w:rPr>
+          <w:rFonts w:hint="eastAsia"/>
+        </w:rPr>
+        <w:t>、</w:t>
       </w:r>
       <w:r>
         <w:rPr>
           <w:rFonts w:ascii="Consolas" w:hAnsi="Consolas"/>
         </w:rPr>
-        <w:t>t.me/one00190</w:t>
-      </w:r>
-      <w:r>
-        <w:rPr>
-          <w:rFonts w:ascii="Consolas" w:hAnsi="Consolas"/>
-        </w:rPr>
-        <w:t>19-86</w:t>
-      </w:r>
-      <w:r>
-        <w:rPr>
-          <w:rFonts w:ascii="Consolas" w:hAnsi="Consolas"/>
-        </w:rPr>
-        <w:t>t.me/one00190</w:t>
-      </w:r>
-      <w:r>
-        <w:rPr>
-          <w:rFonts w:ascii="Consolas" w:hAnsi="Consolas"/>
-        </w:rPr>
-        <w:t>5</w:t>
-      </w:r>
-      <w:r>
-        <w:rPr>
-          <w:rFonts w:hint="eastAsia"/>
-        </w:rPr>
-        <w:t>、</w:t>
-      </w:r>
-      <w:r>
-        <w:rPr>
-          <w:rFonts w:ascii="Consolas" w:hAnsi="Consolas"/>
-        </w:rPr>
-        <w:t>CVE-2</w:t>
-      </w:r>
-      <w:r>
-        <w:rPr>
-          <w:rFonts w:ascii="Consolas" w:hAnsi="Consolas"/>
-        </w:rPr>
-        <w:t>t.me/one00190</w:t>
-      </w:r>
-      <w:r>
-        <w:rPr>
-          <w:rFonts w:ascii="Consolas" w:hAnsi="Consolas"/>
-        </w:rPr>
-        <w:t>21-1789</w:t>
+        <w:t>CVE-2021-1789</w:t>
       </w:r>
       <w:r>
         <w:rPr>
@@ -8920,6 +8485,9 @@
       <w:pPr>
         <w:pStyle w:val="a"/>
         <w:ind w:left="422" w:hanging="422"/>
+        <w:rPr>
+          <w:rFonts w:hint="eastAsia"/>
+        </w:rPr>
       </w:pPr>
       <w:r>
         <w:rPr>
@@ -8970,97 +8538,49 @@
         <w:rPr>
           <w:rFonts w:ascii="Consolas" w:hAnsi="Consolas"/>
         </w:rPr>
-        <w:t>CVE-2</w:t>
+        <w:t>CVE-2019-7287</w:t>
+      </w:r>
+      <w:r>
+        <w:rPr>
+          <w:rFonts w:hint="eastAsia"/>
+        </w:rPr>
+        <w:t>、</w:t>
       </w:r>
       <w:r>
         <w:rPr>
           <w:rFonts w:ascii="Consolas" w:hAnsi="Consolas"/>
         </w:rPr>
-        <w:t>t.me/one00190</w:t>
+        <w:t>CVE-2021-30869</w:t>
+      </w:r>
+      <w:r>
+        <w:rPr>
+          <w:rFonts w:hint="eastAsia"/>
+        </w:rPr>
+        <w:t>），或借助内核驱动物理层漏洞（如</w:t>
+      </w:r>
+      <w:r>
+        <w:rPr>
+          <w:rFonts w:hint="eastAsia"/>
+        </w:rPr>
+        <w:t xml:space="preserve"> IOMobileFrameBuffer </w:t>
+      </w:r>
+      <w:r>
+        <w:rPr>
+          <w:rFonts w:hint="eastAsia"/>
+        </w:rPr>
+        <w:t>的</w:t>
+      </w:r>
+      <w:r>
+        <w:rPr>
+          <w:rFonts w:hint="eastAsia"/>
+        </w:rPr>
+        <w:t xml:space="preserve"> </w:t>
       </w:r>
       <w:r>
         <w:rPr>
           <w:rFonts w:ascii="Consolas" w:hAnsi="Consolas"/>
         </w:rPr>
-        <w:t>19-7287</w:t>
-      </w:r>
-      <w:r>
-        <w:rPr>
-          <w:rFonts w:hint="eastAsia"/>
-        </w:rPr>
-        <w:t>、</w:t>
-      </w:r>
-      <w:r>
-        <w:rPr>
-          <w:rFonts w:ascii="Consolas" w:hAnsi="Consolas"/>
-        </w:rPr>
-        <w:t>CVE-2</w:t>
-      </w:r>
-      <w:r>
-        <w:rPr>
-          <w:rFonts w:ascii="Consolas" w:hAnsi="Consolas"/>
-        </w:rPr>
-        <w:t>t.me/one00190</w:t>
-      </w:r>
-      <w:r>
-        <w:rPr>
-          <w:rFonts w:ascii="Consolas" w:hAnsi="Consolas"/>
-        </w:rPr>
-        <w:t>21-3</w:t>
-      </w:r>
-      <w:r>
-        <w:rPr>
-          <w:rFonts w:ascii="Consolas" w:hAnsi="Consolas"/>
-        </w:rPr>
-        <w:t>t.me/one00190</w:t>
-      </w:r>
-      <w:r>
-        <w:rPr>
-          <w:rFonts w:ascii="Consolas" w:hAnsi="Consolas"/>
-        </w:rPr>
-        <w:t>869</w:t>
-      </w:r>
-      <w:r>
-        <w:rPr>
-          <w:rFonts w:hint="eastAsia"/>
-        </w:rPr>
-        <w:t>），或借助内核驱动物理层漏洞（如</w:t>
-      </w:r>
-      <w:r>
-        <w:rPr>
-          <w:rFonts w:hint="eastAsia"/>
-        </w:rPr>
-        <w:t xml:space="preserve"> IOMobileFrameBuffer </w:t>
-      </w:r>
-      <w:r>
-        <w:rPr>
-          <w:rFonts w:hint="eastAsia"/>
-        </w:rPr>
-        <w:t>的</w:t>
-      </w:r>
-      <w:r>
-        <w:rPr>
-          <w:rFonts w:hint="eastAsia"/>
-        </w:rPr>
-        <w:t xml:space="preserve"> </w:t>
-      </w:r>
-      <w:r>
-        <w:rPr>
-          <w:rFonts w:ascii="Consolas" w:hAnsi="Consolas"/>
-        </w:rPr>
-        <w:t>CVE-2</w:t>
-      </w:r>
-      <w:r>
-        <w:rPr>
-          <w:rFonts w:ascii="Consolas" w:hAnsi="Consolas"/>
-        </w:rPr>
-        <w:t>t.me/one00190</w:t>
-      </w:r>
-      <w:r>
-        <w:rPr>
-          <w:rFonts w:ascii="Consolas" w:hAnsi="Consolas"/>
-        </w:rPr>
-        <w:t>19-7286</w:t>
+        <w:t>CVE-2019-7286</w:t>
       </w:r>
       <w:r>
         <w:rPr>
@@ -9073,6 +8593,9 @@
       <w:pPr>
         <w:pStyle w:val="a"/>
         <w:ind w:left="422" w:hanging="422"/>
+        <w:rPr>
+          <w:rFonts w:hint="eastAsia"/>
+        </w:rPr>
       </w:pPr>
       <w:r>
         <w:rPr>
@@ -9091,19 +8614,7 @@
         <w:rPr>
           <w:rFonts w:hint="eastAsia"/>
         </w:rPr>
-        <w:t>2</w:t>
-      </w:r>
-      <w:r>
-        <w:rPr>
-          <w:rFonts w:hint="eastAsia"/>
-        </w:rPr>
-        <w:t>t.me/one00190</w:t>
-      </w:r>
-      <w:r>
-        <w:rPr>
-          <w:rFonts w:hint="eastAsia"/>
-        </w:rPr>
-        <w:t xml:space="preserve">19 </w:t>
+        <w:t xml:space="preserve">2019 </w:t>
       </w:r>
       <w:r>
         <w:rPr>
@@ -9139,8 +8650,11 @@
     <w:p>
       <w:pPr>
         <w:pStyle w:val="2"/>
-      </w:pPr>
-      <w:bookmarkStart w:id="19" w:name="_Toc242180197"/>
+        <w:rPr>
+          <w:rFonts w:hint="eastAsia"/>
+        </w:rPr>
+      </w:pPr>
+      <w:bookmarkStart w:id="18" w:name="_Toc242453760"/>
       <w:r>
         <w:rPr>
           <w:rFonts w:hint="eastAsia"/>
@@ -9153,9 +8667,14 @@
         </w:rPr>
         <w:t>水坑特有的技术设计</w:t>
       </w:r>
-      <w:bookmarkEnd w:id="19"/>
-    </w:p>
-    <w:p>
+      <w:bookmarkEnd w:id="18"/>
+    </w:p>
+    <w:p>
+      <w:pPr>
+        <w:rPr>
+          <w:rFonts w:hint="eastAsia"/>
+        </w:rPr>
+      </w:pPr>
       <w:r>
         <w:rPr>
           <w:rFonts w:hint="eastAsia"/>
@@ -9167,6 +8686,9 @@
       <w:pPr>
         <w:pStyle w:val="a"/>
         <w:ind w:left="422" w:hanging="422"/>
+        <w:rPr>
+          <w:rFonts w:hint="eastAsia"/>
+        </w:rPr>
       </w:pPr>
       <w:r>
         <w:rPr>
@@ -9222,6 +8744,9 @@
       <w:pPr>
         <w:pStyle w:val="a"/>
         <w:ind w:left="422" w:hanging="422"/>
+        <w:rPr>
+          <w:rFonts w:hint="eastAsia"/>
+        </w:rPr>
       </w:pPr>
       <w:r>
         <w:rPr>
@@ -9240,19 +8765,7 @@
         <w:rPr>
           <w:rFonts w:hint="eastAsia"/>
         </w:rPr>
-        <w:t xml:space="preserve"> 2</w:t>
-      </w:r>
-      <w:r>
-        <w:rPr>
-          <w:rFonts w:hint="eastAsia"/>
-        </w:rPr>
-        <w:t>t.me/one00190</w:t>
-      </w:r>
-      <w:r>
-        <w:rPr>
-          <w:rFonts w:hint="eastAsia"/>
-        </w:rPr>
-        <w:t xml:space="preserve">19 </w:t>
+        <w:t xml:space="preserve"> 2019 </w:t>
       </w:r>
       <w:r>
         <w:rPr>
@@ -9288,19 +8801,7 @@
         <w:rPr>
           <w:rFonts w:hint="eastAsia"/>
         </w:rPr>
-        <w:t xml:space="preserve"> iOS 1</w:t>
-      </w:r>
-      <w:r>
-        <w:rPr>
-          <w:rFonts w:hint="eastAsia"/>
-        </w:rPr>
-        <w:t>t.me/one00190</w:t>
-      </w:r>
-      <w:r>
-        <w:rPr>
-          <w:rFonts w:hint="eastAsia"/>
-        </w:rPr>
-        <w:t xml:space="preserve"> </w:t>
+        <w:t xml:space="preserve"> iOS 10 </w:t>
       </w:r>
       <w:r>
         <w:rPr>
@@ -9325,6 +8826,9 @@
       <w:pPr>
         <w:pStyle w:val="a"/>
         <w:ind w:left="422" w:hanging="422"/>
+        <w:rPr>
+          <w:rFonts w:hint="eastAsia"/>
+        </w:rPr>
       </w:pPr>
       <w:r>
         <w:rPr>
@@ -9380,6 +8884,9 @@
       <w:pPr>
         <w:pStyle w:val="a"/>
         <w:ind w:left="422" w:hanging="422"/>
+        <w:rPr>
+          <w:rFonts w:hint="eastAsia"/>
+        </w:rPr>
       </w:pPr>
       <w:r>
         <w:rPr>
@@ -9410,8 +8917,11 @@
     <w:p>
       <w:pPr>
         <w:pStyle w:val="2"/>
-      </w:pPr>
-      <w:bookmarkStart w:id="20" w:name="_Toc242180198"/>
+        <w:rPr>
+          <w:rFonts w:hint="eastAsia"/>
+        </w:rPr>
+      </w:pPr>
+      <w:bookmarkStart w:id="19" w:name="_Toc242453761"/>
       <w:r>
         <w:rPr>
           <w:rFonts w:hint="eastAsia"/>
@@ -9424,12 +8934,15 @@
         </w:rPr>
         <w:t>为什么移动端水坑难以被发现</w:t>
       </w:r>
-      <w:bookmarkEnd w:id="20"/>
+      <w:bookmarkEnd w:id="19"/>
     </w:p>
     <w:p>
       <w:pPr>
         <w:pStyle w:val="a"/>
         <w:ind w:left="422" w:hanging="422"/>
+        <w:rPr>
+          <w:rFonts w:hint="eastAsia"/>
+        </w:rPr>
       </w:pPr>
       <w:r>
         <w:rPr>
@@ -9449,6 +8962,9 @@
       <w:pPr>
         <w:pStyle w:val="a"/>
         <w:ind w:left="422" w:hanging="422"/>
+        <w:rPr>
+          <w:rFonts w:hint="eastAsia"/>
+        </w:rPr>
       </w:pPr>
       <w:r>
         <w:rPr>
@@ -9468,6 +8984,9 @@
       <w:pPr>
         <w:pStyle w:val="a"/>
         <w:ind w:left="422" w:hanging="422"/>
+        <w:rPr>
+          <w:rFonts w:hint="eastAsia"/>
+        </w:rPr>
       </w:pPr>
       <w:r>
         <w:rPr>
@@ -9511,6 +9030,9 @@
       <w:pPr>
         <w:pStyle w:val="a"/>
         <w:ind w:left="422" w:hanging="422"/>
+        <w:rPr>
+          <w:rFonts w:hint="eastAsia"/>
+        </w:rPr>
       </w:pPr>
       <w:r>
         <w:rPr>
@@ -9577,17 +9099,26 @@
     <w:p>
       <w:pPr>
         <w:pStyle w:val="1"/>
-      </w:pPr>
-      <w:bookmarkStart w:id="21" w:name="_Toc242180199"/>
-      <w:r>
-        <w:rPr>
-          <w:rFonts w:hint="eastAsia"/>
-        </w:rPr>
+        <w:rPr>
+          <w:rFonts w:hint="eastAsia"/>
+        </w:rPr>
+      </w:pPr>
+      <w:bookmarkStart w:id="20" w:name="_Toc242453762"/>
+      <w:r>
+        <w:rPr>
+          <w:rFonts w:hint="eastAsia"/>
+        </w:rPr>
+        <w:lastRenderedPageBreak/>
         <w:t>五、攻击者画像与动机</w:t>
       </w:r>
-      <w:bookmarkEnd w:id="21"/>
-    </w:p>
-    <w:p>
+      <w:bookmarkEnd w:id="20"/>
+    </w:p>
+    <w:p>
+      <w:pPr>
+        <w:rPr>
+          <w:rFonts w:hint="eastAsia"/>
+        </w:rPr>
+      </w:pPr>
       <w:r>
         <w:rPr>
           <w:rFonts w:hint="eastAsia"/>
@@ -9611,6 +9142,9 @@
       <w:pPr>
         <w:pStyle w:val="a"/>
         <w:ind w:left="422" w:hanging="422"/>
+        <w:rPr>
+          <w:rFonts w:hint="eastAsia"/>
+        </w:rPr>
       </w:pPr>
       <w:r>
         <w:rPr>
@@ -9629,19 +9163,7 @@
         <w:rPr>
           <w:rFonts w:hint="eastAsia"/>
         </w:rPr>
-        <w:t>2</w:t>
-      </w:r>
-      <w:r>
-        <w:rPr>
-          <w:rFonts w:hint="eastAsia"/>
-        </w:rPr>
-        <w:t>t.me/one00190</w:t>
-      </w:r>
-      <w:r>
-        <w:rPr>
-          <w:rFonts w:hint="eastAsia"/>
-        </w:rPr>
-        <w:t>19</w:t>
+        <w:t>2019</w:t>
       </w:r>
       <w:r>
         <w:rPr>
@@ -9653,25 +9175,7 @@
         <w:rPr>
           <w:rFonts w:hint="eastAsia"/>
         </w:rPr>
-        <w:t>2</w:t>
-      </w:r>
-      <w:r>
-        <w:rPr>
-          <w:rFonts w:hint="eastAsia"/>
-        </w:rPr>
-        <w:t>t.me/one00190</w:t>
-      </w:r>
-      <w:r>
-        <w:rPr>
-          <w:rFonts w:hint="eastAsia"/>
-        </w:rPr>
-        <w:t>2</w:t>
-      </w:r>
-      <w:r>
-        <w:rPr>
-          <w:rFonts w:hint="eastAsia"/>
-        </w:rPr>
-        <w:t>t.me/one00190</w:t>
+        <w:t>2020</w:t>
       </w:r>
       <w:r>
         <w:rPr>
@@ -9683,19 +9187,7 @@
         <w:rPr>
           <w:rFonts w:hint="eastAsia"/>
         </w:rPr>
-        <w:t>2</w:t>
-      </w:r>
-      <w:r>
-        <w:rPr>
-          <w:rFonts w:hint="eastAsia"/>
-        </w:rPr>
-        <w:t>t.me/one00190</w:t>
-      </w:r>
-      <w:r>
-        <w:rPr>
-          <w:rFonts w:hint="eastAsia"/>
-        </w:rPr>
-        <w:t>21</w:t>
+        <w:t>2021</w:t>
       </w:r>
       <w:r>
         <w:rPr>
@@ -9719,19 +9211,7 @@
         <w:rPr>
           <w:rFonts w:hint="eastAsia"/>
         </w:rPr>
-        <w:t xml:space="preserve"> 2</w:t>
-      </w:r>
-      <w:r>
-        <w:rPr>
-          <w:rFonts w:hint="eastAsia"/>
-        </w:rPr>
-        <w:t>t.me/one00190</w:t>
-      </w:r>
-      <w:r>
-        <w:rPr>
-          <w:rFonts w:hint="eastAsia"/>
-        </w:rPr>
-        <w:t xml:space="preserve">21 </w:t>
+        <w:t xml:space="preserve"> 2021 </w:t>
       </w:r>
       <w:r>
         <w:rPr>
@@ -9768,6 +9248,9 @@
       <w:pPr>
         <w:pStyle w:val="a"/>
         <w:ind w:left="422" w:hanging="422"/>
+        <w:rPr>
+          <w:rFonts w:hint="eastAsia"/>
+        </w:rPr>
       </w:pPr>
       <w:r>
         <w:rPr>
@@ -9786,19 +9269,7 @@
         <w:rPr>
           <w:rFonts w:hint="eastAsia"/>
         </w:rPr>
-        <w:t xml:space="preserve"> </w:t>
-      </w:r>
-      <w:r>
-        <w:rPr>
-          <w:rFonts w:hint="eastAsia"/>
-        </w:rPr>
-        <w:t>t.me/one00190</w:t>
-      </w:r>
-      <w:r>
-        <w:rPr>
-          <w:rFonts w:hint="eastAsia"/>
-        </w:rPr>
-        <w:t xml:space="preserve">-day </w:t>
+        <w:t xml:space="preserve"> 0-day </w:t>
       </w:r>
       <w:r>
         <w:rPr>
@@ -9834,19 +9305,7 @@
         <w:rPr>
           <w:rFonts w:hint="eastAsia"/>
         </w:rPr>
-        <w:t>2</w:t>
-      </w:r>
-      <w:r>
-        <w:rPr>
-          <w:rFonts w:hint="eastAsia"/>
-        </w:rPr>
-        <w:t>t.me/one00190</w:t>
-      </w:r>
-      <w:r>
-        <w:rPr>
-          <w:rFonts w:hint="eastAsia"/>
-        </w:rPr>
-        <w:t xml:space="preserve">19 </w:t>
+        <w:t xml:space="preserve">2019 </w:t>
       </w:r>
       <w:r>
         <w:rPr>
@@ -9894,19 +9353,7 @@
         <w:rPr>
           <w:rFonts w:hint="eastAsia"/>
         </w:rPr>
-        <w:t>2</w:t>
-      </w:r>
-      <w:r>
-        <w:rPr>
-          <w:rFonts w:hint="eastAsia"/>
-        </w:rPr>
-        <w:t>t.me/one00190</w:t>
-      </w:r>
-      <w:r>
-        <w:rPr>
-          <w:rFonts w:hint="eastAsia"/>
-        </w:rPr>
-        <w:t xml:space="preserve">21 </w:t>
+        <w:t xml:space="preserve">2021 </w:t>
       </w:r>
       <w:r>
         <w:rPr>
@@ -9919,6 +9366,9 @@
       <w:pPr>
         <w:pStyle w:val="a"/>
         <w:ind w:left="422" w:hanging="422"/>
+        <w:rPr>
+          <w:rFonts w:hint="eastAsia"/>
+        </w:rPr>
       </w:pPr>
       <w:r>
         <w:rPr>
@@ -9949,25 +9399,7 @@
         <w:rPr>
           <w:rFonts w:hint="eastAsia"/>
         </w:rPr>
-        <w:t>2</w:t>
-      </w:r>
-      <w:r>
-        <w:rPr>
-          <w:rFonts w:hint="eastAsia"/>
-        </w:rPr>
-        <w:t>t.me/one00190</w:t>
-      </w:r>
-      <w:r>
-        <w:rPr>
-          <w:rFonts w:hint="eastAsia"/>
-        </w:rPr>
-        <w:t>2</w:t>
-      </w:r>
-      <w:r>
-        <w:rPr>
-          <w:rFonts w:hint="eastAsia"/>
-        </w:rPr>
-        <w:t>t.me/one00190</w:t>
+        <w:t>2020</w:t>
       </w:r>
       <w:r>
         <w:rPr>
@@ -9979,19 +9411,7 @@
         <w:rPr>
           <w:rFonts w:hint="eastAsia"/>
         </w:rPr>
-        <w:t>2</w:t>
-      </w:r>
-      <w:r>
-        <w:rPr>
-          <w:rFonts w:hint="eastAsia"/>
-        </w:rPr>
-        <w:t>t.me/one00190</w:t>
-      </w:r>
-      <w:r>
-        <w:rPr>
-          <w:rFonts w:hint="eastAsia"/>
-        </w:rPr>
-        <w:t xml:space="preserve">21 </w:t>
+        <w:t xml:space="preserve">2021 </w:t>
       </w:r>
       <w:r>
         <w:rPr>
@@ -10040,6 +9460,9 @@
       <w:pPr>
         <w:pStyle w:val="a"/>
         <w:ind w:left="422" w:hanging="422"/>
+        <w:rPr>
+          <w:rFonts w:hint="eastAsia"/>
+        </w:rPr>
       </w:pPr>
       <w:r>
         <w:rPr>
@@ -10154,39 +9577,49 @@
     <w:p>
       <w:pPr>
         <w:pStyle w:val="1"/>
-      </w:pPr>
-      <w:bookmarkStart w:id="22" w:name="_Toc242180200"/>
-      <w:r>
-        <w:rPr>
-          <w:rFonts w:hint="eastAsia"/>
-        </w:rPr>
+        <w:rPr>
+          <w:rFonts w:hint="eastAsia"/>
+        </w:rPr>
+      </w:pPr>
+      <w:bookmarkStart w:id="21" w:name="_Toc242453763"/>
+      <w:r>
+        <w:rPr>
+          <w:rFonts w:hint="eastAsia"/>
+        </w:rPr>
+        <w:lastRenderedPageBreak/>
         <w:t>六、防御与缓解建议</w:t>
       </w:r>
+      <w:bookmarkEnd w:id="21"/>
+    </w:p>
+    <w:p>
+      <w:pPr>
+        <w:pStyle w:val="2"/>
+        <w:rPr>
+          <w:rFonts w:hint="eastAsia"/>
+        </w:rPr>
+      </w:pPr>
+      <w:bookmarkStart w:id="22" w:name="_Toc242453764"/>
+      <w:r>
+        <w:rPr>
+          <w:rFonts w:hint="eastAsia"/>
+        </w:rPr>
+        <w:t xml:space="preserve">6.1 </w:t>
+      </w:r>
+      <w:r>
+        <w:rPr>
+          <w:rFonts w:hint="eastAsia"/>
+        </w:rPr>
+        <w:t>个人用户</w:t>
+      </w:r>
       <w:bookmarkEnd w:id="22"/>
-    </w:p>
-    <w:p>
-      <w:pPr>
-        <w:pStyle w:val="2"/>
-      </w:pPr>
-      <w:bookmarkStart w:id="23" w:name="_Toc242180201"/>
-      <w:r>
-        <w:rPr>
-          <w:rFonts w:hint="eastAsia"/>
-        </w:rPr>
-        <w:t xml:space="preserve">6.1 </w:t>
-      </w:r>
-      <w:r>
-        <w:rPr>
-          <w:rFonts w:hint="eastAsia"/>
-        </w:rPr>
-        <w:t>个人用户</w:t>
-      </w:r>
-      <w:bookmarkEnd w:id="23"/>
     </w:p>
     <w:p>
       <w:pPr>
         <w:pStyle w:val="a"/>
         <w:ind w:left="422" w:hanging="422"/>
+        <w:rPr>
+          <w:rFonts w:hint="eastAsia"/>
+        </w:rPr>
       </w:pPr>
       <w:r>
         <w:rPr>
@@ -10205,19 +9638,7 @@
         <w:rPr>
           <w:rFonts w:hint="eastAsia"/>
         </w:rPr>
-        <w:t>2</w:t>
-      </w:r>
-      <w:r>
-        <w:rPr>
-          <w:rFonts w:hint="eastAsia"/>
-        </w:rPr>
-        <w:t>t.me/one00190</w:t>
-      </w:r>
-      <w:r>
-        <w:rPr>
-          <w:rFonts w:hint="eastAsia"/>
-        </w:rPr>
-        <w:t xml:space="preserve">19 </w:t>
+        <w:t xml:space="preserve">2019 </w:t>
       </w:r>
       <w:r>
         <w:rPr>
@@ -10229,19 +9650,7 @@
         <w:rPr>
           <w:rFonts w:hint="eastAsia"/>
         </w:rPr>
-        <w:t xml:space="preserve"> </w:t>
-      </w:r>
-      <w:r>
-        <w:rPr>
-          <w:rFonts w:hint="eastAsia"/>
-        </w:rPr>
-        <w:t>t.me/one00190</w:t>
-      </w:r>
-      <w:r>
-        <w:rPr>
-          <w:rFonts w:hint="eastAsia"/>
-        </w:rPr>
-        <w:t xml:space="preserve">-day </w:t>
+        <w:t xml:space="preserve"> 0-day </w:t>
       </w:r>
       <w:r>
         <w:rPr>
@@ -10253,43 +9662,7 @@
         <w:rPr>
           <w:rFonts w:hint="eastAsia"/>
         </w:rPr>
-        <w:t>2</w:t>
-      </w:r>
-      <w:r>
-        <w:rPr>
-          <w:rFonts w:hint="eastAsia"/>
-        </w:rPr>
-        <w:t>t.me/one00190</w:t>
-      </w:r>
-      <w:r>
-        <w:rPr>
-          <w:rFonts w:hint="eastAsia"/>
-        </w:rPr>
-        <w:t>2</w:t>
-      </w:r>
-      <w:r>
-        <w:rPr>
-          <w:rFonts w:hint="eastAsia"/>
-        </w:rPr>
-        <w:t>t.me/one00190</w:t>
-      </w:r>
-      <w:r>
-        <w:rPr>
-          <w:rFonts w:hint="eastAsia"/>
-        </w:rPr>
-        <w:t>/2</w:t>
-      </w:r>
-      <w:r>
-        <w:rPr>
-          <w:rFonts w:hint="eastAsia"/>
-        </w:rPr>
-        <w:t>t.me/one00190</w:t>
-      </w:r>
-      <w:r>
-        <w:rPr>
-          <w:rFonts w:hint="eastAsia"/>
-        </w:rPr>
-        <w:t xml:space="preserve">21 </w:t>
+        <w:t xml:space="preserve">2020/2021 </w:t>
       </w:r>
       <w:r>
         <w:rPr>
@@ -10326,6 +9699,9 @@
       <w:pPr>
         <w:pStyle w:val="a"/>
         <w:ind w:left="422" w:hanging="422"/>
+        <w:rPr>
+          <w:rFonts w:hint="eastAsia"/>
+        </w:rPr>
       </w:pPr>
       <w:r>
         <w:rPr>
@@ -10369,6 +9745,9 @@
       <w:pPr>
         <w:pStyle w:val="a"/>
         <w:ind w:left="422" w:hanging="422"/>
+        <w:rPr>
+          <w:rFonts w:hint="eastAsia"/>
+        </w:rPr>
       </w:pPr>
       <w:r>
         <w:rPr>
@@ -10414,6 +9793,9 @@
       <w:pPr>
         <w:pStyle w:val="a"/>
         <w:ind w:left="422" w:hanging="422"/>
+        <w:rPr>
+          <w:rFonts w:hint="eastAsia"/>
+        </w:rPr>
       </w:pPr>
       <w:r>
         <w:rPr>
@@ -10446,8 +9828,11 @@
     <w:p>
       <w:pPr>
         <w:pStyle w:val="2"/>
-      </w:pPr>
-      <w:bookmarkStart w:id="24" w:name="_Toc242180202"/>
+        <w:rPr>
+          <w:rFonts w:hint="eastAsia"/>
+        </w:rPr>
+      </w:pPr>
+      <w:bookmarkStart w:id="23" w:name="_Toc242453765"/>
       <w:r>
         <w:rPr>
           <w:rFonts w:hint="eastAsia"/>
@@ -10460,12 +9845,15 @@
         </w:rPr>
         <w:t>企业与组织</w:t>
       </w:r>
-      <w:bookmarkEnd w:id="24"/>
+      <w:bookmarkEnd w:id="23"/>
     </w:p>
     <w:p>
       <w:pPr>
         <w:pStyle w:val="a"/>
         <w:ind w:left="422" w:hanging="422"/>
+        <w:rPr>
+          <w:rFonts w:hint="eastAsia"/>
+        </w:rPr>
       </w:pPr>
       <w:r>
         <w:rPr>
@@ -10523,6 +9911,9 @@
       <w:pPr>
         <w:pStyle w:val="a"/>
         <w:ind w:left="422" w:hanging="422"/>
+        <w:rPr>
+          <w:rFonts w:hint="eastAsia"/>
+        </w:rPr>
       </w:pPr>
       <w:r>
         <w:rPr>
@@ -10561,6 +9952,9 @@
       <w:pPr>
         <w:pStyle w:val="a"/>
         <w:ind w:left="422" w:hanging="422"/>
+        <w:rPr>
+          <w:rFonts w:hint="eastAsia"/>
+        </w:rPr>
       </w:pPr>
       <w:r>
         <w:rPr>
@@ -10640,6 +10034,9 @@
       <w:pPr>
         <w:pStyle w:val="a"/>
         <w:ind w:left="422" w:hanging="422"/>
+        <w:rPr>
+          <w:rFonts w:hint="eastAsia"/>
+        </w:rPr>
       </w:pPr>
       <w:r>
         <w:rPr>
@@ -10670,8 +10067,11 @@
     <w:p>
       <w:pPr>
         <w:pStyle w:val="2"/>
-      </w:pPr>
-      <w:bookmarkStart w:id="25" w:name="_Toc242180203"/>
+        <w:rPr>
+          <w:rFonts w:hint="eastAsia"/>
+        </w:rPr>
+      </w:pPr>
+      <w:bookmarkStart w:id="24" w:name="_Toc242453766"/>
       <w:r>
         <w:rPr>
           <w:rFonts w:hint="eastAsia"/>
@@ -10708,12 +10108,15 @@
         </w:rPr>
         <w:t>的第一责任面）</w:t>
       </w:r>
-      <w:bookmarkEnd w:id="25"/>
+      <w:bookmarkEnd w:id="24"/>
     </w:p>
     <w:p>
       <w:pPr>
         <w:pStyle w:val="a"/>
         <w:ind w:left="422" w:hanging="422"/>
+        <w:rPr>
+          <w:rFonts w:hint="eastAsia"/>
+        </w:rPr>
       </w:pPr>
       <w:r>
         <w:rPr>
@@ -10783,6 +10186,9 @@
       <w:pPr>
         <w:pStyle w:val="a"/>
         <w:ind w:left="422" w:hanging="422"/>
+        <w:rPr>
+          <w:rFonts w:hint="eastAsia"/>
+        </w:rPr>
       </w:pPr>
       <w:r>
         <w:rPr>
@@ -10838,6 +10244,9 @@
       <w:pPr>
         <w:pStyle w:val="a"/>
         <w:ind w:left="422" w:hanging="422"/>
+        <w:rPr>
+          <w:rFonts w:hint="eastAsia"/>
+        </w:rPr>
       </w:pPr>
       <w:r>
         <w:rPr>
@@ -10869,6 +10278,9 @@
       <w:pPr>
         <w:pStyle w:val="a"/>
         <w:ind w:left="422" w:hanging="422"/>
+        <w:rPr>
+          <w:rFonts w:hint="eastAsia"/>
+        </w:rPr>
       </w:pPr>
       <w:r>
         <w:rPr>
@@ -10887,8 +10299,11 @@
     <w:p>
       <w:pPr>
         <w:pStyle w:val="2"/>
-      </w:pPr>
-      <w:bookmarkStart w:id="26" w:name="_Toc242180204"/>
+        <w:rPr>
+          <w:rFonts w:hint="eastAsia"/>
+        </w:rPr>
+      </w:pPr>
+      <w:bookmarkStart w:id="25" w:name="_Toc242453767"/>
       <w:r>
         <w:rPr>
           <w:rFonts w:hint="eastAsia"/>
@@ -10901,7 +10316,7 @@
         </w:rPr>
         <w:t>检测指标速查</w:t>
       </w:r>
-      <w:bookmarkEnd w:id="26"/>
+      <w:bookmarkEnd w:id="25"/>
     </w:p>
     <w:tbl>
       <w:tblPr>
@@ -10922,6 +10337,12 @@
         <w:gridCol w:w="3057"/>
       </w:tblGrid>
       <w:tr>
+        <w:tblPrEx>
+          <w:tblCellMar>
+            <w:top w:w="0" w:type="dxa"/>
+            <w:bottom w:w="0" w:type="dxa"/>
+          </w:tblCellMar>
+        </w:tblPrEx>
         <w:tc>
           <w:tcPr>
             <w:tcW w:w="1667" w:type="pct"/>
@@ -10993,6 +10414,12 @@
         </w:tc>
       </w:tr>
       <w:tr>
+        <w:tblPrEx>
+          <w:tblCellMar>
+            <w:top w:w="0" w:type="dxa"/>
+            <w:bottom w:w="0" w:type="dxa"/>
+          </w:tblCellMar>
+        </w:tblPrEx>
         <w:tc>
           <w:tcPr>
             <w:tcW w:w="1667" w:type="pct"/>
@@ -11086,6 +10513,12 @@
         </w:tc>
       </w:tr>
       <w:tr>
+        <w:tblPrEx>
+          <w:tblCellMar>
+            <w:top w:w="0" w:type="dxa"/>
+            <w:bottom w:w="0" w:type="dxa"/>
+          </w:tblCellMar>
+        </w:tblPrEx>
         <w:tc>
           <w:tcPr>
             <w:tcW w:w="1667" w:type="pct"/>
@@ -11165,6 +10598,12 @@
         </w:tc>
       </w:tr>
       <w:tr>
+        <w:tblPrEx>
+          <w:tblCellMar>
+            <w:top w:w="0" w:type="dxa"/>
+            <w:bottom w:w="0" w:type="dxa"/>
+          </w:tblCellMar>
+        </w:tblPrEx>
         <w:tc>
           <w:tcPr>
             <w:tcW w:w="1667" w:type="pct"/>
@@ -11244,6 +10683,12 @@
         </w:tc>
       </w:tr>
       <w:tr>
+        <w:tblPrEx>
+          <w:tblCellMar>
+            <w:top w:w="0" w:type="dxa"/>
+            <w:bottom w:w="0" w:type="dxa"/>
+          </w:tblCellMar>
+        </w:tblPrEx>
         <w:tc>
           <w:tcPr>
             <w:tcW w:w="1667" w:type="pct"/>
@@ -11316,6 +10761,12 @@
         </w:tc>
       </w:tr>
       <w:tr>
+        <w:tblPrEx>
+          <w:tblCellMar>
+            <w:top w:w="0" w:type="dxa"/>
+            <w:bottom w:w="0" w:type="dxa"/>
+          </w:tblCellMar>
+        </w:tblPrEx>
         <w:tc>
           <w:tcPr>
             <w:tcW w:w="1667" w:type="pct"/>
@@ -11381,6 +10832,12 @@
         </w:tc>
       </w:tr>
       <w:tr>
+        <w:tblPrEx>
+          <w:tblCellMar>
+            <w:top w:w="0" w:type="dxa"/>
+            <w:bottom w:w="0" w:type="dxa"/>
+          </w:tblCellMar>
+        </w:tblPrEx>
         <w:tc>
           <w:tcPr>
             <w:tcW w:w="1667" w:type="pct"/>
@@ -11398,6 +10855,7 @@
                 <w:rFonts w:hint="eastAsia"/>
                 <w:sz w:val="18"/>
               </w:rPr>
+              <w:lastRenderedPageBreak/>
               <w:t>重新水坑</w:t>
             </w:r>
           </w:p>
@@ -11464,20 +10922,27 @@
     <w:p>
       <w:pPr>
         <w:pStyle w:val="1"/>
-      </w:pPr>
-      <w:bookmarkStart w:id="27" w:name="_Toc242180205"/>
-      <w:r>
-        <w:rPr>
-          <w:rFonts w:hint="eastAsia"/>
-        </w:rPr>
+        <w:rPr>
+          <w:rFonts w:hint="eastAsia"/>
+        </w:rPr>
+      </w:pPr>
+      <w:bookmarkStart w:id="26" w:name="_Toc242453768"/>
+      <w:r>
+        <w:rPr>
+          <w:rFonts w:hint="eastAsia"/>
+        </w:rPr>
+        <w:lastRenderedPageBreak/>
         <w:t>七、趋势展望</w:t>
       </w:r>
-      <w:bookmarkEnd w:id="27"/>
+      <w:bookmarkEnd w:id="26"/>
     </w:p>
     <w:p>
       <w:pPr>
         <w:pStyle w:val="a"/>
         <w:ind w:left="422" w:hanging="422"/>
+        <w:rPr>
+          <w:rFonts w:hint="eastAsia"/>
+        </w:rPr>
       </w:pPr>
       <w:r>
         <w:rPr>
@@ -11539,19 +11004,7 @@
         <w:rPr>
           <w:rFonts w:hint="eastAsia"/>
         </w:rPr>
-        <w:t>2</w:t>
-      </w:r>
-      <w:r>
-        <w:rPr>
-          <w:rFonts w:hint="eastAsia"/>
-        </w:rPr>
-        <w:t>t.me/one00190</w:t>
-      </w:r>
-      <w:r>
-        <w:rPr>
-          <w:rFonts w:hint="eastAsia"/>
-        </w:rPr>
-        <w:t xml:space="preserve">21 </w:t>
+        <w:t xml:space="preserve">2021 </w:t>
       </w:r>
       <w:r>
         <w:rPr>
@@ -11564,6 +11017,9 @@
       <w:pPr>
         <w:pStyle w:val="a"/>
         <w:ind w:left="422" w:hanging="422"/>
+        <w:rPr>
+          <w:rFonts w:hint="eastAsia"/>
+        </w:rPr>
       </w:pPr>
       <w:r>
         <w:rPr>
@@ -11691,6 +11147,9 @@
       <w:pPr>
         <w:pStyle w:val="a"/>
         <w:ind w:left="422" w:hanging="422"/>
+        <w:rPr>
+          <w:rFonts w:hint="eastAsia"/>
+        </w:rPr>
       </w:pPr>
       <w:r>
         <w:rPr>
@@ -11710,6 +11169,9 @@
       <w:pPr>
         <w:pStyle w:val="a"/>
         <w:ind w:left="422" w:hanging="422"/>
+        <w:rPr>
+          <w:rFonts w:hint="eastAsia"/>
+        </w:rPr>
       </w:pPr>
       <w:r>
         <w:rPr>
@@ -11752,19 +11214,7 @@
         <w:rPr>
           <w:rFonts w:hint="eastAsia"/>
         </w:rPr>
-        <w:t xml:space="preserve"> </w:t>
-      </w:r>
-      <w:r>
-        <w:rPr>
-          <w:rFonts w:hint="eastAsia"/>
-        </w:rPr>
-        <w:t>t.me/one00190</w:t>
-      </w:r>
-      <w:r>
-        <w:rPr>
-          <w:rFonts w:hint="eastAsia"/>
-        </w:rPr>
-        <w:t xml:space="preserve">-day </w:t>
+        <w:t xml:space="preserve"> 0-day </w:t>
       </w:r>
       <w:r>
         <w:rPr>
@@ -11812,34 +11262,41 @@
     <w:p>
       <w:pPr>
         <w:pStyle w:val="1"/>
-      </w:pPr>
-      <w:bookmarkStart w:id="28" w:name="_Toc242180206"/>
-      <w:r>
-        <w:rPr>
-          <w:rFonts w:hint="eastAsia"/>
-        </w:rPr>
+        <w:rPr>
+          <w:rFonts w:hint="eastAsia"/>
+        </w:rPr>
+      </w:pPr>
+      <w:bookmarkStart w:id="27" w:name="_Toc242453769"/>
+      <w:r>
+        <w:rPr>
+          <w:rFonts w:hint="eastAsia"/>
+        </w:rPr>
+        <w:lastRenderedPageBreak/>
         <w:t>八、附录</w:t>
       </w:r>
+      <w:bookmarkEnd w:id="27"/>
+    </w:p>
+    <w:p>
+      <w:pPr>
+        <w:pStyle w:val="2"/>
+        <w:rPr>
+          <w:rFonts w:hint="eastAsia"/>
+        </w:rPr>
+      </w:pPr>
+      <w:bookmarkStart w:id="28" w:name="_Toc242453770"/>
+      <w:r>
+        <w:rPr>
+          <w:rFonts w:hint="eastAsia"/>
+        </w:rPr>
+        <w:t xml:space="preserve">8.1 </w:t>
+      </w:r>
+      <w:r>
+        <w:rPr>
+          <w:rFonts w:hint="eastAsia"/>
+        </w:rPr>
+        <w:t>术语表</w:t>
+      </w:r>
       <w:bookmarkEnd w:id="28"/>
-    </w:p>
-    <w:p>
-      <w:pPr>
-        <w:pStyle w:val="2"/>
-      </w:pPr>
-      <w:bookmarkStart w:id="29" w:name="_Toc242180207"/>
-      <w:r>
-        <w:rPr>
-          <w:rFonts w:hint="eastAsia"/>
-        </w:rPr>
-        <w:t xml:space="preserve">8.1 </w:t>
-      </w:r>
-      <w:r>
-        <w:rPr>
-          <w:rFonts w:hint="eastAsia"/>
-        </w:rPr>
-        <w:t>术语表</w:t>
-      </w:r>
-      <w:bookmarkEnd w:id="29"/>
     </w:p>
     <w:tbl>
       <w:tblPr>
@@ -11859,6 +11316,12 @@
         <w:gridCol w:w="4588"/>
       </w:tblGrid>
       <w:tr>
+        <w:tblPrEx>
+          <w:tblCellMar>
+            <w:top w:w="0" w:type="dxa"/>
+            <w:bottom w:w="0" w:type="dxa"/>
+          </w:tblCellMar>
+        </w:tblPrEx>
         <w:tc>
           <w:tcPr>
             <w:tcW w:w="2500" w:type="pct"/>
@@ -11907,6 +11370,12 @@
         </w:tc>
       </w:tr>
       <w:tr>
+        <w:tblPrEx>
+          <w:tblCellMar>
+            <w:top w:w="0" w:type="dxa"/>
+            <w:bottom w:w="0" w:type="dxa"/>
+          </w:tblCellMar>
+        </w:tblPrEx>
         <w:tc>
           <w:tcPr>
             <w:tcW w:w="2500" w:type="pct"/>
@@ -11951,6 +11420,12 @@
         </w:tc>
       </w:tr>
       <w:tr>
+        <w:tblPrEx>
+          <w:tblCellMar>
+            <w:top w:w="0" w:type="dxa"/>
+            <w:bottom w:w="0" w:type="dxa"/>
+          </w:tblCellMar>
+        </w:tblPrEx>
         <w:tc>
           <w:tcPr>
             <w:tcW w:w="2500" w:type="pct"/>
@@ -11967,13 +11442,7 @@
               <w:rPr>
                 <w:sz w:val="18"/>
               </w:rPr>
-              <w:t>t.me/one00190</w:t>
-            </w:r>
-            <w:r>
-              <w:rPr>
-                <w:sz w:val="18"/>
-              </w:rPr>
-              <w:t>-day / N-day</w:t>
+              <w:t>0-day / N-day</w:t>
             </w:r>
           </w:p>
         </w:tc>
@@ -12014,6 +11483,12 @@
         </w:tc>
       </w:tr>
       <w:tr>
+        <w:tblPrEx>
+          <w:tblCellMar>
+            <w:top w:w="0" w:type="dxa"/>
+            <w:bottom w:w="0" w:type="dxa"/>
+          </w:tblCellMar>
+        </w:tblPrEx>
         <w:tc>
           <w:tcPr>
             <w:tcW w:w="2500" w:type="pct"/>
@@ -12071,6 +11546,12 @@
         </w:tc>
       </w:tr>
       <w:tr>
+        <w:tblPrEx>
+          <w:tblCellMar>
+            <w:top w:w="0" w:type="dxa"/>
+            <w:bottom w:w="0" w:type="dxa"/>
+          </w:tblCellMar>
+        </w:tblPrEx>
         <w:tc>
           <w:tcPr>
             <w:tcW w:w="2500" w:type="pct"/>
@@ -12129,6 +11610,12 @@
         </w:tc>
       </w:tr>
       <w:tr>
+        <w:tblPrEx>
+          <w:tblCellMar>
+            <w:top w:w="0" w:type="dxa"/>
+            <w:bottom w:w="0" w:type="dxa"/>
+          </w:tblCellMar>
+        </w:tblPrEx>
         <w:tc>
           <w:tcPr>
             <w:tcW w:w="2500" w:type="pct"/>
@@ -12205,8 +11692,11 @@
     <w:p>
       <w:pPr>
         <w:pStyle w:val="2"/>
-      </w:pPr>
-      <w:bookmarkStart w:id="30" w:name="_Toc242180208"/>
+        <w:rPr>
+          <w:rFonts w:hint="eastAsia"/>
+        </w:rPr>
+      </w:pPr>
+      <w:bookmarkStart w:id="29" w:name="_Toc242453771"/>
       <w:r>
         <w:rPr>
           <w:rFonts w:hint="eastAsia"/>
@@ -12219,12 +11709,15 @@
         </w:rPr>
         <w:t>主要参考资料</w:t>
       </w:r>
-      <w:bookmarkEnd w:id="30"/>
+      <w:bookmarkEnd w:id="29"/>
     </w:p>
     <w:p>
       <w:pPr>
         <w:pStyle w:val="a"/>
         <w:ind w:left="420" w:hanging="420"/>
+        <w:rPr>
+          <w:rFonts w:hint="eastAsia"/>
+        </w:rPr>
       </w:pPr>
       <w:r>
         <w:rPr>
@@ -12266,37 +11759,16 @@
         <w:rPr>
           <w:rFonts w:hint="eastAsia"/>
         </w:rPr>
-        <w:t>2</w:t>
-      </w:r>
-      <w:r>
-        <w:rPr>
-          <w:rFonts w:hint="eastAsia"/>
-        </w:rPr>
-        <w:t>t.me/one00190</w:t>
-      </w:r>
-      <w:r>
-        <w:rPr>
-          <w:rFonts w:hint="eastAsia"/>
-        </w:rPr>
-        <w:t>19-</w:t>
-      </w:r>
-      <w:r>
-        <w:rPr>
-          <w:rFonts w:hint="eastAsia"/>
-        </w:rPr>
-        <w:t>t.me/one00190</w:t>
-      </w:r>
-      <w:r>
-        <w:rPr>
-          <w:rFonts w:hint="eastAsia"/>
-        </w:rPr>
-        <w:t>8-29</w:t>
+        <w:t>2019-08-29</w:t>
       </w:r>
     </w:p>
     <w:p>
       <w:pPr>
         <w:pStyle w:val="a"/>
         <w:ind w:left="420" w:hanging="420"/>
+        <w:rPr>
+          <w:rFonts w:hint="eastAsia"/>
+        </w:rPr>
       </w:pPr>
       <w:r>
         <w:rPr>
@@ -12326,49 +11798,16 @@
         <w:rPr>
           <w:rFonts w:hint="eastAsia"/>
         </w:rPr>
-        <w:t>2</w:t>
-      </w:r>
-      <w:r>
-        <w:rPr>
-          <w:rFonts w:hint="eastAsia"/>
-        </w:rPr>
-        <w:t>t.me/one00190</w:t>
-      </w:r>
-      <w:r>
-        <w:rPr>
-          <w:rFonts w:hint="eastAsia"/>
-        </w:rPr>
-        <w:t>19-</w:t>
-      </w:r>
-      <w:r>
-        <w:rPr>
-          <w:rFonts w:hint="eastAsia"/>
-        </w:rPr>
-        <w:t>t.me/one00190</w:t>
-      </w:r>
-      <w:r>
-        <w:rPr>
-          <w:rFonts w:hint="eastAsia"/>
-        </w:rPr>
-        <w:t>9-</w:t>
-      </w:r>
-      <w:r>
-        <w:rPr>
-          <w:rFonts w:hint="eastAsia"/>
-        </w:rPr>
-        <w:t>t.me/one00190</w:t>
-      </w:r>
-      <w:r>
-        <w:rPr>
-          <w:rFonts w:hint="eastAsia"/>
-        </w:rPr>
-        <w:t>2</w:t>
+        <w:t>2019-09-02</w:t>
       </w:r>
     </w:p>
     <w:p>
       <w:pPr>
         <w:pStyle w:val="a"/>
         <w:ind w:left="420" w:hanging="420"/>
+        <w:rPr>
+          <w:rFonts w:hint="eastAsia"/>
+        </w:rPr>
       </w:pPr>
       <w:r>
         <w:rPr>
@@ -12398,43 +11837,16 @@
         <w:rPr>
           <w:rFonts w:hint="eastAsia"/>
         </w:rPr>
-        <w:t>2</w:t>
-      </w:r>
-      <w:r>
-        <w:rPr>
-          <w:rFonts w:hint="eastAsia"/>
-        </w:rPr>
-        <w:t>t.me/one00190</w:t>
-      </w:r>
-      <w:r>
-        <w:rPr>
-          <w:rFonts w:hint="eastAsia"/>
-        </w:rPr>
-        <w:t>19-</w:t>
-      </w:r>
-      <w:r>
-        <w:rPr>
-          <w:rFonts w:hint="eastAsia"/>
-        </w:rPr>
-        <w:t>t.me/one00190</w:t>
-      </w:r>
-      <w:r>
-        <w:rPr>
-          <w:rFonts w:hint="eastAsia"/>
-        </w:rPr>
-        <w:t>8-3</w:t>
-      </w:r>
-      <w:r>
-        <w:rPr>
-          <w:rFonts w:hint="eastAsia"/>
-        </w:rPr>
-        <w:t>t.me/one00190</w:t>
+        <w:t>2019-08-30</w:t>
       </w:r>
     </w:p>
     <w:p>
       <w:pPr>
         <w:pStyle w:val="a"/>
         <w:ind w:left="420" w:hanging="420"/>
+        <w:rPr>
+          <w:rFonts w:hint="eastAsia"/>
+        </w:rPr>
       </w:pPr>
       <w:r>
         <w:rPr>
@@ -12464,49 +11876,16 @@
         <w:rPr>
           <w:rFonts w:hint="eastAsia"/>
         </w:rPr>
-        <w:t>2</w:t>
-      </w:r>
-      <w:r>
-        <w:rPr>
-          <w:rFonts w:hint="eastAsia"/>
-        </w:rPr>
-        <w:t>t.me/one00190</w:t>
-      </w:r>
-      <w:r>
-        <w:rPr>
-          <w:rFonts w:hint="eastAsia"/>
-        </w:rPr>
-        <w:t>2</w:t>
-      </w:r>
-      <w:r>
-        <w:rPr>
-          <w:rFonts w:hint="eastAsia"/>
-        </w:rPr>
-        <w:t>t.me/one00190</w:t>
-      </w:r>
-      <w:r>
-        <w:rPr>
-          <w:rFonts w:hint="eastAsia"/>
-        </w:rPr>
-        <w:t>-</w:t>
-      </w:r>
-      <w:r>
-        <w:rPr>
-          <w:rFonts w:hint="eastAsia"/>
-        </w:rPr>
-        <w:t>t.me/one00190</w:t>
-      </w:r>
-      <w:r>
-        <w:rPr>
-          <w:rFonts w:hint="eastAsia"/>
-        </w:rPr>
-        <w:t>3-24</w:t>
+        <w:t>2020-03-24</w:t>
       </w:r>
     </w:p>
     <w:p>
       <w:pPr>
         <w:pStyle w:val="a"/>
         <w:ind w:left="420" w:hanging="420"/>
+        <w:rPr>
+          <w:rFonts w:hint="eastAsia"/>
+        </w:rPr>
       </w:pPr>
       <w:r>
         <w:rPr>
@@ -12536,25 +11915,16 @@
         <w:rPr>
           <w:rFonts w:hint="eastAsia"/>
         </w:rPr>
-        <w:t>2</w:t>
-      </w:r>
-      <w:r>
-        <w:rPr>
-          <w:rFonts w:hint="eastAsia"/>
-        </w:rPr>
-        <w:t>t.me/one00190</w:t>
-      </w:r>
-      <w:r>
-        <w:rPr>
-          <w:rFonts w:hint="eastAsia"/>
-        </w:rPr>
-        <w:t>21-11-11</w:t>
+        <w:t>2021-11-11</w:t>
       </w:r>
     </w:p>
     <w:p>
       <w:pPr>
         <w:pStyle w:val="a"/>
         <w:ind w:left="420" w:hanging="420"/>
+        <w:rPr>
+          <w:rFonts w:hint="eastAsia"/>
+        </w:rPr>
       </w:pPr>
       <w:r>
         <w:rPr>
@@ -12584,25 +11954,16 @@
         <w:rPr>
           <w:rFonts w:hint="eastAsia"/>
         </w:rPr>
-        <w:t>2</w:t>
-      </w:r>
-      <w:r>
-        <w:rPr>
-          <w:rFonts w:hint="eastAsia"/>
-        </w:rPr>
-        <w:t>t.me/one00190</w:t>
-      </w:r>
-      <w:r>
-        <w:rPr>
-          <w:rFonts w:hint="eastAsia"/>
-        </w:rPr>
-        <w:t>21-11-12</w:t>
+        <w:t>2021-11-12</w:t>
       </w:r>
     </w:p>
     <w:p>
       <w:pPr>
         <w:pStyle w:val="a"/>
         <w:ind w:left="420" w:hanging="420"/>
+        <w:rPr>
+          <w:rFonts w:hint="eastAsia"/>
+        </w:rPr>
       </w:pPr>
       <w:r>
         <w:rPr>
@@ -12632,25 +11993,16 @@
         <w:rPr>
           <w:rFonts w:hint="eastAsia"/>
         </w:rPr>
-        <w:t>2</w:t>
-      </w:r>
-      <w:r>
-        <w:rPr>
-          <w:rFonts w:hint="eastAsia"/>
-        </w:rPr>
-        <w:t>t.me/one00190</w:t>
-      </w:r>
-      <w:r>
-        <w:rPr>
-          <w:rFonts w:hint="eastAsia"/>
-        </w:rPr>
-        <w:t>21-11-11</w:t>
+        <w:t>2021-11-11</w:t>
       </w:r>
     </w:p>
     <w:p>
       <w:pPr>
         <w:pStyle w:val="a"/>
         <w:ind w:left="420" w:hanging="420"/>
+        <w:rPr>
+          <w:rFonts w:hint="eastAsia"/>
+        </w:rPr>
       </w:pPr>
       <w:r>
         <w:rPr>
@@ -12692,25 +12044,16 @@
         <w:rPr>
           <w:rFonts w:hint="eastAsia"/>
         </w:rPr>
-        <w:t>2</w:t>
-      </w:r>
-      <w:r>
-        <w:rPr>
-          <w:rFonts w:hint="eastAsia"/>
-        </w:rPr>
-        <w:t>t.me/one00190</w:t>
-      </w:r>
-      <w:r>
-        <w:rPr>
-          <w:rFonts w:hint="eastAsia"/>
-        </w:rPr>
-        <w:t>21-11</w:t>
+        <w:t>2021-11</w:t>
       </w:r>
     </w:p>
     <w:p>
       <w:pPr>
         <w:pStyle w:val="a"/>
         <w:ind w:left="420" w:hanging="420"/>
+        <w:rPr>
+          <w:rFonts w:hint="eastAsia"/>
+        </w:rPr>
       </w:pPr>
       <w:r>
         <w:rPr>
@@ -12740,37 +12083,14 @@
         <w:rPr>
           <w:rFonts w:hint="eastAsia"/>
         </w:rPr>
-        <w:t>2</w:t>
-      </w:r>
-      <w:r>
-        <w:rPr>
-          <w:rFonts w:hint="eastAsia"/>
-        </w:rPr>
-        <w:t>t.me/one00190</w:t>
-      </w:r>
-      <w:r>
-        <w:rPr>
-          <w:rFonts w:hint="eastAsia"/>
-        </w:rPr>
-        <w:t>26-</w:t>
-      </w:r>
-      <w:r>
-        <w:rPr>
-          <w:rFonts w:hint="eastAsia"/>
-        </w:rPr>
-        <w:t>t.me/one00190</w:t>
-      </w:r>
-      <w:r>
-        <w:rPr>
-          <w:rFonts w:hint="eastAsia"/>
-        </w:rPr>
-        <w:t>3</w:t>
+        <w:t>2026-03</w:t>
       </w:r>
     </w:p>
     <w:p>
       <w:pPr>
         <w:ind w:left="280"/>
         <w:rPr>
+          <w:rFonts w:hint="eastAsia"/>
           <w:i/>
           <w:color w:val="595959"/>
         </w:rPr>
@@ -12785,6 +12105,11 @@
       </w:r>
     </w:p>
     <w:p>
+      <w:pPr>
+        <w:rPr>
+          <w:rFonts w:hint="eastAsia"/>
+        </w:rPr>
+      </w:pPr>
       <w:r>
         <w:rPr>
           <w:rFonts w:hint="eastAsia"/>
@@ -12819,19 +12144,20 @@
         <w:rPr>
           <w:rFonts w:hint="eastAsia"/>
         </w:rPr>
-        <w:t>https://t.me/pjx712</w:t>
-      </w:r>
-      <w:r>
-        <w:rPr>
-          <w:rFonts w:hint="eastAsia"/>
-        </w:rPr>
-        <w:t>t.me/one00190</w:t>
-      </w:r>
-    </w:p>
-    <w:p/>
+        <w:t>https://t.me/one00190</w:t>
+      </w:r>
+    </w:p>
+    <w:p>
+      <w:bookmarkStart w:id="30" w:name="_GoBack"/>
+      <w:bookmarkEnd w:id="30"/>
+    </w:p>
     <w:sectPr>
-      <w:headerReference w:type="default" r:id="rId7"/>
-      <w:footerReference w:type="default" r:id="rId8"/>
+      <w:headerReference w:type="even" r:id="rId7"/>
+      <w:headerReference w:type="default" r:id="rId8"/>
+      <w:footerReference w:type="even" r:id="rId9"/>
+      <w:footerReference w:type="default" r:id="rId10"/>
+      <w:headerReference w:type="first" r:id="rId11"/>
+      <w:footerReference w:type="first" r:id="rId12"/>
       <w:pgSz w:w="11906" w:h="16838"/>
       <w:pgMar w:top="1440" w:right="1360" w:bottom="1440" w:left="1360" w:header="851" w:footer="992" w:gutter="0"/>
       <w:cols w:space="720"/>
@@ -12867,6 +12193,16 @@
 </file>
 
 <file path=word/footer1.xml><?xml version="1.0" encoding="utf-8"?>
+<w:ftr xmlns:wpc="http://schemas.microsoft.com/office/word/2010/wordprocessingCanvas" xmlns:cx="http://schemas.microsoft.com/office/drawing/2014/chartex" xmlns:mc="http://schemas.openxmlformats.org/markup-compatibility/2006" xmlns:o="urn:schemas-microsoft-com:office:office" xmlns:r="http://schemas.openxmlformats.org/officeDocument/2006/relationships" xmlns:m="http://schemas.openxmlformats.org/officeDocument/2006/math" xmlns:v="urn:schemas-microsoft-com:vml" xmlns:wp14="http://schemas.microsoft.com/office/word/2010/wordprocessingDrawing" xmlns:wp="http://schemas.openxmlformats.org/drawingml/2006/wordprocessingDrawing" xmlns:w10="urn:schemas-microsoft-com:office:word" xmlns:w="http://schemas.openxmlformats.org/wordprocessingml/2006/main" xmlns:w14="http://schemas.microsoft.com/office/word/2010/wordml" xmlns:w15="http://schemas.microsoft.com/office/word/2012/wordml" xmlns:w16se="http://schemas.microsoft.com/office/word/2015/wordml/symex" xmlns:wpg="http://schemas.microsoft.com/office/word/2010/wordprocessingGroup" xmlns:wpi="http://schemas.microsoft.com/office/word/2010/wordprocessingInk" xmlns:wne="http://schemas.microsoft.com/office/word/2006/wordml" xmlns:wps="http://schemas.microsoft.com/office/word/2010/wordprocessingShape" mc:Ignorable="w14 w15 w16se wp14">
+  <w:p>
+    <w:pPr>
+      <w:pStyle w:val="aa"/>
+    </w:pPr>
+  </w:p>
+</w:ftr>
+</file>
+
+<file path=word/footer2.xml><?xml version="1.0" encoding="utf-8"?>
 <w:ftr xmlns:wpc="http://schemas.microsoft.com/office/word/2010/wordprocessingCanvas" xmlns:cx="http://schemas.microsoft.com/office/drawing/2014/chartex" xmlns:mc="http://schemas.openxmlformats.org/markup-compatibility/2006" xmlns:o="urn:schemas-microsoft-com:office:office" xmlns:r="http://schemas.openxmlformats.org/officeDocument/2006/relationships" xmlns:m="http://schemas.openxmlformats.org/officeDocument/2006/math" xmlns:v="urn:schemas-microsoft-com:vml" xmlns:wp14="http://schemas.microsoft.com/office/word/2010/wordprocessingDrawing" xmlns:wp="http://schemas.openxmlformats.org/drawingml/2006/wordprocessingDrawing" xmlns:w10="urn:schemas-microsoft-com:office:word" xmlns:w="http://schemas.openxmlformats.org/wordprocessingml/2006/main" xmlns:w14="http://schemas.microsoft.com/office/word/2010/wordml" xmlns:w15="http://schemas.microsoft.com/office/word/2012/wordml" xmlns:w16se="http://schemas.microsoft.com/office/word/2015/wordml/symex" xmlns:wpg="http://schemas.microsoft.com/office/word/2010/wordprocessingGroup" xmlns:wpi="http://schemas.microsoft.com/office/word/2010/wordprocessingInk" xmlns:wne="http://schemas.microsoft.com/office/word/2006/wordml" xmlns:wps="http://schemas.microsoft.com/office/word/2010/wordprocessingShape" mc:Ignorable="w14 w15 w16se wp14">
   <w:p>
     <w:pPr>
@@ -12919,7 +12255,7 @@
         <w:sz w:val="16"/>
         <w:szCs w:val="16"/>
       </w:rPr>
-      <w:t>3</w:t>
+      <w:t>15</w:t>
     </w:r>
     <w:r>
       <w:rPr>
@@ -12949,6 +12285,16 @@
 </w:ftr>
 </file>
 
+<file path=word/footer3.xml><?xml version="1.0" encoding="utf-8"?>
+<w:ftr xmlns:wpc="http://schemas.microsoft.com/office/word/2010/wordprocessingCanvas" xmlns:cx="http://schemas.microsoft.com/office/drawing/2014/chartex" xmlns:mc="http://schemas.openxmlformats.org/markup-compatibility/2006" xmlns:o="urn:schemas-microsoft-com:office:office" xmlns:r="http://schemas.openxmlformats.org/officeDocument/2006/relationships" xmlns:m="http://schemas.openxmlformats.org/officeDocument/2006/math" xmlns:v="urn:schemas-microsoft-com:vml" xmlns:wp14="http://schemas.microsoft.com/office/word/2010/wordprocessingDrawing" xmlns:wp="http://schemas.openxmlformats.org/drawingml/2006/wordprocessingDrawing" xmlns:w10="urn:schemas-microsoft-com:office:word" xmlns:w="http://schemas.openxmlformats.org/wordprocessingml/2006/main" xmlns:w14="http://schemas.microsoft.com/office/word/2010/wordml" xmlns:w15="http://schemas.microsoft.com/office/word/2012/wordml" xmlns:w16se="http://schemas.microsoft.com/office/word/2015/wordml/symex" xmlns:wpg="http://schemas.microsoft.com/office/word/2010/wordprocessingGroup" xmlns:wpi="http://schemas.microsoft.com/office/word/2010/wordprocessingInk" xmlns:wne="http://schemas.microsoft.com/office/word/2006/wordml" xmlns:wps="http://schemas.microsoft.com/office/word/2010/wordprocessingShape" mc:Ignorable="w14 w15 w16se wp14">
+  <w:p>
+    <w:pPr>
+      <w:pStyle w:val="aa"/>
+    </w:pPr>
+  </w:p>
+</w:ftr>
+</file>
+
 <file path=word/footnotes.xml><?xml version="1.0" encoding="utf-8"?>
 <w:footnotes xmlns:wpc="http://schemas.microsoft.com/office/word/2010/wordprocessingCanvas" xmlns:cx="http://schemas.microsoft.com/office/drawing/2014/chartex" xmlns:mc="http://schemas.openxmlformats.org/markup-compatibility/2006" xmlns:o="urn:schemas-microsoft-com:office:office" xmlns:r="http://schemas.openxmlformats.org/officeDocument/2006/relationships" xmlns:m="http://schemas.openxmlformats.org/officeDocument/2006/math" xmlns:v="urn:schemas-microsoft-com:vml" xmlns:wp14="http://schemas.microsoft.com/office/word/2010/wordprocessingDrawing" xmlns:wp="http://schemas.openxmlformats.org/drawingml/2006/wordprocessingDrawing" xmlns:w10="urn:schemas-microsoft-com:office:word" xmlns:w="http://schemas.openxmlformats.org/wordprocessingml/2006/main" xmlns:w14="http://schemas.microsoft.com/office/word/2010/wordml" xmlns:w15="http://schemas.microsoft.com/office/word/2012/wordml" xmlns:w16se="http://schemas.microsoft.com/office/word/2015/wordml/symex" xmlns:wpg="http://schemas.microsoft.com/office/word/2010/wordprocessingGroup" xmlns:wpi="http://schemas.microsoft.com/office/word/2010/wordprocessingInk" xmlns:wne="http://schemas.microsoft.com/office/word/2006/wordml" xmlns:wps="http://schemas.microsoft.com/office/word/2010/wordprocessingShape" mc:Ignorable="w14 w15 w16se wp14">
   <w:footnote w:type="separator" w:id="-1">
@@ -12975,6 +12321,16 @@
 </file>
 
 <file path=word/header1.xml><?xml version="1.0" encoding="utf-8"?>
+<w:hdr xmlns:wpc="http://schemas.microsoft.com/office/word/2010/wordprocessingCanvas" xmlns:cx="http://schemas.microsoft.com/office/drawing/2014/chartex" xmlns:mc="http://schemas.openxmlformats.org/markup-compatibility/2006" xmlns:o="urn:schemas-microsoft-com:office:office" xmlns:r="http://schemas.openxmlformats.org/officeDocument/2006/relationships" xmlns:m="http://schemas.openxmlformats.org/officeDocument/2006/math" xmlns:v="urn:schemas-microsoft-com:vml" xmlns:wp14="http://schemas.microsoft.com/office/word/2010/wordprocessingDrawing" xmlns:wp="http://schemas.openxmlformats.org/drawingml/2006/wordprocessingDrawing" xmlns:w10="urn:schemas-microsoft-com:office:word" xmlns:w="http://schemas.openxmlformats.org/wordprocessingml/2006/main" xmlns:w14="http://schemas.microsoft.com/office/word/2010/wordml" xmlns:w15="http://schemas.microsoft.com/office/word/2012/wordml" xmlns:w16se="http://schemas.microsoft.com/office/word/2015/wordml/symex" xmlns:wpg="http://schemas.microsoft.com/office/word/2010/wordprocessingGroup" xmlns:wpi="http://schemas.microsoft.com/office/word/2010/wordprocessingInk" xmlns:wne="http://schemas.microsoft.com/office/word/2006/wordml" xmlns:wps="http://schemas.microsoft.com/office/word/2010/wordprocessingShape" mc:Ignorable="w14 w15 w16se wp14">
+  <w:p>
+    <w:pPr>
+      <w:pStyle w:val="a8"/>
+    </w:pPr>
+  </w:p>
+</w:hdr>
+</file>
+
+<file path=word/header2.xml><?xml version="1.0" encoding="utf-8"?>
 <w:hdr xmlns:wpc="http://schemas.microsoft.com/office/word/2010/wordprocessingCanvas" xmlns:cx="http://schemas.microsoft.com/office/drawing/2014/chartex" xmlns:mc="http://schemas.openxmlformats.org/markup-compatibility/2006" xmlns:o="urn:schemas-microsoft-com:office:office" xmlns:r="http://schemas.openxmlformats.org/officeDocument/2006/relationships" xmlns:m="http://schemas.openxmlformats.org/officeDocument/2006/math" xmlns:v="urn:schemas-microsoft-com:vml" xmlns:wp14="http://schemas.microsoft.com/office/word/2010/wordprocessingDrawing" xmlns:wp="http://schemas.openxmlformats.org/drawingml/2006/wordprocessingDrawing" xmlns:w10="urn:schemas-microsoft-com:office:word" xmlns:w="http://schemas.openxmlformats.org/wordprocessingml/2006/main" xmlns:w14="http://schemas.microsoft.com/office/word/2010/wordml" xmlns:w15="http://schemas.microsoft.com/office/word/2012/wordml" xmlns:w16se="http://schemas.microsoft.com/office/word/2015/wordml/symex" xmlns:wpg="http://schemas.microsoft.com/office/word/2010/wordprocessingGroup" xmlns:wpi="http://schemas.microsoft.com/office/word/2010/wordprocessingInk" xmlns:wne="http://schemas.microsoft.com/office/word/2006/wordml" xmlns:wps="http://schemas.microsoft.com/office/word/2010/wordprocessingShape" mc:Ignorable="w14 w15 w16se wp14">
   <w:p>
     <w:pPr>
@@ -13005,6 +12361,16 @@
       </w:rPr>
       <w:t>水坑攻击安全分析报告</w:t>
     </w:r>
+  </w:p>
+</w:hdr>
+</file>
+
+<file path=word/header3.xml><?xml version="1.0" encoding="utf-8"?>
+<w:hdr xmlns:wpc="http://schemas.microsoft.com/office/word/2010/wordprocessingCanvas" xmlns:cx="http://schemas.microsoft.com/office/drawing/2014/chartex" xmlns:mc="http://schemas.openxmlformats.org/markup-compatibility/2006" xmlns:o="urn:schemas-microsoft-com:office:office" xmlns:r="http://schemas.openxmlformats.org/officeDocument/2006/relationships" xmlns:m="http://schemas.openxmlformats.org/officeDocument/2006/math" xmlns:v="urn:schemas-microsoft-com:vml" xmlns:wp14="http://schemas.microsoft.com/office/word/2010/wordprocessingDrawing" xmlns:wp="http://schemas.openxmlformats.org/drawingml/2006/wordprocessingDrawing" xmlns:w10="urn:schemas-microsoft-com:office:word" xmlns:w="http://schemas.openxmlformats.org/wordprocessingml/2006/main" xmlns:w14="http://schemas.microsoft.com/office/word/2010/wordml" xmlns:w15="http://schemas.microsoft.com/office/word/2012/wordml" xmlns:w16se="http://schemas.microsoft.com/office/word/2015/wordml/symex" xmlns:wpg="http://schemas.microsoft.com/office/word/2010/wordprocessingGroup" xmlns:wpi="http://schemas.microsoft.com/office/word/2010/wordprocessingInk" xmlns:wne="http://schemas.microsoft.com/office/word/2006/wordml" xmlns:wps="http://schemas.microsoft.com/office/word/2010/wordprocessingShape" mc:Ignorable="w14 w15 w16se wp14">
+  <w:p>
+    <w:pPr>
+      <w:pStyle w:val="a8"/>
+    </w:pPr>
   </w:p>
 </w:hdr>
 </file>
